--- a/docs/generated/docx/user/User_Guide.docx
+++ b/docs/generated/docx/user/User_Guide.docx
@@ -2,24 +2,6221 @@
 <file path=word/document.xml><?xml version="1.0" encoding="utf-8"?>
 <w:document xmlns:w="http://schemas.openxmlformats.org/wordprocessingml/2006/main" xmlns:m="http://schemas.openxmlformats.org/officeDocument/2006/math" xmlns:r="http://schemas.openxmlformats.org/officeDocument/2006/relationships" xmlns:o="urn:schemas-microsoft-com:office:office" xmlns:v="urn:schemas-microsoft-com:vml" xmlns:w10="urn:schemas-microsoft-com:office:word" xmlns:a="http://schemas.openxmlformats.org/drawingml/2006/main" xmlns:pic="http://schemas.openxmlformats.org/drawingml/2006/picture" xmlns:wp="http://schemas.openxmlformats.org/drawingml/2006/wordprocessingDrawing">
   <w:body>
-    <w:bookmarkStart w:id="9" w:name="user_guide"/>
+    <w:bookmarkStart w:id="9" w:name="user-guide"/>
     <w:p>
       <w:pPr>
         <w:pStyle w:val="Heading1"/>
       </w:pPr>
       <w:r>
-        <w:t xml:space="preserve">User_Guide</w:t>
-      </w:r>
-    </w:p>
-    <w:p>
-      <w:pPr>
-        <w:pStyle w:val="FirstParagraph"/>
-      </w:pPr>
-      <w:r>
-        <w:t xml:space="preserve">Project specific content.</w:t>
+        <w:t xml:space="preserve">User Guide</w:t>
+      </w:r>
+    </w:p>
+    <w:p>
+      <w:pPr>
+        <w:pStyle w:val="FirstParagraph"/>
+      </w:pPr>
+      <w:r>
+        <w:t xml:space="preserve">Version: 1.0</w:t>
+      </w:r>
+    </w:p>
+    <w:p>
+      <w:r>
+        <w:pict>
+          <v:rect style="width:0;height:1.5pt" o:hralign="center" o:hrstd="t" o:hr="t"/>
+        </w:pict>
       </w:r>
     </w:p>
     <w:bookmarkEnd w:id="9"/>
+    <w:bookmarkStart w:id="10" w:name="purpose"/>
+    <w:p>
+      <w:pPr>
+        <w:pStyle w:val="Heading1"/>
+      </w:pPr>
+      <w:r>
+        <w:t xml:space="preserve">Purpose</w:t>
+      </w:r>
+    </w:p>
+    <w:p>
+      <w:pPr>
+        <w:pStyle w:val="FirstParagraph"/>
+      </w:pPr>
+      <w:r>
+        <w:t xml:space="preserve">This guide explains how users work with Trading Platform Pro and its primary application, the Trading Cockpit.</w:t>
+      </w:r>
+    </w:p>
+    <w:p>
+      <w:pPr>
+        <w:pStyle w:val="BodyText"/>
+      </w:pPr>
+      <w:r>
+        <w:t xml:space="preserve">The Trading Cockpit is a professional desktop workspace for observing markets, reviewing trading opportunities, preparing decisions, monitoring orders and tracking portfolio state.</w:t>
+      </w:r>
+    </w:p>
+    <w:p>
+      <w:pPr>
+        <w:pStyle w:val="BodyText"/>
+      </w:pPr>
+      <w:r>
+        <w:t xml:space="preserve">This guide focuses on user-facing behaviour.</w:t>
+      </w:r>
+    </w:p>
+    <w:p>
+      <w:pPr>
+        <w:pStyle w:val="BodyText"/>
+      </w:pPr>
+      <w:r>
+        <w:t xml:space="preserve">It does not describe internal architecture, source code or implementation details.</w:t>
+      </w:r>
+    </w:p>
+    <w:p>
+      <w:r>
+        <w:pict>
+          <v:rect style="width:0;height:1.5pt" o:hralign="center" o:hrstd="t" o:hr="t"/>
+        </w:pict>
+      </w:r>
+    </w:p>
+    <w:bookmarkEnd w:id="10"/>
+    <w:bookmarkStart w:id="11" w:name="target-audience"/>
+    <w:p>
+      <w:pPr>
+        <w:pStyle w:val="Heading1"/>
+      </w:pPr>
+      <w:r>
+        <w:t xml:space="preserve">Target Audience</w:t>
+      </w:r>
+    </w:p>
+    <w:p>
+      <w:pPr>
+        <w:pStyle w:val="FirstParagraph"/>
+      </w:pPr>
+      <w:r>
+        <w:t xml:space="preserve">This guide is intended for:</w:t>
+      </w:r>
+    </w:p>
+    <w:p>
+      <w:pPr>
+        <w:pStyle w:val="Compact"/>
+        <w:numPr>
+          <w:ilvl w:val="0"/>
+          <w:numId w:val="1001"/>
+        </w:numPr>
+      </w:pPr>
+      <w:r>
+        <w:t xml:space="preserve">traders</w:t>
+      </w:r>
+    </w:p>
+    <w:p>
+      <w:pPr>
+        <w:pStyle w:val="Compact"/>
+        <w:numPr>
+          <w:ilvl w:val="0"/>
+          <w:numId w:val="1001"/>
+        </w:numPr>
+      </w:pPr>
+      <w:r>
+        <w:t xml:space="preserve">portfolio users</w:t>
+      </w:r>
+    </w:p>
+    <w:p>
+      <w:pPr>
+        <w:pStyle w:val="Compact"/>
+        <w:numPr>
+          <w:ilvl w:val="0"/>
+          <w:numId w:val="1001"/>
+        </w:numPr>
+      </w:pPr>
+      <w:r>
+        <w:t xml:space="preserve">operators</w:t>
+      </w:r>
+    </w:p>
+    <w:p>
+      <w:pPr>
+        <w:pStyle w:val="Compact"/>
+        <w:numPr>
+          <w:ilvl w:val="0"/>
+          <w:numId w:val="1001"/>
+        </w:numPr>
+      </w:pPr>
+      <w:r>
+        <w:t xml:space="preserve">testers</w:t>
+      </w:r>
+    </w:p>
+    <w:p>
+      <w:pPr>
+        <w:pStyle w:val="Compact"/>
+        <w:numPr>
+          <w:ilvl w:val="0"/>
+          <w:numId w:val="1001"/>
+        </w:numPr>
+      </w:pPr>
+      <w:r>
+        <w:t xml:space="preserve">reviewers</w:t>
+      </w:r>
+    </w:p>
+    <w:p>
+      <w:pPr>
+        <w:pStyle w:val="Compact"/>
+        <w:numPr>
+          <w:ilvl w:val="0"/>
+          <w:numId w:val="1001"/>
+        </w:numPr>
+      </w:pPr>
+      <w:r>
+        <w:t xml:space="preserve">support users</w:t>
+      </w:r>
+    </w:p>
+    <w:p>
+      <w:pPr>
+        <w:pStyle w:val="FirstParagraph"/>
+      </w:pPr>
+      <w:r>
+        <w:t xml:space="preserve">The guide assumes that users understand basic trading concepts such as:</w:t>
+      </w:r>
+    </w:p>
+    <w:p>
+      <w:pPr>
+        <w:pStyle w:val="Compact"/>
+        <w:numPr>
+          <w:ilvl w:val="0"/>
+          <w:numId w:val="1002"/>
+        </w:numPr>
+      </w:pPr>
+      <w:r>
+        <w:t xml:space="preserve">instruments</w:t>
+      </w:r>
+    </w:p>
+    <w:p>
+      <w:pPr>
+        <w:pStyle w:val="Compact"/>
+        <w:numPr>
+          <w:ilvl w:val="0"/>
+          <w:numId w:val="1002"/>
+        </w:numPr>
+      </w:pPr>
+      <w:r>
+        <w:t xml:space="preserve">quotes</w:t>
+      </w:r>
+    </w:p>
+    <w:p>
+      <w:pPr>
+        <w:pStyle w:val="Compact"/>
+        <w:numPr>
+          <w:ilvl w:val="0"/>
+          <w:numId w:val="1002"/>
+        </w:numPr>
+      </w:pPr>
+      <w:r>
+        <w:t xml:space="preserve">orders</w:t>
+      </w:r>
+    </w:p>
+    <w:p>
+      <w:pPr>
+        <w:pStyle w:val="Compact"/>
+        <w:numPr>
+          <w:ilvl w:val="0"/>
+          <w:numId w:val="1002"/>
+        </w:numPr>
+      </w:pPr>
+      <w:r>
+        <w:t xml:space="preserve">positions</w:t>
+      </w:r>
+    </w:p>
+    <w:p>
+      <w:pPr>
+        <w:pStyle w:val="Compact"/>
+        <w:numPr>
+          <w:ilvl w:val="0"/>
+          <w:numId w:val="1002"/>
+        </w:numPr>
+      </w:pPr>
+      <w:r>
+        <w:t xml:space="preserve">portfolio value</w:t>
+      </w:r>
+    </w:p>
+    <w:p>
+      <w:pPr>
+        <w:pStyle w:val="Compact"/>
+        <w:numPr>
+          <w:ilvl w:val="0"/>
+          <w:numId w:val="1002"/>
+        </w:numPr>
+      </w:pPr>
+      <w:r>
+        <w:t xml:space="preserve">risk</w:t>
+      </w:r>
+    </w:p>
+    <w:p>
+      <w:pPr>
+        <w:pStyle w:val="Compact"/>
+        <w:numPr>
+          <w:ilvl w:val="0"/>
+          <w:numId w:val="1002"/>
+        </w:numPr>
+      </w:pPr>
+      <w:r>
+        <w:t xml:space="preserve">broker connectivity</w:t>
+      </w:r>
+    </w:p>
+    <w:p>
+      <w:r>
+        <w:pict>
+          <v:rect style="width:0;height:1.5pt" o:hralign="center" o:hrstd="t" o:hr="t"/>
+        </w:pict>
+      </w:r>
+    </w:p>
+    <w:bookmarkEnd w:id="11"/>
+    <w:bookmarkStart w:id="12" w:name="product-overview"/>
+    <w:p>
+      <w:pPr>
+        <w:pStyle w:val="Heading1"/>
+      </w:pPr>
+      <w:r>
+        <w:t xml:space="preserve">Product Overview</w:t>
+      </w:r>
+    </w:p>
+    <w:p>
+      <w:pPr>
+        <w:pStyle w:val="FirstParagraph"/>
+      </w:pPr>
+      <w:r>
+        <w:t xml:space="preserve">The Trading Cockpit helps users move through the trading workflow:</w:t>
+      </w:r>
+    </w:p>
+    <w:p>
+      <w:pPr>
+        <w:pStyle w:val="SourceCode"/>
+      </w:pPr>
+      <w:r>
+        <w:rPr>
+          <w:rStyle w:val="VerbatimChar"/>
+        </w:rPr>
+        <w:t xml:space="preserve">Observe Market</w:t>
+      </w:r>
+      <w:r>
+        <w:br/>
+      </w:r>
+      <w:r>
+        <w:rPr>
+          <w:rStyle w:val="VerbatimChar"/>
+        </w:rPr>
+        <w:t xml:space="preserve">        ↓</w:t>
+      </w:r>
+      <w:r>
+        <w:br/>
+      </w:r>
+      <w:r>
+        <w:rPr>
+          <w:rStyle w:val="VerbatimChar"/>
+        </w:rPr>
+        <w:t xml:space="preserve">Select Instrument</w:t>
+      </w:r>
+      <w:r>
+        <w:br/>
+      </w:r>
+      <w:r>
+        <w:rPr>
+          <w:rStyle w:val="VerbatimChar"/>
+        </w:rPr>
+        <w:t xml:space="preserve">        ↓</w:t>
+      </w:r>
+      <w:r>
+        <w:br/>
+      </w:r>
+      <w:r>
+        <w:rPr>
+          <w:rStyle w:val="VerbatimChar"/>
+        </w:rPr>
+        <w:t xml:space="preserve">Evaluate Candidate</w:t>
+      </w:r>
+      <w:r>
+        <w:br/>
+      </w:r>
+      <w:r>
+        <w:rPr>
+          <w:rStyle w:val="VerbatimChar"/>
+        </w:rPr>
+        <w:t xml:space="preserve">        ↓</w:t>
+      </w:r>
+      <w:r>
+        <w:br/>
+      </w:r>
+      <w:r>
+        <w:rPr>
+          <w:rStyle w:val="VerbatimChar"/>
+        </w:rPr>
+        <w:t xml:space="preserve">Review Portfolio and Risk</w:t>
+      </w:r>
+      <w:r>
+        <w:br/>
+      </w:r>
+      <w:r>
+        <w:rPr>
+          <w:rStyle w:val="VerbatimChar"/>
+        </w:rPr>
+        <w:t xml:space="preserve">        ↓</w:t>
+      </w:r>
+      <w:r>
+        <w:br/>
+      </w:r>
+      <w:r>
+        <w:rPr>
+          <w:rStyle w:val="VerbatimChar"/>
+        </w:rPr>
+        <w:t xml:space="preserve">Make Decision</w:t>
+      </w:r>
+      <w:r>
+        <w:br/>
+      </w:r>
+      <w:r>
+        <w:rPr>
+          <w:rStyle w:val="VerbatimChar"/>
+        </w:rPr>
+        <w:t xml:space="preserve">        ↓</w:t>
+      </w:r>
+      <w:r>
+        <w:br/>
+      </w:r>
+      <w:r>
+        <w:rPr>
+          <w:rStyle w:val="VerbatimChar"/>
+        </w:rPr>
+        <w:t xml:space="preserve">Prepare Order</w:t>
+      </w:r>
+      <w:r>
+        <w:br/>
+      </w:r>
+      <w:r>
+        <w:rPr>
+          <w:rStyle w:val="VerbatimChar"/>
+        </w:rPr>
+        <w:t xml:space="preserve">        ↓</w:t>
+      </w:r>
+      <w:r>
+        <w:br/>
+      </w:r>
+      <w:r>
+        <w:rPr>
+          <w:rStyle w:val="VerbatimChar"/>
+        </w:rPr>
+        <w:t xml:space="preserve">Submit or Cancel</w:t>
+      </w:r>
+      <w:r>
+        <w:br/>
+      </w:r>
+      <w:r>
+        <w:rPr>
+          <w:rStyle w:val="VerbatimChar"/>
+        </w:rPr>
+        <w:t xml:space="preserve">        ↓</w:t>
+      </w:r>
+      <w:r>
+        <w:br/>
+      </w:r>
+      <w:r>
+        <w:rPr>
+          <w:rStyle w:val="VerbatimChar"/>
+        </w:rPr>
+        <w:t xml:space="preserve">Monitor Order</w:t>
+      </w:r>
+      <w:r>
+        <w:br/>
+      </w:r>
+      <w:r>
+        <w:rPr>
+          <w:rStyle w:val="VerbatimChar"/>
+        </w:rPr>
+        <w:t xml:space="preserve">        ↓</w:t>
+      </w:r>
+      <w:r>
+        <w:br/>
+      </w:r>
+      <w:r>
+        <w:rPr>
+          <w:rStyle w:val="VerbatimChar"/>
+        </w:rPr>
+        <w:t xml:space="preserve">Monitor Position</w:t>
+      </w:r>
+      <w:r>
+        <w:br/>
+      </w:r>
+      <w:r>
+        <w:rPr>
+          <w:rStyle w:val="VerbatimChar"/>
+        </w:rPr>
+        <w:t xml:space="preserve">        ↓</w:t>
+      </w:r>
+      <w:r>
+        <w:br/>
+      </w:r>
+      <w:r>
+        <w:rPr>
+          <w:rStyle w:val="VerbatimChar"/>
+        </w:rPr>
+        <w:t xml:space="preserve">Review Outcome</w:t>
+      </w:r>
+    </w:p>
+    <w:p>
+      <w:pPr>
+        <w:pStyle w:val="FirstParagraph"/>
+      </w:pPr>
+      <w:r>
+        <w:t xml:space="preserve">The application is designed to keep relevant information visible and to reduce unnecessary context switching.</w:t>
+      </w:r>
+    </w:p>
+    <w:p>
+      <w:r>
+        <w:pict>
+          <v:rect style="width:0;height:1.5pt" o:hralign="center" o:hrstd="t" o:hr="t"/>
+        </w:pict>
+      </w:r>
+    </w:p>
+    <w:bookmarkEnd w:id="12"/>
+    <w:bookmarkStart w:id="13" w:name="important-safety-notice"/>
+    <w:p>
+      <w:pPr>
+        <w:pStyle w:val="Heading1"/>
+      </w:pPr>
+      <w:r>
+        <w:t xml:space="preserve">Important Safety Notice</w:t>
+      </w:r>
+    </w:p>
+    <w:p>
+      <w:pPr>
+        <w:pStyle w:val="FirstParagraph"/>
+      </w:pPr>
+      <w:r>
+        <w:t xml:space="preserve">Trading workflows may affect external broker state.</w:t>
+      </w:r>
+    </w:p>
+    <w:p>
+      <w:pPr>
+        <w:pStyle w:val="BodyText"/>
+      </w:pPr>
+      <w:r>
+        <w:t xml:space="preserve">Users are responsible for reviewing all trading actions before submission.</w:t>
+      </w:r>
+    </w:p>
+    <w:p>
+      <w:pPr>
+        <w:pStyle w:val="BodyText"/>
+      </w:pPr>
+      <w:r>
+        <w:t xml:space="preserve">The application shall make operational state visible, but it does not remove the need for user review.</w:t>
+      </w:r>
+    </w:p>
+    <w:p>
+      <w:pPr>
+        <w:pStyle w:val="BodyText"/>
+      </w:pPr>
+      <w:r>
+        <w:t xml:space="preserve">Pay special attention to:</w:t>
+      </w:r>
+    </w:p>
+    <w:p>
+      <w:pPr>
+        <w:pStyle w:val="Compact"/>
+        <w:numPr>
+          <w:ilvl w:val="0"/>
+          <w:numId w:val="1003"/>
+        </w:numPr>
+      </w:pPr>
+      <w:r>
+        <w:t xml:space="preserve">selected environment</w:t>
+      </w:r>
+    </w:p>
+    <w:p>
+      <w:pPr>
+        <w:pStyle w:val="Compact"/>
+        <w:numPr>
+          <w:ilvl w:val="0"/>
+          <w:numId w:val="1003"/>
+        </w:numPr>
+      </w:pPr>
+      <w:r>
+        <w:t xml:space="preserve">selected account</w:t>
+      </w:r>
+    </w:p>
+    <w:p>
+      <w:pPr>
+        <w:pStyle w:val="Compact"/>
+        <w:numPr>
+          <w:ilvl w:val="0"/>
+          <w:numId w:val="1003"/>
+        </w:numPr>
+      </w:pPr>
+      <w:r>
+        <w:t xml:space="preserve">instrument</w:t>
+      </w:r>
+    </w:p>
+    <w:p>
+      <w:pPr>
+        <w:pStyle w:val="Compact"/>
+        <w:numPr>
+          <w:ilvl w:val="0"/>
+          <w:numId w:val="1003"/>
+        </w:numPr>
+      </w:pPr>
+      <w:r>
+        <w:t xml:space="preserve">order side</w:t>
+      </w:r>
+    </w:p>
+    <w:p>
+      <w:pPr>
+        <w:pStyle w:val="Compact"/>
+        <w:numPr>
+          <w:ilvl w:val="0"/>
+          <w:numId w:val="1003"/>
+        </w:numPr>
+      </w:pPr>
+      <w:r>
+        <w:t xml:space="preserve">quantity</w:t>
+      </w:r>
+    </w:p>
+    <w:p>
+      <w:pPr>
+        <w:pStyle w:val="Compact"/>
+        <w:numPr>
+          <w:ilvl w:val="0"/>
+          <w:numId w:val="1003"/>
+        </w:numPr>
+      </w:pPr>
+      <w:r>
+        <w:t xml:space="preserve">order type</w:t>
+      </w:r>
+    </w:p>
+    <w:p>
+      <w:pPr>
+        <w:pStyle w:val="Compact"/>
+        <w:numPr>
+          <w:ilvl w:val="0"/>
+          <w:numId w:val="1003"/>
+        </w:numPr>
+      </w:pPr>
+      <w:r>
+        <w:t xml:space="preserve">price parameters</w:t>
+      </w:r>
+    </w:p>
+    <w:p>
+      <w:pPr>
+        <w:pStyle w:val="Compact"/>
+        <w:numPr>
+          <w:ilvl w:val="0"/>
+          <w:numId w:val="1003"/>
+        </w:numPr>
+      </w:pPr>
+      <w:r>
+        <w:t xml:space="preserve">current market data state</w:t>
+      </w:r>
+    </w:p>
+    <w:p>
+      <w:pPr>
+        <w:pStyle w:val="Compact"/>
+        <w:numPr>
+          <w:ilvl w:val="0"/>
+          <w:numId w:val="1003"/>
+        </w:numPr>
+      </w:pPr>
+      <w:r>
+        <w:t xml:space="preserve">broker connection state</w:t>
+      </w:r>
+    </w:p>
+    <w:p>
+      <w:pPr>
+        <w:pStyle w:val="Compact"/>
+        <w:numPr>
+          <w:ilvl w:val="0"/>
+          <w:numId w:val="1003"/>
+        </w:numPr>
+      </w:pPr>
+      <w:r>
+        <w:t xml:space="preserve">portfolio and risk context</w:t>
+      </w:r>
+    </w:p>
+    <w:p>
+      <w:r>
+        <w:pict>
+          <v:rect style="width:0;height:1.5pt" o:hralign="center" o:hrstd="t" o:hr="t"/>
+        </w:pict>
+      </w:r>
+    </w:p>
+    <w:bookmarkEnd w:id="13"/>
+    <w:bookmarkStart w:id="14" w:name="paper-and-live-modes"/>
+    <w:p>
+      <w:pPr>
+        <w:pStyle w:val="Heading1"/>
+      </w:pPr>
+      <w:r>
+        <w:t xml:space="preserve">PAPER and LIVE Modes</w:t>
+      </w:r>
+    </w:p>
+    <w:p>
+      <w:pPr>
+        <w:pStyle w:val="FirstParagraph"/>
+      </w:pPr>
+      <w:r>
+        <w:t xml:space="preserve">The application distinguishes between PAPER and LIVE operation.</w:t>
+      </w:r>
+    </w:p>
+    <w:p>
+      <w:pPr>
+        <w:pStyle w:val="BodyText"/>
+      </w:pPr>
+      <w:r>
+        <w:t xml:space="preserve">PAPER mode is intended for testing, validation and practice.</w:t>
+      </w:r>
+    </w:p>
+    <w:p>
+      <w:pPr>
+        <w:pStyle w:val="BodyText"/>
+      </w:pPr>
+      <w:r>
+        <w:t xml:space="preserve">LIVE mode may affect real broker accounts and real capital.</w:t>
+      </w:r>
+    </w:p>
+    <w:p>
+      <w:pPr>
+        <w:pStyle w:val="BodyText"/>
+      </w:pPr>
+      <w:r>
+        <w:t xml:space="preserve">The active environment shall be visible in the application where operationally relevant.</w:t>
+      </w:r>
+    </w:p>
+    <w:p>
+      <w:r>
+        <w:pict>
+          <v:rect style="width:0;height:1.5pt" o:hralign="center" o:hrstd="t" o:hr="t"/>
+        </w:pict>
+      </w:r>
+    </w:p>
+    <w:bookmarkEnd w:id="14"/>
+    <w:bookmarkStart w:id="15" w:name="paper-mode"/>
+    <w:p>
+      <w:pPr>
+        <w:pStyle w:val="Heading1"/>
+      </w:pPr>
+      <w:r>
+        <w:t xml:space="preserve">PAPER Mode</w:t>
+      </w:r>
+    </w:p>
+    <w:p>
+      <w:pPr>
+        <w:pStyle w:val="FirstParagraph"/>
+      </w:pPr>
+      <w:r>
+        <w:t xml:space="preserve">Use PAPER mode for:</w:t>
+      </w:r>
+    </w:p>
+    <w:p>
+      <w:pPr>
+        <w:pStyle w:val="Compact"/>
+        <w:numPr>
+          <w:ilvl w:val="0"/>
+          <w:numId w:val="1004"/>
+        </w:numPr>
+      </w:pPr>
+      <w:r>
+        <w:t xml:space="preserve">workflow validation</w:t>
+      </w:r>
+    </w:p>
+    <w:p>
+      <w:pPr>
+        <w:pStyle w:val="Compact"/>
+        <w:numPr>
+          <w:ilvl w:val="0"/>
+          <w:numId w:val="1004"/>
+        </w:numPr>
+      </w:pPr>
+      <w:r>
+        <w:t xml:space="preserve">broker connectivity testing</w:t>
+      </w:r>
+    </w:p>
+    <w:p>
+      <w:pPr>
+        <w:pStyle w:val="Compact"/>
+        <w:numPr>
+          <w:ilvl w:val="0"/>
+          <w:numId w:val="1004"/>
+        </w:numPr>
+      </w:pPr>
+      <w:r>
+        <w:t xml:space="preserve">order workflow testing</w:t>
+      </w:r>
+    </w:p>
+    <w:p>
+      <w:pPr>
+        <w:pStyle w:val="Compact"/>
+        <w:numPr>
+          <w:ilvl w:val="0"/>
+          <w:numId w:val="1004"/>
+        </w:numPr>
+      </w:pPr>
+      <w:r>
+        <w:t xml:space="preserve">training</w:t>
+      </w:r>
+    </w:p>
+    <w:p>
+      <w:pPr>
+        <w:pStyle w:val="Compact"/>
+        <w:numPr>
+          <w:ilvl w:val="0"/>
+          <w:numId w:val="1004"/>
+        </w:numPr>
+      </w:pPr>
+      <w:r>
+        <w:t xml:space="preserve">operational dry runs</w:t>
+      </w:r>
+    </w:p>
+    <w:p>
+      <w:pPr>
+        <w:pStyle w:val="Compact"/>
+        <w:numPr>
+          <w:ilvl w:val="0"/>
+          <w:numId w:val="1004"/>
+        </w:numPr>
+      </w:pPr>
+      <w:r>
+        <w:t xml:space="preserve">regression validation with external broker boundaries</w:t>
+      </w:r>
+    </w:p>
+    <w:p>
+      <w:pPr>
+        <w:pStyle w:val="FirstParagraph"/>
+      </w:pPr>
+      <w:r>
+        <w:t xml:space="preserve">PAPER mode may behave differently from LIVE trading due to broker simulation, market conditions or account configuration.</w:t>
+      </w:r>
+    </w:p>
+    <w:p>
+      <w:pPr>
+        <w:pStyle w:val="BodyText"/>
+      </w:pPr>
+      <w:r>
+        <w:t xml:space="preserve">PAPER validation is not a replacement for careful review before LIVE operation.</w:t>
+      </w:r>
+    </w:p>
+    <w:p>
+      <w:r>
+        <w:pict>
+          <v:rect style="width:0;height:1.5pt" o:hralign="center" o:hrstd="t" o:hr="t"/>
+        </w:pict>
+      </w:r>
+    </w:p>
+    <w:bookmarkEnd w:id="15"/>
+    <w:bookmarkStart w:id="16" w:name="live-mode"/>
+    <w:p>
+      <w:pPr>
+        <w:pStyle w:val="Heading1"/>
+      </w:pPr>
+      <w:r>
+        <w:t xml:space="preserve">LIVE Mode</w:t>
+      </w:r>
+    </w:p>
+    <w:p>
+      <w:pPr>
+        <w:pStyle w:val="FirstParagraph"/>
+      </w:pPr>
+      <w:r>
+        <w:t xml:space="preserve">LIVE mode requires explicit user intention.</w:t>
+      </w:r>
+    </w:p>
+    <w:p>
+      <w:pPr>
+        <w:pStyle w:val="BodyText"/>
+      </w:pPr>
+      <w:r>
+        <w:t xml:space="preserve">Before using LIVE mode verify:</w:t>
+      </w:r>
+    </w:p>
+    <w:p>
+      <w:pPr>
+        <w:pStyle w:val="Compact"/>
+        <w:numPr>
+          <w:ilvl w:val="0"/>
+          <w:numId w:val="1005"/>
+        </w:numPr>
+      </w:pPr>
+      <w:r>
+        <w:t xml:space="preserve">correct account</w:t>
+      </w:r>
+    </w:p>
+    <w:p>
+      <w:pPr>
+        <w:pStyle w:val="Compact"/>
+        <w:numPr>
+          <w:ilvl w:val="0"/>
+          <w:numId w:val="1005"/>
+        </w:numPr>
+      </w:pPr>
+      <w:r>
+        <w:t xml:space="preserve">correct environment</w:t>
+      </w:r>
+    </w:p>
+    <w:p>
+      <w:pPr>
+        <w:pStyle w:val="Compact"/>
+        <w:numPr>
+          <w:ilvl w:val="0"/>
+          <w:numId w:val="1005"/>
+        </w:numPr>
+      </w:pPr>
+      <w:r>
+        <w:t xml:space="preserve">correct instrument</w:t>
+      </w:r>
+    </w:p>
+    <w:p>
+      <w:pPr>
+        <w:pStyle w:val="Compact"/>
+        <w:numPr>
+          <w:ilvl w:val="0"/>
+          <w:numId w:val="1005"/>
+        </w:numPr>
+      </w:pPr>
+      <w:r>
+        <w:t xml:space="preserve">correct quantity</w:t>
+      </w:r>
+    </w:p>
+    <w:p>
+      <w:pPr>
+        <w:pStyle w:val="Compact"/>
+        <w:numPr>
+          <w:ilvl w:val="0"/>
+          <w:numId w:val="1005"/>
+        </w:numPr>
+      </w:pPr>
+      <w:r>
+        <w:t xml:space="preserve">correct order side</w:t>
+      </w:r>
+    </w:p>
+    <w:p>
+      <w:pPr>
+        <w:pStyle w:val="Compact"/>
+        <w:numPr>
+          <w:ilvl w:val="0"/>
+          <w:numId w:val="1005"/>
+        </w:numPr>
+      </w:pPr>
+      <w:r>
+        <w:t xml:space="preserve">correct order type</w:t>
+      </w:r>
+    </w:p>
+    <w:p>
+      <w:pPr>
+        <w:pStyle w:val="Compact"/>
+        <w:numPr>
+          <w:ilvl w:val="0"/>
+          <w:numId w:val="1005"/>
+        </w:numPr>
+      </w:pPr>
+      <w:r>
+        <w:t xml:space="preserve">current broker connection state</w:t>
+      </w:r>
+    </w:p>
+    <w:p>
+      <w:pPr>
+        <w:pStyle w:val="Compact"/>
+        <w:numPr>
+          <w:ilvl w:val="0"/>
+          <w:numId w:val="1005"/>
+        </w:numPr>
+      </w:pPr>
+      <w:r>
+        <w:t xml:space="preserve">current market data state</w:t>
+      </w:r>
+    </w:p>
+    <w:p>
+      <w:pPr>
+        <w:pStyle w:val="Compact"/>
+        <w:numPr>
+          <w:ilvl w:val="0"/>
+          <w:numId w:val="1005"/>
+        </w:numPr>
+      </w:pPr>
+      <w:r>
+        <w:t xml:space="preserve">available portfolio and risk context</w:t>
+      </w:r>
+    </w:p>
+    <w:p>
+      <w:pPr>
+        <w:pStyle w:val="FirstParagraph"/>
+      </w:pPr>
+      <w:r>
+        <w:t xml:space="preserve">Do not use LIVE trading to test basic application behaviour.</w:t>
+      </w:r>
+    </w:p>
+    <w:p>
+      <w:pPr>
+        <w:pStyle w:val="BodyText"/>
+      </w:pPr>
+      <w:r>
+        <w:t xml:space="preserve">Basic workflow validation should be completed in deterministic tests and PAPER mode first.</w:t>
+      </w:r>
+    </w:p>
+    <w:p>
+      <w:r>
+        <w:pict>
+          <v:rect style="width:0;height:1.5pt" o:hralign="center" o:hrstd="t" o:hr="t"/>
+        </w:pict>
+      </w:r>
+    </w:p>
+    <w:bookmarkEnd w:id="16"/>
+    <w:bookmarkStart w:id="17" w:name="starting-the-application"/>
+    <w:p>
+      <w:pPr>
+        <w:pStyle w:val="Heading1"/>
+      </w:pPr>
+      <w:r>
+        <w:t xml:space="preserve">Starting the Application</w:t>
+      </w:r>
+    </w:p>
+    <w:p>
+      <w:pPr>
+        <w:pStyle w:val="FirstParagraph"/>
+      </w:pPr>
+      <w:r>
+        <w:t xml:space="preserve">When the application starts, users should verify:</w:t>
+      </w:r>
+    </w:p>
+    <w:p>
+      <w:pPr>
+        <w:pStyle w:val="Compact"/>
+        <w:numPr>
+          <w:ilvl w:val="0"/>
+          <w:numId w:val="1006"/>
+        </w:numPr>
+      </w:pPr>
+      <w:r>
+        <w:t xml:space="preserve">Application opened successfully.</w:t>
+      </w:r>
+    </w:p>
+    <w:p>
+      <w:pPr>
+        <w:pStyle w:val="Compact"/>
+        <w:numPr>
+          <w:ilvl w:val="0"/>
+          <w:numId w:val="1006"/>
+        </w:numPr>
+      </w:pPr>
+      <w:r>
+        <w:t xml:space="preserve">Runtime status is healthy or clearly degraded.</w:t>
+      </w:r>
+    </w:p>
+    <w:p>
+      <w:pPr>
+        <w:pStyle w:val="Compact"/>
+        <w:numPr>
+          <w:ilvl w:val="0"/>
+          <w:numId w:val="1006"/>
+        </w:numPr>
+      </w:pPr>
+      <w:r>
+        <w:t xml:space="preserve">Broker connection state is visible.</w:t>
+      </w:r>
+    </w:p>
+    <w:p>
+      <w:pPr>
+        <w:pStyle w:val="Compact"/>
+        <w:numPr>
+          <w:ilvl w:val="0"/>
+          <w:numId w:val="1006"/>
+        </w:numPr>
+      </w:pPr>
+      <w:r>
+        <w:t xml:space="preserve">Market data connection state is visible.</w:t>
+      </w:r>
+    </w:p>
+    <w:p>
+      <w:pPr>
+        <w:pStyle w:val="Compact"/>
+        <w:numPr>
+          <w:ilvl w:val="0"/>
+          <w:numId w:val="1006"/>
+        </w:numPr>
+      </w:pPr>
+      <w:r>
+        <w:t xml:space="preserve">Active environment is correct.</w:t>
+      </w:r>
+    </w:p>
+    <w:p>
+      <w:pPr>
+        <w:pStyle w:val="Compact"/>
+        <w:numPr>
+          <w:ilvl w:val="0"/>
+          <w:numId w:val="1006"/>
+        </w:numPr>
+      </w:pPr>
+      <w:r>
+        <w:t xml:space="preserve">Workspace was restored as expected.</w:t>
+      </w:r>
+    </w:p>
+    <w:p>
+      <w:pPr>
+        <w:pStyle w:val="Compact"/>
+        <w:numPr>
+          <w:ilvl w:val="0"/>
+          <w:numId w:val="1006"/>
+        </w:numPr>
+      </w:pPr>
+      <w:r>
+        <w:t xml:space="preserve">Widgets show meaningful data states.</w:t>
+      </w:r>
+    </w:p>
+    <w:p>
+      <w:pPr>
+        <w:pStyle w:val="FirstParagraph"/>
+      </w:pPr>
+      <w:r>
+        <w:t xml:space="preserve">If startup fails or the application starts in a degraded state, review the visible status messages and logs where required.</w:t>
+      </w:r>
+    </w:p>
+    <w:p>
+      <w:r>
+        <w:pict>
+          <v:rect style="width:0;height:1.5pt" o:hralign="center" o:hrstd="t" o:hr="t"/>
+        </w:pict>
+      </w:r>
+    </w:p>
+    <w:bookmarkEnd w:id="17"/>
+    <w:bookmarkStart w:id="18" w:name="main-workspace"/>
+    <w:p>
+      <w:pPr>
+        <w:pStyle w:val="Heading1"/>
+      </w:pPr>
+      <w:r>
+        <w:t xml:space="preserve">Main Workspace</w:t>
+      </w:r>
+    </w:p>
+    <w:p>
+      <w:pPr>
+        <w:pStyle w:val="FirstParagraph"/>
+      </w:pPr>
+      <w:r>
+        <w:t xml:space="preserve">The Trading Cockpit uses a configurable workspace.</w:t>
+      </w:r>
+    </w:p>
+    <w:p>
+      <w:pPr>
+        <w:pStyle w:val="BodyText"/>
+      </w:pPr>
+      <w:r>
+        <w:t xml:space="preserve">Users may arrange widgets to support their workflow.</w:t>
+      </w:r>
+    </w:p>
+    <w:p>
+      <w:pPr>
+        <w:pStyle w:val="BodyText"/>
+      </w:pPr>
+      <w:r>
+        <w:t xml:space="preserve">Typical workspace actions include:</w:t>
+      </w:r>
+    </w:p>
+    <w:p>
+      <w:pPr>
+        <w:pStyle w:val="Compact"/>
+        <w:numPr>
+          <w:ilvl w:val="0"/>
+          <w:numId w:val="1007"/>
+        </w:numPr>
+      </w:pPr>
+      <w:r>
+        <w:t xml:space="preserve">opening widgets</w:t>
+      </w:r>
+    </w:p>
+    <w:p>
+      <w:pPr>
+        <w:pStyle w:val="Compact"/>
+        <w:numPr>
+          <w:ilvl w:val="0"/>
+          <w:numId w:val="1007"/>
+        </w:numPr>
+      </w:pPr>
+      <w:r>
+        <w:t xml:space="preserve">closing widgets</w:t>
+      </w:r>
+    </w:p>
+    <w:p>
+      <w:pPr>
+        <w:pStyle w:val="Compact"/>
+        <w:numPr>
+          <w:ilvl w:val="0"/>
+          <w:numId w:val="1007"/>
+        </w:numPr>
+      </w:pPr>
+      <w:r>
+        <w:t xml:space="preserve">docking widgets</w:t>
+      </w:r>
+    </w:p>
+    <w:p>
+      <w:pPr>
+        <w:pStyle w:val="Compact"/>
+        <w:numPr>
+          <w:ilvl w:val="0"/>
+          <w:numId w:val="1007"/>
+        </w:numPr>
+      </w:pPr>
+      <w:r>
+        <w:t xml:space="preserve">resizing widgets</w:t>
+      </w:r>
+    </w:p>
+    <w:p>
+      <w:pPr>
+        <w:pStyle w:val="Compact"/>
+        <w:numPr>
+          <w:ilvl w:val="0"/>
+          <w:numId w:val="1007"/>
+        </w:numPr>
+      </w:pPr>
+      <w:r>
+        <w:t xml:space="preserve">moving widgets</w:t>
+      </w:r>
+    </w:p>
+    <w:p>
+      <w:pPr>
+        <w:pStyle w:val="Compact"/>
+        <w:numPr>
+          <w:ilvl w:val="0"/>
+          <w:numId w:val="1007"/>
+        </w:numPr>
+      </w:pPr>
+      <w:r>
+        <w:t xml:space="preserve">restoring layouts</w:t>
+      </w:r>
+    </w:p>
+    <w:p>
+      <w:pPr>
+        <w:pStyle w:val="Compact"/>
+        <w:numPr>
+          <w:ilvl w:val="0"/>
+          <w:numId w:val="1007"/>
+        </w:numPr>
+      </w:pPr>
+      <w:r>
+        <w:t xml:space="preserve">changing table columns</w:t>
+      </w:r>
+    </w:p>
+    <w:p>
+      <w:pPr>
+        <w:pStyle w:val="Compact"/>
+        <w:numPr>
+          <w:ilvl w:val="0"/>
+          <w:numId w:val="1007"/>
+        </w:numPr>
+      </w:pPr>
+      <w:r>
+        <w:t xml:space="preserve">applying filters</w:t>
+      </w:r>
+    </w:p>
+    <w:p>
+      <w:pPr>
+        <w:pStyle w:val="Compact"/>
+        <w:numPr>
+          <w:ilvl w:val="0"/>
+          <w:numId w:val="1007"/>
+        </w:numPr>
+      </w:pPr>
+      <w:r>
+        <w:t xml:space="preserve">switching context</w:t>
+      </w:r>
+    </w:p>
+    <w:p>
+      <w:pPr>
+        <w:pStyle w:val="FirstParagraph"/>
+      </w:pPr>
+      <w:r>
+        <w:t xml:space="preserve">The application should preserve the working context where technically and operationally safe.</w:t>
+      </w:r>
+    </w:p>
+    <w:p>
+      <w:r>
+        <w:pict>
+          <v:rect style="width:0;height:1.5pt" o:hralign="center" o:hrstd="t" o:hr="t"/>
+        </w:pict>
+      </w:r>
+    </w:p>
+    <w:bookmarkEnd w:id="18"/>
+    <w:bookmarkStart w:id="19" w:name="widgets"/>
+    <w:p>
+      <w:pPr>
+        <w:pStyle w:val="Heading1"/>
+      </w:pPr>
+      <w:r>
+        <w:t xml:space="preserve">Widgets</w:t>
+      </w:r>
+    </w:p>
+    <w:p>
+      <w:pPr>
+        <w:pStyle w:val="FirstParagraph"/>
+      </w:pPr>
+      <w:r>
+        <w:t xml:space="preserve">Widgets provide focused functionality.</w:t>
+      </w:r>
+    </w:p>
+    <w:p>
+      <w:pPr>
+        <w:pStyle w:val="BodyText"/>
+      </w:pPr>
+      <w:r>
+        <w:t xml:space="preserve">A widget should have one primary responsibility.</w:t>
+      </w:r>
+    </w:p>
+    <w:p>
+      <w:pPr>
+        <w:pStyle w:val="BodyText"/>
+      </w:pPr>
+      <w:r>
+        <w:t xml:space="preserve">Examples:</w:t>
+      </w:r>
+    </w:p>
+    <w:p>
+      <w:pPr>
+        <w:pStyle w:val="Compact"/>
+        <w:numPr>
+          <w:ilvl w:val="0"/>
+          <w:numId w:val="1008"/>
+        </w:numPr>
+      </w:pPr>
+      <w:r>
+        <w:t xml:space="preserve">Watchlist</w:t>
+      </w:r>
+    </w:p>
+    <w:p>
+      <w:pPr>
+        <w:pStyle w:val="Compact"/>
+        <w:numPr>
+          <w:ilvl w:val="0"/>
+          <w:numId w:val="1008"/>
+        </w:numPr>
+      </w:pPr>
+      <w:r>
+        <w:t xml:space="preserve">Market Overview</w:t>
+      </w:r>
+    </w:p>
+    <w:p>
+      <w:pPr>
+        <w:pStyle w:val="Compact"/>
+        <w:numPr>
+          <w:ilvl w:val="0"/>
+          <w:numId w:val="1008"/>
+        </w:numPr>
+      </w:pPr>
+      <w:r>
+        <w:t xml:space="preserve">Price Chart</w:t>
+      </w:r>
+    </w:p>
+    <w:p>
+      <w:pPr>
+        <w:pStyle w:val="Compact"/>
+        <w:numPr>
+          <w:ilvl w:val="0"/>
+          <w:numId w:val="1008"/>
+        </w:numPr>
+      </w:pPr>
+      <w:r>
+        <w:t xml:space="preserve">Candidate Review</w:t>
+      </w:r>
+    </w:p>
+    <w:p>
+      <w:pPr>
+        <w:pStyle w:val="Compact"/>
+        <w:numPr>
+          <w:ilvl w:val="0"/>
+          <w:numId w:val="1008"/>
+        </w:numPr>
+      </w:pPr>
+      <w:r>
+        <w:t xml:space="preserve">Decision Center</w:t>
+      </w:r>
+    </w:p>
+    <w:p>
+      <w:pPr>
+        <w:pStyle w:val="Compact"/>
+        <w:numPr>
+          <w:ilvl w:val="0"/>
+          <w:numId w:val="1008"/>
+        </w:numPr>
+      </w:pPr>
+      <w:r>
+        <w:t xml:space="preserve">Order Entry</w:t>
+      </w:r>
+    </w:p>
+    <w:p>
+      <w:pPr>
+        <w:pStyle w:val="Compact"/>
+        <w:numPr>
+          <w:ilvl w:val="0"/>
+          <w:numId w:val="1008"/>
+        </w:numPr>
+      </w:pPr>
+      <w:r>
+        <w:t xml:space="preserve">Orders</w:t>
+      </w:r>
+    </w:p>
+    <w:p>
+      <w:pPr>
+        <w:pStyle w:val="Compact"/>
+        <w:numPr>
+          <w:ilvl w:val="0"/>
+          <w:numId w:val="1008"/>
+        </w:numPr>
+      </w:pPr>
+      <w:r>
+        <w:t xml:space="preserve">Positions</w:t>
+      </w:r>
+    </w:p>
+    <w:p>
+      <w:pPr>
+        <w:pStyle w:val="Compact"/>
+        <w:numPr>
+          <w:ilvl w:val="0"/>
+          <w:numId w:val="1008"/>
+        </w:numPr>
+      </w:pPr>
+      <w:r>
+        <w:t xml:space="preserve">Portfolio</w:t>
+      </w:r>
+    </w:p>
+    <w:p>
+      <w:pPr>
+        <w:pStyle w:val="Compact"/>
+        <w:numPr>
+          <w:ilvl w:val="0"/>
+          <w:numId w:val="1008"/>
+        </w:numPr>
+      </w:pPr>
+      <w:r>
+        <w:t xml:space="preserve">Risk</w:t>
+      </w:r>
+    </w:p>
+    <w:p>
+      <w:pPr>
+        <w:pStyle w:val="Compact"/>
+        <w:numPr>
+          <w:ilvl w:val="0"/>
+          <w:numId w:val="1008"/>
+        </w:numPr>
+      </w:pPr>
+      <w:r>
+        <w:t xml:space="preserve">Notifications</w:t>
+      </w:r>
+    </w:p>
+    <w:p>
+      <w:pPr>
+        <w:pStyle w:val="FirstParagraph"/>
+      </w:pPr>
+      <w:r>
+        <w:t xml:space="preserve">Widgets may show loading, stale, unavailable, disconnected or error states.</w:t>
+      </w:r>
+    </w:p>
+    <w:p>
+      <w:pPr>
+        <w:pStyle w:val="BodyText"/>
+      </w:pPr>
+      <w:r>
+        <w:t xml:space="preserve">Users should not assume displayed trading data is current unless the widget indicates a current or ready state.</w:t>
+      </w:r>
+    </w:p>
+    <w:p>
+      <w:r>
+        <w:pict>
+          <v:rect style="width:0;height:1.5pt" o:hralign="center" o:hrstd="t" o:hr="t"/>
+        </w:pict>
+      </w:r>
+    </w:p>
+    <w:bookmarkEnd w:id="19"/>
+    <w:bookmarkStart w:id="20" w:name="shared-instrument-context"/>
+    <w:p>
+      <w:pPr>
+        <w:pStyle w:val="Heading1"/>
+      </w:pPr>
+      <w:r>
+        <w:t xml:space="preserve">Shared Instrument Context</w:t>
+      </w:r>
+    </w:p>
+    <w:p>
+      <w:pPr>
+        <w:pStyle w:val="FirstParagraph"/>
+      </w:pPr>
+      <w:r>
+        <w:t xml:space="preserve">Some widgets may share the active instrument context.</w:t>
+      </w:r>
+    </w:p>
+    <w:p>
+      <w:pPr>
+        <w:pStyle w:val="BodyText"/>
+      </w:pPr>
+      <w:r>
+        <w:t xml:space="preserve">Example:</w:t>
+      </w:r>
+    </w:p>
+    <w:p>
+      <w:pPr>
+        <w:pStyle w:val="SourceCode"/>
+      </w:pPr>
+      <w:r>
+        <w:rPr>
+          <w:rStyle w:val="VerbatimChar"/>
+        </w:rPr>
+        <w:t xml:space="preserve">Watchlist</w:t>
+      </w:r>
+      <w:r>
+        <w:br/>
+      </w:r>
+      <w:r>
+        <w:rPr>
+          <w:rStyle w:val="VerbatimChar"/>
+        </w:rPr>
+        <w:t xml:space="preserve">        ↓</w:t>
+      </w:r>
+      <w:r>
+        <w:br/>
+      </w:r>
+      <w:r>
+        <w:rPr>
+          <w:rStyle w:val="VerbatimChar"/>
+        </w:rPr>
+        <w:t xml:space="preserve">Price Chart</w:t>
+      </w:r>
+      <w:r>
+        <w:br/>
+      </w:r>
+      <w:r>
+        <w:rPr>
+          <w:rStyle w:val="VerbatimChar"/>
+        </w:rPr>
+        <w:t xml:space="preserve">        ↓</w:t>
+      </w:r>
+      <w:r>
+        <w:br/>
+      </w:r>
+      <w:r>
+        <w:rPr>
+          <w:rStyle w:val="VerbatimChar"/>
+        </w:rPr>
+        <w:t xml:space="preserve">Decision Center</w:t>
+      </w:r>
+      <w:r>
+        <w:br/>
+      </w:r>
+      <w:r>
+        <w:rPr>
+          <w:rStyle w:val="VerbatimChar"/>
+        </w:rPr>
+        <w:t xml:space="preserve">        ↓</w:t>
+      </w:r>
+      <w:r>
+        <w:br/>
+      </w:r>
+      <w:r>
+        <w:rPr>
+          <w:rStyle w:val="VerbatimChar"/>
+        </w:rPr>
+        <w:t xml:space="preserve">Order Entry</w:t>
+      </w:r>
+    </w:p>
+    <w:p>
+      <w:pPr>
+        <w:pStyle w:val="FirstParagraph"/>
+      </w:pPr>
+      <w:r>
+        <w:t xml:space="preserve">When a user selects an instrument in one widget, other compatible widgets may update automatically.</w:t>
+      </w:r>
+    </w:p>
+    <w:p>
+      <w:pPr>
+        <w:pStyle w:val="BodyText"/>
+      </w:pPr>
+      <w:r>
+        <w:t xml:space="preserve">Context-aware widgets should clearly show the active instrument.</w:t>
+      </w:r>
+    </w:p>
+    <w:p>
+      <w:pPr>
+        <w:pStyle w:val="BodyText"/>
+      </w:pPr>
+      <w:r>
+        <w:t xml:space="preserve">If a widget changes context unexpectedly, verify the selected instrument before making decisions or preparing orders.</w:t>
+      </w:r>
+    </w:p>
+    <w:p>
+      <w:r>
+        <w:pict>
+          <v:rect style="width:0;height:1.5pt" o:hralign="center" o:hrstd="t" o:hr="t"/>
+        </w:pict>
+      </w:r>
+    </w:p>
+    <w:bookmarkEnd w:id="20"/>
+    <w:bookmarkStart w:id="21" w:name="data-states"/>
+    <w:p>
+      <w:pPr>
+        <w:pStyle w:val="Heading1"/>
+      </w:pPr>
+      <w:r>
+        <w:t xml:space="preserve">Data States</w:t>
+      </w:r>
+    </w:p>
+    <w:p>
+      <w:pPr>
+        <w:pStyle w:val="FirstParagraph"/>
+      </w:pPr>
+      <w:r>
+        <w:t xml:space="preserve">Trading information can have different operational states.</w:t>
+      </w:r>
+    </w:p>
+    <w:p>
+      <w:pPr>
+        <w:pStyle w:val="BodyText"/>
+      </w:pPr>
+      <w:r>
+        <w:t xml:space="preserve">Common states:</w:t>
+      </w:r>
+    </w:p>
+    <w:p>
+      <w:pPr>
+        <w:pStyle w:val="SourceCode"/>
+      </w:pPr>
+      <w:r>
+        <w:rPr>
+          <w:rStyle w:val="VerbatimChar"/>
+        </w:rPr>
+        <w:t xml:space="preserve">Loading</w:t>
+      </w:r>
+      <w:r>
+        <w:br/>
+      </w:r>
+      <w:r>
+        <w:rPr>
+          <w:rStyle w:val="VerbatimChar"/>
+        </w:rPr>
+        <w:t xml:space="preserve">Ready</w:t>
+      </w:r>
+      <w:r>
+        <w:br/>
+      </w:r>
+      <w:r>
+        <w:rPr>
+          <w:rStyle w:val="VerbatimChar"/>
+        </w:rPr>
+        <w:t xml:space="preserve">Stale</w:t>
+      </w:r>
+      <w:r>
+        <w:br/>
+      </w:r>
+      <w:r>
+        <w:rPr>
+          <w:rStyle w:val="VerbatimChar"/>
+        </w:rPr>
+        <w:t xml:space="preserve">Unavailable</w:t>
+      </w:r>
+      <w:r>
+        <w:br/>
+      </w:r>
+      <w:r>
+        <w:rPr>
+          <w:rStyle w:val="VerbatimChar"/>
+        </w:rPr>
+        <w:t xml:space="preserve">Disconnected</w:t>
+      </w:r>
+      <w:r>
+        <w:br/>
+      </w:r>
+      <w:r>
+        <w:rPr>
+          <w:rStyle w:val="VerbatimChar"/>
+        </w:rPr>
+        <w:t xml:space="preserve">Error</w:t>
+      </w:r>
+    </w:p>
+    <w:p>
+      <w:pPr>
+        <w:pStyle w:val="FirstParagraph"/>
+      </w:pPr>
+      <w:r>
+        <w:t xml:space="preserve">Users should understand these states before relying on displayed information.</w:t>
+      </w:r>
+    </w:p>
+    <w:p>
+      <w:r>
+        <w:pict>
+          <v:rect style="width:0;height:1.5pt" o:hralign="center" o:hrstd="t" o:hr="t"/>
+        </w:pict>
+      </w:r>
+    </w:p>
+    <w:bookmarkEnd w:id="21"/>
+    <w:bookmarkStart w:id="22" w:name="loading"/>
+    <w:p>
+      <w:pPr>
+        <w:pStyle w:val="Heading1"/>
+      </w:pPr>
+      <w:r>
+        <w:t xml:space="preserve">Loading</w:t>
+      </w:r>
+    </w:p>
+    <w:p>
+      <w:pPr>
+        <w:pStyle w:val="FirstParagraph"/>
+      </w:pPr>
+      <w:r>
+        <w:t xml:space="preserve">The widget or capability is retrieving or processing data.</w:t>
+      </w:r>
+    </w:p>
+    <w:p>
+      <w:pPr>
+        <w:pStyle w:val="BodyText"/>
+      </w:pPr>
+      <w:r>
+        <w:t xml:space="preserve">Action:</w:t>
+      </w:r>
+    </w:p>
+    <w:p>
+      <w:pPr>
+        <w:pStyle w:val="Compact"/>
+        <w:numPr>
+          <w:ilvl w:val="0"/>
+          <w:numId w:val="1009"/>
+        </w:numPr>
+      </w:pPr>
+      <w:r>
+        <w:t xml:space="preserve">wait for the operation to complete</w:t>
+      </w:r>
+    </w:p>
+    <w:p>
+      <w:pPr>
+        <w:pStyle w:val="Compact"/>
+        <w:numPr>
+          <w:ilvl w:val="0"/>
+          <w:numId w:val="1009"/>
+        </w:numPr>
+      </w:pPr>
+      <w:r>
+        <w:t xml:space="preserve">avoid making decisions based on incomplete information</w:t>
+      </w:r>
+    </w:p>
+    <w:p>
+      <w:r>
+        <w:pict>
+          <v:rect style="width:0;height:1.5pt" o:hralign="center" o:hrstd="t" o:hr="t"/>
+        </w:pict>
+      </w:r>
+    </w:p>
+    <w:bookmarkEnd w:id="22"/>
+    <w:bookmarkStart w:id="23" w:name="ready"/>
+    <w:p>
+      <w:pPr>
+        <w:pStyle w:val="Heading1"/>
+      </w:pPr>
+      <w:r>
+        <w:t xml:space="preserve">Ready</w:t>
+      </w:r>
+    </w:p>
+    <w:p>
+      <w:pPr>
+        <w:pStyle w:val="FirstParagraph"/>
+      </w:pPr>
+      <w:r>
+        <w:t xml:space="preserve">The data is available according to the current application and provider state.</w:t>
+      </w:r>
+    </w:p>
+    <w:p>
+      <w:pPr>
+        <w:pStyle w:val="BodyText"/>
+      </w:pPr>
+      <w:r>
+        <w:t xml:space="preserve">Action:</w:t>
+      </w:r>
+    </w:p>
+    <w:p>
+      <w:pPr>
+        <w:pStyle w:val="Compact"/>
+        <w:numPr>
+          <w:ilvl w:val="0"/>
+          <w:numId w:val="1010"/>
+        </w:numPr>
+      </w:pPr>
+      <w:r>
+        <w:t xml:space="preserve">continue normal workflow</w:t>
+      </w:r>
+    </w:p>
+    <w:p>
+      <w:pPr>
+        <w:pStyle w:val="Compact"/>
+        <w:numPr>
+          <w:ilvl w:val="0"/>
+          <w:numId w:val="1010"/>
+        </w:numPr>
+      </w:pPr>
+      <w:r>
+        <w:t xml:space="preserve">still verify timestamps and source where relevant</w:t>
+      </w:r>
+    </w:p>
+    <w:p>
+      <w:r>
+        <w:pict>
+          <v:rect style="width:0;height:1.5pt" o:hralign="center" o:hrstd="t" o:hr="t"/>
+        </w:pict>
+      </w:r>
+    </w:p>
+    <w:bookmarkEnd w:id="23"/>
+    <w:bookmarkStart w:id="24" w:name="stale"/>
+    <w:p>
+      <w:pPr>
+        <w:pStyle w:val="Heading1"/>
+      </w:pPr>
+      <w:r>
+        <w:t xml:space="preserve">Stale</w:t>
+      </w:r>
+    </w:p>
+    <w:p>
+      <w:pPr>
+        <w:pStyle w:val="FirstParagraph"/>
+      </w:pPr>
+      <w:r>
+        <w:t xml:space="preserve">The displayed value is no longer considered current.</w:t>
+      </w:r>
+    </w:p>
+    <w:p>
+      <w:pPr>
+        <w:pStyle w:val="BodyText"/>
+      </w:pPr>
+      <w:r>
+        <w:t xml:space="preserve">The application may show the last available value with a stale indicator.</w:t>
+      </w:r>
+    </w:p>
+    <w:p>
+      <w:pPr>
+        <w:pStyle w:val="BodyText"/>
+      </w:pPr>
+      <w:r>
+        <w:t xml:space="preserve">Action:</w:t>
+      </w:r>
+    </w:p>
+    <w:p>
+      <w:pPr>
+        <w:pStyle w:val="Compact"/>
+        <w:numPr>
+          <w:ilvl w:val="0"/>
+          <w:numId w:val="1011"/>
+        </w:numPr>
+      </w:pPr>
+      <w:r>
+        <w:t xml:space="preserve">verify whether the value is still useful</w:t>
+      </w:r>
+    </w:p>
+    <w:p>
+      <w:pPr>
+        <w:pStyle w:val="Compact"/>
+        <w:numPr>
+          <w:ilvl w:val="0"/>
+          <w:numId w:val="1011"/>
+        </w:numPr>
+      </w:pPr>
+      <w:r>
+        <w:t xml:space="preserve">refresh or wait for updated data</w:t>
+      </w:r>
+    </w:p>
+    <w:p>
+      <w:pPr>
+        <w:pStyle w:val="Compact"/>
+        <w:numPr>
+          <w:ilvl w:val="0"/>
+          <w:numId w:val="1011"/>
+        </w:numPr>
+      </w:pPr>
+      <w:r>
+        <w:t xml:space="preserve">avoid treating stale data as current</w:t>
+      </w:r>
+    </w:p>
+    <w:p>
+      <w:r>
+        <w:pict>
+          <v:rect style="width:0;height:1.5pt" o:hralign="center" o:hrstd="t" o:hr="t"/>
+        </w:pict>
+      </w:r>
+    </w:p>
+    <w:bookmarkEnd w:id="24"/>
+    <w:bookmarkStart w:id="25" w:name="unavailable"/>
+    <w:p>
+      <w:pPr>
+        <w:pStyle w:val="Heading1"/>
+      </w:pPr>
+      <w:r>
+        <w:t xml:space="preserve">Unavailable</w:t>
+      </w:r>
+    </w:p>
+    <w:p>
+      <w:pPr>
+        <w:pStyle w:val="FirstParagraph"/>
+      </w:pPr>
+      <w:r>
+        <w:t xml:space="preserve">The value is not currently available.</w:t>
+      </w:r>
+    </w:p>
+    <w:p>
+      <w:pPr>
+        <w:pStyle w:val="BodyText"/>
+      </w:pPr>
+      <w:r>
+        <w:t xml:space="preserve">Examples:</w:t>
+      </w:r>
+    </w:p>
+    <w:p>
+      <w:pPr>
+        <w:pStyle w:val="SourceCode"/>
+      </w:pPr>
+      <w:r>
+        <w:rPr>
+          <w:rStyle w:val="VerbatimChar"/>
+        </w:rPr>
+        <w:t xml:space="preserve">Unavailable</w:t>
+      </w:r>
+      <w:r>
+        <w:br/>
+      </w:r>
+      <w:r>
+        <w:rPr>
+          <w:rStyle w:val="VerbatimChar"/>
+        </w:rPr>
+        <w:t xml:space="preserve">N/A</w:t>
+      </w:r>
+      <w:r>
+        <w:br/>
+      </w:r>
+      <w:r>
+        <w:rPr>
+          <w:rStyle w:val="VerbatimChar"/>
+        </w:rPr>
+        <w:t xml:space="preserve">No data</w:t>
+      </w:r>
+    </w:p>
+    <w:p>
+      <w:pPr>
+        <w:pStyle w:val="FirstParagraph"/>
+      </w:pPr>
+      <w:r>
+        <w:t xml:space="preserve">Unavailable is not the same as zero.</w:t>
+      </w:r>
+    </w:p>
+    <w:p>
+      <w:pPr>
+        <w:pStyle w:val="BodyText"/>
+      </w:pPr>
+      <w:r>
+        <w:t xml:space="preserve">Action:</w:t>
+      </w:r>
+    </w:p>
+    <w:p>
+      <w:pPr>
+        <w:pStyle w:val="Compact"/>
+        <w:numPr>
+          <w:ilvl w:val="0"/>
+          <w:numId w:val="1012"/>
+        </w:numPr>
+      </w:pPr>
+      <w:r>
+        <w:t xml:space="preserve">do not treat unavailable financial values as zero</w:t>
+      </w:r>
+    </w:p>
+    <w:p>
+      <w:pPr>
+        <w:pStyle w:val="Compact"/>
+        <w:numPr>
+          <w:ilvl w:val="0"/>
+          <w:numId w:val="1012"/>
+        </w:numPr>
+      </w:pPr>
+      <w:r>
+        <w:t xml:space="preserve">review source state</w:t>
+      </w:r>
+    </w:p>
+    <w:p>
+      <w:pPr>
+        <w:pStyle w:val="Compact"/>
+        <w:numPr>
+          <w:ilvl w:val="0"/>
+          <w:numId w:val="1012"/>
+        </w:numPr>
+      </w:pPr>
+      <w:r>
+        <w:t xml:space="preserve">continue only when the missing value is not required for the decision</w:t>
+      </w:r>
+    </w:p>
+    <w:p>
+      <w:r>
+        <w:pict>
+          <v:rect style="width:0;height:1.5pt" o:hralign="center" o:hrstd="t" o:hr="t"/>
+        </w:pict>
+      </w:r>
+    </w:p>
+    <w:bookmarkEnd w:id="25"/>
+    <w:bookmarkStart w:id="26" w:name="disconnected"/>
+    <w:p>
+      <w:pPr>
+        <w:pStyle w:val="Heading1"/>
+      </w:pPr>
+      <w:r>
+        <w:t xml:space="preserve">Disconnected</w:t>
+      </w:r>
+    </w:p>
+    <w:p>
+      <w:pPr>
+        <w:pStyle w:val="FirstParagraph"/>
+      </w:pPr>
+      <w:r>
+        <w:t xml:space="preserve">A required external connection is unavailable.</w:t>
+      </w:r>
+    </w:p>
+    <w:p>
+      <w:pPr>
+        <w:pStyle w:val="BodyText"/>
+      </w:pPr>
+      <w:r>
+        <w:t xml:space="preserve">Examples:</w:t>
+      </w:r>
+    </w:p>
+    <w:p>
+      <w:pPr>
+        <w:pStyle w:val="Compact"/>
+        <w:numPr>
+          <w:ilvl w:val="0"/>
+          <w:numId w:val="1013"/>
+        </w:numPr>
+      </w:pPr>
+      <w:r>
+        <w:t xml:space="preserve">broker disconnected</w:t>
+      </w:r>
+    </w:p>
+    <w:p>
+      <w:pPr>
+        <w:pStyle w:val="Compact"/>
+        <w:numPr>
+          <w:ilvl w:val="0"/>
+          <w:numId w:val="1013"/>
+        </w:numPr>
+      </w:pPr>
+      <w:r>
+        <w:t xml:space="preserve">market data disconnected</w:t>
+      </w:r>
+    </w:p>
+    <w:p>
+      <w:pPr>
+        <w:pStyle w:val="Compact"/>
+        <w:numPr>
+          <w:ilvl w:val="0"/>
+          <w:numId w:val="1013"/>
+        </w:numPr>
+      </w:pPr>
+      <w:r>
+        <w:t xml:space="preserve">external service unavailable</w:t>
+      </w:r>
+    </w:p>
+    <w:p>
+      <w:pPr>
+        <w:pStyle w:val="FirstParagraph"/>
+      </w:pPr>
+      <w:r>
+        <w:t xml:space="preserve">Action:</w:t>
+      </w:r>
+    </w:p>
+    <w:p>
+      <w:pPr>
+        <w:pStyle w:val="Compact"/>
+        <w:numPr>
+          <w:ilvl w:val="0"/>
+          <w:numId w:val="1014"/>
+        </w:numPr>
+      </w:pPr>
+      <w:r>
+        <w:t xml:space="preserve">review affected capability</w:t>
+      </w:r>
+    </w:p>
+    <w:p>
+      <w:pPr>
+        <w:pStyle w:val="Compact"/>
+        <w:numPr>
+          <w:ilvl w:val="0"/>
+          <w:numId w:val="1014"/>
+        </w:numPr>
+      </w:pPr>
+      <w:r>
+        <w:t xml:space="preserve">avoid broker-dependent actions until connection state is understood</w:t>
+      </w:r>
+    </w:p>
+    <w:p>
+      <w:pPr>
+        <w:pStyle w:val="Compact"/>
+        <w:numPr>
+          <w:ilvl w:val="0"/>
+          <w:numId w:val="1014"/>
+        </w:numPr>
+      </w:pPr>
+      <w:r>
+        <w:t xml:space="preserve">verify whether displayed data is stale or unavailable</w:t>
+      </w:r>
+    </w:p>
+    <w:p>
+      <w:r>
+        <w:pict>
+          <v:rect style="width:0;height:1.5pt" o:hralign="center" o:hrstd="t" o:hr="t"/>
+        </w:pict>
+      </w:r>
+    </w:p>
+    <w:bookmarkEnd w:id="26"/>
+    <w:bookmarkStart w:id="27" w:name="error"/>
+    <w:p>
+      <w:pPr>
+        <w:pStyle w:val="Heading1"/>
+      </w:pPr>
+      <w:r>
+        <w:t xml:space="preserve">Error</w:t>
+      </w:r>
+    </w:p>
+    <w:p>
+      <w:pPr>
+        <w:pStyle w:val="FirstParagraph"/>
+      </w:pPr>
+      <w:r>
+        <w:t xml:space="preserve">The application or widget encountered a failure.</w:t>
+      </w:r>
+    </w:p>
+    <w:p>
+      <w:pPr>
+        <w:pStyle w:val="BodyText"/>
+      </w:pPr>
+      <w:r>
+        <w:t xml:space="preserve">Action:</w:t>
+      </w:r>
+    </w:p>
+    <w:p>
+      <w:pPr>
+        <w:pStyle w:val="Compact"/>
+        <w:numPr>
+          <w:ilvl w:val="0"/>
+          <w:numId w:val="1015"/>
+        </w:numPr>
+      </w:pPr>
+      <w:r>
+        <w:t xml:space="preserve">read the user-facing message</w:t>
+      </w:r>
+    </w:p>
+    <w:p>
+      <w:pPr>
+        <w:pStyle w:val="Compact"/>
+        <w:numPr>
+          <w:ilvl w:val="0"/>
+          <w:numId w:val="1015"/>
+        </w:numPr>
+      </w:pPr>
+      <w:r>
+        <w:t xml:space="preserve">identify whether user action is required</w:t>
+      </w:r>
+    </w:p>
+    <w:p>
+      <w:pPr>
+        <w:pStyle w:val="Compact"/>
+        <w:numPr>
+          <w:ilvl w:val="0"/>
+          <w:numId w:val="1015"/>
+        </w:numPr>
+      </w:pPr>
+      <w:r>
+        <w:t xml:space="preserve">review logs or support information where needed</w:t>
+      </w:r>
+    </w:p>
+    <w:p>
+      <w:pPr>
+        <w:pStyle w:val="Compact"/>
+        <w:numPr>
+          <w:ilvl w:val="0"/>
+          <w:numId w:val="1015"/>
+        </w:numPr>
+      </w:pPr>
+      <w:r>
+        <w:t xml:space="preserve">avoid repeating trading-critical actions until the state is understood</w:t>
+      </w:r>
+    </w:p>
+    <w:p>
+      <w:r>
+        <w:pict>
+          <v:rect style="width:0;height:1.5pt" o:hralign="center" o:hrstd="t" o:hr="t"/>
+        </w:pict>
+      </w:r>
+    </w:p>
+    <w:bookmarkEnd w:id="27"/>
+    <w:bookmarkStart w:id="28" w:name="watchlists"/>
+    <w:p>
+      <w:pPr>
+        <w:pStyle w:val="Heading1"/>
+      </w:pPr>
+      <w:r>
+        <w:t xml:space="preserve">Watchlists</w:t>
+      </w:r>
+    </w:p>
+    <w:p>
+      <w:pPr>
+        <w:pStyle w:val="FirstParagraph"/>
+      </w:pPr>
+      <w:r>
+        <w:t xml:space="preserve">Watchlists help users monitor selected instruments.</w:t>
+      </w:r>
+    </w:p>
+    <w:p>
+      <w:pPr>
+        <w:pStyle w:val="BodyText"/>
+      </w:pPr>
+      <w:r>
+        <w:t xml:space="preserve">Typical actions:</w:t>
+      </w:r>
+    </w:p>
+    <w:p>
+      <w:pPr>
+        <w:pStyle w:val="Compact"/>
+        <w:numPr>
+          <w:ilvl w:val="0"/>
+          <w:numId w:val="1016"/>
+        </w:numPr>
+      </w:pPr>
+      <w:r>
+        <w:t xml:space="preserve">add instrument</w:t>
+      </w:r>
+    </w:p>
+    <w:p>
+      <w:pPr>
+        <w:pStyle w:val="Compact"/>
+        <w:numPr>
+          <w:ilvl w:val="0"/>
+          <w:numId w:val="1016"/>
+        </w:numPr>
+      </w:pPr>
+      <w:r>
+        <w:t xml:space="preserve">remove instrument</w:t>
+      </w:r>
+    </w:p>
+    <w:p>
+      <w:pPr>
+        <w:pStyle w:val="Compact"/>
+        <w:numPr>
+          <w:ilvl w:val="0"/>
+          <w:numId w:val="1016"/>
+        </w:numPr>
+      </w:pPr>
+      <w:r>
+        <w:t xml:space="preserve">select instrument</w:t>
+      </w:r>
+    </w:p>
+    <w:p>
+      <w:pPr>
+        <w:pStyle w:val="Compact"/>
+        <w:numPr>
+          <w:ilvl w:val="0"/>
+          <w:numId w:val="1016"/>
+        </w:numPr>
+      </w:pPr>
+      <w:r>
+        <w:t xml:space="preserve">sort instruments</w:t>
+      </w:r>
+    </w:p>
+    <w:p>
+      <w:pPr>
+        <w:pStyle w:val="Compact"/>
+        <w:numPr>
+          <w:ilvl w:val="0"/>
+          <w:numId w:val="1016"/>
+        </w:numPr>
+      </w:pPr>
+      <w:r>
+        <w:t xml:space="preserve">filter instruments</w:t>
+      </w:r>
+    </w:p>
+    <w:p>
+      <w:pPr>
+        <w:pStyle w:val="Compact"/>
+        <w:numPr>
+          <w:ilvl w:val="0"/>
+          <w:numId w:val="1016"/>
+        </w:numPr>
+      </w:pPr>
+      <w:r>
+        <w:t xml:space="preserve">open related widgets</w:t>
+      </w:r>
+    </w:p>
+    <w:p>
+      <w:pPr>
+        <w:pStyle w:val="Compact"/>
+        <w:numPr>
+          <w:ilvl w:val="0"/>
+          <w:numId w:val="1016"/>
+        </w:numPr>
+      </w:pPr>
+      <w:r>
+        <w:t xml:space="preserve">publish instrument context</w:t>
+      </w:r>
+    </w:p>
+    <w:p>
+      <w:pPr>
+        <w:pStyle w:val="FirstParagraph"/>
+      </w:pPr>
+      <w:r>
+        <w:t xml:space="preserve">Before using a watchlist value for a decision, verify:</w:t>
+      </w:r>
+    </w:p>
+    <w:p>
+      <w:pPr>
+        <w:pStyle w:val="Compact"/>
+        <w:numPr>
+          <w:ilvl w:val="0"/>
+          <w:numId w:val="1017"/>
+        </w:numPr>
+      </w:pPr>
+      <w:r>
+        <w:t xml:space="preserve">quote state</w:t>
+      </w:r>
+    </w:p>
+    <w:p>
+      <w:pPr>
+        <w:pStyle w:val="Compact"/>
+        <w:numPr>
+          <w:ilvl w:val="0"/>
+          <w:numId w:val="1017"/>
+        </w:numPr>
+      </w:pPr>
+      <w:r>
+        <w:t xml:space="preserve">timestamp</w:t>
+      </w:r>
+    </w:p>
+    <w:p>
+      <w:pPr>
+        <w:pStyle w:val="Compact"/>
+        <w:numPr>
+          <w:ilvl w:val="0"/>
+          <w:numId w:val="1017"/>
+        </w:numPr>
+      </w:pPr>
+      <w:r>
+        <w:t xml:space="preserve">source</w:t>
+      </w:r>
+    </w:p>
+    <w:p>
+      <w:pPr>
+        <w:pStyle w:val="Compact"/>
+        <w:numPr>
+          <w:ilvl w:val="0"/>
+          <w:numId w:val="1017"/>
+        </w:numPr>
+      </w:pPr>
+      <w:r>
+        <w:t xml:space="preserve">stale or unavailable indicators</w:t>
+      </w:r>
+    </w:p>
+    <w:p>
+      <w:r>
+        <w:pict>
+          <v:rect style="width:0;height:1.5pt" o:hralign="center" o:hrstd="t" o:hr="t"/>
+        </w:pict>
+      </w:r>
+    </w:p>
+    <w:bookmarkEnd w:id="28"/>
+    <w:bookmarkStart w:id="29" w:name="market-monitoring"/>
+    <w:p>
+      <w:pPr>
+        <w:pStyle w:val="Heading1"/>
+      </w:pPr>
+      <w:r>
+        <w:t xml:space="preserve">Market Monitoring</w:t>
+      </w:r>
+    </w:p>
+    <w:p>
+      <w:pPr>
+        <w:pStyle w:val="FirstParagraph"/>
+      </w:pPr>
+      <w:r>
+        <w:t xml:space="preserve">Market monitoring widgets help users observe current market conditions.</w:t>
+      </w:r>
+    </w:p>
+    <w:p>
+      <w:pPr>
+        <w:pStyle w:val="BodyText"/>
+      </w:pPr>
+      <w:r>
+        <w:t xml:space="preserve">Possible information includes:</w:t>
+      </w:r>
+    </w:p>
+    <w:p>
+      <w:pPr>
+        <w:pStyle w:val="Compact"/>
+        <w:numPr>
+          <w:ilvl w:val="0"/>
+          <w:numId w:val="1018"/>
+        </w:numPr>
+      </w:pPr>
+      <w:r>
+        <w:t xml:space="preserve">instrument prices</w:t>
+      </w:r>
+    </w:p>
+    <w:p>
+      <w:pPr>
+        <w:pStyle w:val="Compact"/>
+        <w:numPr>
+          <w:ilvl w:val="0"/>
+          <w:numId w:val="1018"/>
+        </w:numPr>
+      </w:pPr>
+      <w:r>
+        <w:t xml:space="preserve">price changes</w:t>
+      </w:r>
+    </w:p>
+    <w:p>
+      <w:pPr>
+        <w:pStyle w:val="Compact"/>
+        <w:numPr>
+          <w:ilvl w:val="0"/>
+          <w:numId w:val="1018"/>
+        </w:numPr>
+      </w:pPr>
+      <w:r>
+        <w:t xml:space="preserve">market state</w:t>
+      </w:r>
+    </w:p>
+    <w:p>
+      <w:pPr>
+        <w:pStyle w:val="Compact"/>
+        <w:numPr>
+          <w:ilvl w:val="0"/>
+          <w:numId w:val="1018"/>
+        </w:numPr>
+      </w:pPr>
+      <w:r>
+        <w:t xml:space="preserve">timestamps</w:t>
+      </w:r>
+    </w:p>
+    <w:p>
+      <w:pPr>
+        <w:pStyle w:val="Compact"/>
+        <w:numPr>
+          <w:ilvl w:val="0"/>
+          <w:numId w:val="1018"/>
+        </w:numPr>
+      </w:pPr>
+      <w:r>
+        <w:t xml:space="preserve">quote source</w:t>
+      </w:r>
+    </w:p>
+    <w:p>
+      <w:pPr>
+        <w:pStyle w:val="Compact"/>
+        <w:numPr>
+          <w:ilvl w:val="0"/>
+          <w:numId w:val="1018"/>
+        </w:numPr>
+      </w:pPr>
+      <w:r>
+        <w:t xml:space="preserve">stale indicators</w:t>
+      </w:r>
+    </w:p>
+    <w:p>
+      <w:pPr>
+        <w:pStyle w:val="Compact"/>
+        <w:numPr>
+          <w:ilvl w:val="0"/>
+          <w:numId w:val="1018"/>
+        </w:numPr>
+      </w:pPr>
+      <w:r>
+        <w:t xml:space="preserve">unavailable values</w:t>
+      </w:r>
+    </w:p>
+    <w:p>
+      <w:pPr>
+        <w:pStyle w:val="FirstParagraph"/>
+      </w:pPr>
+      <w:r>
+        <w:t xml:space="preserve">Market monitoring is informational.</w:t>
+      </w:r>
+    </w:p>
+    <w:p>
+      <w:pPr>
+        <w:pStyle w:val="BodyText"/>
+      </w:pPr>
+      <w:r>
+        <w:t xml:space="preserve">It does not automatically create trading decisions or orders.</w:t>
+      </w:r>
+    </w:p>
+    <w:p>
+      <w:r>
+        <w:pict>
+          <v:rect style="width:0;height:1.5pt" o:hralign="center" o:hrstd="t" o:hr="t"/>
+        </w:pict>
+      </w:r>
+    </w:p>
+    <w:bookmarkEnd w:id="29"/>
+    <w:bookmarkStart w:id="30" w:name="trading-candidates"/>
+    <w:p>
+      <w:pPr>
+        <w:pStyle w:val="Heading1"/>
+      </w:pPr>
+      <w:r>
+        <w:t xml:space="preserve">Trading Candidates</w:t>
+      </w:r>
+    </w:p>
+    <w:p>
+      <w:pPr>
+        <w:pStyle w:val="FirstParagraph"/>
+      </w:pPr>
+      <w:r>
+        <w:t xml:space="preserve">Trading Candidates represent possible opportunities under review.</w:t>
+      </w:r>
+    </w:p>
+    <w:p>
+      <w:pPr>
+        <w:pStyle w:val="BodyText"/>
+      </w:pPr>
+      <w:r>
+        <w:t xml:space="preserve">A candidate is not the same as a trading decision.</w:t>
+      </w:r>
+    </w:p>
+    <w:p>
+      <w:pPr>
+        <w:pStyle w:val="BodyText"/>
+      </w:pPr>
+      <w:r>
+        <w:t xml:space="preserve">Users may review:</w:t>
+      </w:r>
+    </w:p>
+    <w:p>
+      <w:pPr>
+        <w:pStyle w:val="Compact"/>
+        <w:numPr>
+          <w:ilvl w:val="0"/>
+          <w:numId w:val="1019"/>
+        </w:numPr>
+      </w:pPr>
+      <w:r>
+        <w:t xml:space="preserve">selected instrument</w:t>
+      </w:r>
+    </w:p>
+    <w:p>
+      <w:pPr>
+        <w:pStyle w:val="Compact"/>
+        <w:numPr>
+          <w:ilvl w:val="0"/>
+          <w:numId w:val="1019"/>
+        </w:numPr>
+      </w:pPr>
+      <w:r>
+        <w:t xml:space="preserve">market context</w:t>
+      </w:r>
+    </w:p>
+    <w:p>
+      <w:pPr>
+        <w:pStyle w:val="Compact"/>
+        <w:numPr>
+          <w:ilvl w:val="0"/>
+          <w:numId w:val="1019"/>
+        </w:numPr>
+      </w:pPr>
+      <w:r>
+        <w:t xml:space="preserve">candidate rationale</w:t>
+      </w:r>
+    </w:p>
+    <w:p>
+      <w:pPr>
+        <w:pStyle w:val="Compact"/>
+        <w:numPr>
+          <w:ilvl w:val="0"/>
+          <w:numId w:val="1019"/>
+        </w:numPr>
+      </w:pPr>
+      <w:r>
+        <w:t xml:space="preserve">relevant indicators</w:t>
+      </w:r>
+    </w:p>
+    <w:p>
+      <w:pPr>
+        <w:pStyle w:val="Compact"/>
+        <w:numPr>
+          <w:ilvl w:val="0"/>
+          <w:numId w:val="1019"/>
+        </w:numPr>
+      </w:pPr>
+      <w:r>
+        <w:t xml:space="preserve">portfolio context</w:t>
+      </w:r>
+    </w:p>
+    <w:p>
+      <w:pPr>
+        <w:pStyle w:val="Compact"/>
+        <w:numPr>
+          <w:ilvl w:val="0"/>
+          <w:numId w:val="1019"/>
+        </w:numPr>
+      </w:pPr>
+      <w:r>
+        <w:t xml:space="preserve">risk context</w:t>
+      </w:r>
+    </w:p>
+    <w:p>
+      <w:pPr>
+        <w:pStyle w:val="Compact"/>
+        <w:numPr>
+          <w:ilvl w:val="0"/>
+          <w:numId w:val="1019"/>
+        </w:numPr>
+      </w:pPr>
+      <w:r>
+        <w:t xml:space="preserve">current data state</w:t>
+      </w:r>
+    </w:p>
+    <w:p>
+      <w:pPr>
+        <w:pStyle w:val="FirstParagraph"/>
+      </w:pPr>
+      <w:r>
+        <w:t xml:space="preserve">A candidate should not result in order submission unless the user or an explicit application workflow creates a Trading Decision and proceeds to order preparation.</w:t>
+      </w:r>
+    </w:p>
+    <w:p>
+      <w:r>
+        <w:pict>
+          <v:rect style="width:0;height:1.5pt" o:hralign="center" o:hrstd="t" o:hr="t"/>
+        </w:pict>
+      </w:r>
+    </w:p>
+    <w:bookmarkEnd w:id="30"/>
+    <w:bookmarkStart w:id="31" w:name="decision-center"/>
+    <w:p>
+      <w:pPr>
+        <w:pStyle w:val="Heading1"/>
+      </w:pPr>
+      <w:r>
+        <w:t xml:space="preserve">Decision Center</w:t>
+      </w:r>
+    </w:p>
+    <w:p>
+      <w:pPr>
+        <w:pStyle w:val="FirstParagraph"/>
+      </w:pPr>
+      <w:r>
+        <w:t xml:space="preserve">The Decision Center supports structured review before trading action.</w:t>
+      </w:r>
+    </w:p>
+    <w:p>
+      <w:pPr>
+        <w:pStyle w:val="BodyText"/>
+      </w:pPr>
+      <w:r>
+        <w:t xml:space="preserve">Users may review:</w:t>
+      </w:r>
+    </w:p>
+    <w:p>
+      <w:pPr>
+        <w:pStyle w:val="Compact"/>
+        <w:numPr>
+          <w:ilvl w:val="0"/>
+          <w:numId w:val="1020"/>
+        </w:numPr>
+      </w:pPr>
+      <w:r>
+        <w:t xml:space="preserve">selected instrument</w:t>
+      </w:r>
+    </w:p>
+    <w:p>
+      <w:pPr>
+        <w:pStyle w:val="Compact"/>
+        <w:numPr>
+          <w:ilvl w:val="0"/>
+          <w:numId w:val="1020"/>
+        </w:numPr>
+      </w:pPr>
+      <w:r>
+        <w:t xml:space="preserve">candidate information</w:t>
+      </w:r>
+    </w:p>
+    <w:p>
+      <w:pPr>
+        <w:pStyle w:val="Compact"/>
+        <w:numPr>
+          <w:ilvl w:val="0"/>
+          <w:numId w:val="1020"/>
+        </w:numPr>
+      </w:pPr>
+      <w:r>
+        <w:t xml:space="preserve">market context</w:t>
+      </w:r>
+    </w:p>
+    <w:p>
+      <w:pPr>
+        <w:pStyle w:val="Compact"/>
+        <w:numPr>
+          <w:ilvl w:val="0"/>
+          <w:numId w:val="1020"/>
+        </w:numPr>
+      </w:pPr>
+      <w:r>
+        <w:t xml:space="preserve">portfolio context</w:t>
+      </w:r>
+    </w:p>
+    <w:p>
+      <w:pPr>
+        <w:pStyle w:val="Compact"/>
+        <w:numPr>
+          <w:ilvl w:val="0"/>
+          <w:numId w:val="1020"/>
+        </w:numPr>
+      </w:pPr>
+      <w:r>
+        <w:t xml:space="preserve">risk context</w:t>
+      </w:r>
+    </w:p>
+    <w:p>
+      <w:pPr>
+        <w:pStyle w:val="Compact"/>
+        <w:numPr>
+          <w:ilvl w:val="0"/>
+          <w:numId w:val="1020"/>
+        </w:numPr>
+      </w:pPr>
+      <w:r>
+        <w:t xml:space="preserve">decision rationale</w:t>
+      </w:r>
+    </w:p>
+    <w:p>
+      <w:pPr>
+        <w:pStyle w:val="Compact"/>
+        <w:numPr>
+          <w:ilvl w:val="0"/>
+          <w:numId w:val="1020"/>
+        </w:numPr>
+      </w:pPr>
+      <w:r>
+        <w:t xml:space="preserve">decision state</w:t>
+      </w:r>
+    </w:p>
+    <w:p>
+      <w:pPr>
+        <w:pStyle w:val="FirstParagraph"/>
+      </w:pPr>
+      <w:r>
+        <w:t xml:space="preserve">A Trading Decision should be traceable.</w:t>
+      </w:r>
+    </w:p>
+    <w:p>
+      <w:pPr>
+        <w:pStyle w:val="BodyText"/>
+      </w:pPr>
+      <w:r>
+        <w:t xml:space="preserve">Before moving from decision to order preparation, verify that required information is current and complete.</w:t>
+      </w:r>
+    </w:p>
+    <w:p>
+      <w:r>
+        <w:pict>
+          <v:rect style="width:0;height:1.5pt" o:hralign="center" o:hrstd="t" o:hr="t"/>
+        </w:pict>
+      </w:r>
+    </w:p>
+    <w:bookmarkEnd w:id="31"/>
+    <w:bookmarkStart w:id="32" w:name="order-entry"/>
+    <w:p>
+      <w:pPr>
+        <w:pStyle w:val="Heading1"/>
+      </w:pPr>
+      <w:r>
+        <w:t xml:space="preserve">Order Entry</w:t>
+      </w:r>
+    </w:p>
+    <w:p>
+      <w:pPr>
+        <w:pStyle w:val="FirstParagraph"/>
+      </w:pPr>
+      <w:r>
+        <w:t xml:space="preserve">Order Entry is a trading-critical area.</w:t>
+      </w:r>
+    </w:p>
+    <w:p>
+      <w:pPr>
+        <w:pStyle w:val="BodyText"/>
+      </w:pPr>
+      <w:r>
+        <w:t xml:space="preserve">Before submitting an order, review:</w:t>
+      </w:r>
+    </w:p>
+    <w:p>
+      <w:pPr>
+        <w:pStyle w:val="Compact"/>
+        <w:numPr>
+          <w:ilvl w:val="0"/>
+          <w:numId w:val="1021"/>
+        </w:numPr>
+      </w:pPr>
+      <w:r>
+        <w:t xml:space="preserve">environment</w:t>
+      </w:r>
+    </w:p>
+    <w:p>
+      <w:pPr>
+        <w:pStyle w:val="Compact"/>
+        <w:numPr>
+          <w:ilvl w:val="0"/>
+          <w:numId w:val="1021"/>
+        </w:numPr>
+      </w:pPr>
+      <w:r>
+        <w:t xml:space="preserve">account</w:t>
+      </w:r>
+    </w:p>
+    <w:p>
+      <w:pPr>
+        <w:pStyle w:val="Compact"/>
+        <w:numPr>
+          <w:ilvl w:val="0"/>
+          <w:numId w:val="1021"/>
+        </w:numPr>
+      </w:pPr>
+      <w:r>
+        <w:t xml:space="preserve">instrument</w:t>
+      </w:r>
+    </w:p>
+    <w:p>
+      <w:pPr>
+        <w:pStyle w:val="Compact"/>
+        <w:numPr>
+          <w:ilvl w:val="0"/>
+          <w:numId w:val="1021"/>
+        </w:numPr>
+      </w:pPr>
+      <w:r>
+        <w:t xml:space="preserve">action</w:t>
+      </w:r>
+    </w:p>
+    <w:p>
+      <w:pPr>
+        <w:pStyle w:val="Compact"/>
+        <w:numPr>
+          <w:ilvl w:val="0"/>
+          <w:numId w:val="1021"/>
+        </w:numPr>
+      </w:pPr>
+      <w:r>
+        <w:t xml:space="preserve">quantity</w:t>
+      </w:r>
+    </w:p>
+    <w:p>
+      <w:pPr>
+        <w:pStyle w:val="Compact"/>
+        <w:numPr>
+          <w:ilvl w:val="0"/>
+          <w:numId w:val="1021"/>
+        </w:numPr>
+      </w:pPr>
+      <w:r>
+        <w:t xml:space="preserve">order type</w:t>
+      </w:r>
+    </w:p>
+    <w:p>
+      <w:pPr>
+        <w:pStyle w:val="Compact"/>
+        <w:numPr>
+          <w:ilvl w:val="0"/>
+          <w:numId w:val="1021"/>
+        </w:numPr>
+      </w:pPr>
+      <w:r>
+        <w:t xml:space="preserve">price parameters</w:t>
+      </w:r>
+    </w:p>
+    <w:p>
+      <w:pPr>
+        <w:pStyle w:val="Compact"/>
+        <w:numPr>
+          <w:ilvl w:val="0"/>
+          <w:numId w:val="1021"/>
+        </w:numPr>
+      </w:pPr>
+      <w:r>
+        <w:t xml:space="preserve">time-in-force</w:t>
+      </w:r>
+    </w:p>
+    <w:p>
+      <w:pPr>
+        <w:pStyle w:val="Compact"/>
+        <w:numPr>
+          <w:ilvl w:val="0"/>
+          <w:numId w:val="1021"/>
+        </w:numPr>
+      </w:pPr>
+      <w:r>
+        <w:t xml:space="preserve">validation messages</w:t>
+      </w:r>
+    </w:p>
+    <w:p>
+      <w:pPr>
+        <w:pStyle w:val="Compact"/>
+        <w:numPr>
+          <w:ilvl w:val="0"/>
+          <w:numId w:val="1021"/>
+        </w:numPr>
+      </w:pPr>
+      <w:r>
+        <w:t xml:space="preserve">market data state</w:t>
+      </w:r>
+    </w:p>
+    <w:p>
+      <w:pPr>
+        <w:pStyle w:val="Compact"/>
+        <w:numPr>
+          <w:ilvl w:val="0"/>
+          <w:numId w:val="1021"/>
+        </w:numPr>
+      </w:pPr>
+      <w:r>
+        <w:t xml:space="preserve">broker connection state</w:t>
+      </w:r>
+    </w:p>
+    <w:p>
+      <w:pPr>
+        <w:pStyle w:val="Compact"/>
+        <w:numPr>
+          <w:ilvl w:val="0"/>
+          <w:numId w:val="1021"/>
+        </w:numPr>
+      </w:pPr>
+      <w:r>
+        <w:t xml:space="preserve">portfolio context</w:t>
+      </w:r>
+    </w:p>
+    <w:p>
+      <w:pPr>
+        <w:pStyle w:val="Compact"/>
+        <w:numPr>
+          <w:ilvl w:val="0"/>
+          <w:numId w:val="1021"/>
+        </w:numPr>
+      </w:pPr>
+      <w:r>
+        <w:t xml:space="preserve">risk context</w:t>
+      </w:r>
+    </w:p>
+    <w:p>
+      <w:pPr>
+        <w:pStyle w:val="FirstParagraph"/>
+      </w:pPr>
+      <w:r>
+        <w:t xml:space="preserve">Invalid orders shall not be submitted.</w:t>
+      </w:r>
+    </w:p>
+    <w:p>
+      <w:pPr>
+        <w:pStyle w:val="BodyText"/>
+      </w:pPr>
+      <w:r>
+        <w:t xml:space="preserve">The user should not rely on visual assumptions.</w:t>
+      </w:r>
+    </w:p>
+    <w:p>
+      <w:pPr>
+        <w:pStyle w:val="BodyText"/>
+      </w:pPr>
+      <w:r>
+        <w:t xml:space="preserve">Always review the explicit order parameters.</w:t>
+      </w:r>
+    </w:p>
+    <w:p>
+      <w:r>
+        <w:pict>
+          <v:rect style="width:0;height:1.5pt" o:hralign="center" o:hrstd="t" o:hr="t"/>
+        </w:pict>
+      </w:r>
+    </w:p>
+    <w:bookmarkEnd w:id="32"/>
+    <w:bookmarkStart w:id="33" w:name="order-submission"/>
+    <w:p>
+      <w:pPr>
+        <w:pStyle w:val="Heading1"/>
+      </w:pPr>
+      <w:r>
+        <w:t xml:space="preserve">Order Submission</w:t>
+      </w:r>
+    </w:p>
+    <w:p>
+      <w:pPr>
+        <w:pStyle w:val="FirstParagraph"/>
+      </w:pPr>
+      <w:r>
+        <w:t xml:space="preserve">Submitting an order may create an external broker side effect.</w:t>
+      </w:r>
+    </w:p>
+    <w:p>
+      <w:pPr>
+        <w:pStyle w:val="BodyText"/>
+      </w:pPr>
+      <w:r>
+        <w:t xml:space="preserve">After submission, the application should distinguish between:</w:t>
+      </w:r>
+    </w:p>
+    <w:p>
+      <w:pPr>
+        <w:pStyle w:val="SourceCode"/>
+      </w:pPr>
+      <w:r>
+        <w:rPr>
+          <w:rStyle w:val="VerbatimChar"/>
+        </w:rPr>
+        <w:t xml:space="preserve">Submission Requested</w:t>
+      </w:r>
+      <w:r>
+        <w:br/>
+      </w:r>
+      <w:r>
+        <w:rPr>
+          <w:rStyle w:val="VerbatimChar"/>
+        </w:rPr>
+        <w:t xml:space="preserve">        ↓</w:t>
+      </w:r>
+      <w:r>
+        <w:br/>
+      </w:r>
+      <w:r>
+        <w:rPr>
+          <w:rStyle w:val="VerbatimChar"/>
+        </w:rPr>
+        <w:t xml:space="preserve">Transmitted</w:t>
+      </w:r>
+      <w:r>
+        <w:br/>
+      </w:r>
+      <w:r>
+        <w:rPr>
+          <w:rStyle w:val="VerbatimChar"/>
+        </w:rPr>
+        <w:t xml:space="preserve">        ↓</w:t>
+      </w:r>
+      <w:r>
+        <w:br/>
+      </w:r>
+      <w:r>
+        <w:rPr>
+          <w:rStyle w:val="VerbatimChar"/>
+        </w:rPr>
+        <w:t xml:space="preserve">Broker Acknowledged or Rejected</w:t>
+      </w:r>
+      <w:r>
+        <w:br/>
+      </w:r>
+      <w:r>
+        <w:rPr>
+          <w:rStyle w:val="VerbatimChar"/>
+        </w:rPr>
+        <w:t xml:space="preserve">        ↓</w:t>
+      </w:r>
+      <w:r>
+        <w:br/>
+      </w:r>
+      <w:r>
+        <w:rPr>
+          <w:rStyle w:val="VerbatimChar"/>
+        </w:rPr>
+        <w:t xml:space="preserve">Partially Filled or Filled</w:t>
+      </w:r>
+    </w:p>
+    <w:p>
+      <w:pPr>
+        <w:pStyle w:val="FirstParagraph"/>
+      </w:pPr>
+      <w:r>
+        <w:t xml:space="preserve">A local submission action is not the same as broker acknowledgement.</w:t>
+      </w:r>
+    </w:p>
+    <w:p>
+      <w:pPr>
+        <w:pStyle w:val="BodyText"/>
+      </w:pPr>
+      <w:r>
+        <w:t xml:space="preserve">Do not assume an order is accepted until broker acknowledgement is visible.</w:t>
+      </w:r>
+    </w:p>
+    <w:p>
+      <w:r>
+        <w:pict>
+          <v:rect style="width:0;height:1.5pt" o:hralign="center" o:hrstd="t" o:hr="t"/>
+        </w:pict>
+      </w:r>
+    </w:p>
+    <w:bookmarkEnd w:id="33"/>
+    <w:bookmarkStart w:id="34" w:name="order-cancellation"/>
+    <w:p>
+      <w:pPr>
+        <w:pStyle w:val="Heading1"/>
+      </w:pPr>
+      <w:r>
+        <w:t xml:space="preserve">Order Cancellation</w:t>
+      </w:r>
+    </w:p>
+    <w:p>
+      <w:pPr>
+        <w:pStyle w:val="FirstParagraph"/>
+      </w:pPr>
+      <w:r>
+        <w:t xml:space="preserve">Order cancellation is also trading-critical.</w:t>
+      </w:r>
+    </w:p>
+    <w:p>
+      <w:pPr>
+        <w:pStyle w:val="BodyText"/>
+      </w:pPr>
+      <w:r>
+        <w:t xml:space="preserve">A cancellation request is not the same as broker-confirmed cancellation.</w:t>
+      </w:r>
+    </w:p>
+    <w:p>
+      <w:pPr>
+        <w:pStyle w:val="BodyText"/>
+      </w:pPr>
+      <w:r>
+        <w:t xml:space="preserve">After requesting cancellation, monitor:</w:t>
+      </w:r>
+    </w:p>
+    <w:p>
+      <w:pPr>
+        <w:pStyle w:val="Compact"/>
+        <w:numPr>
+          <w:ilvl w:val="0"/>
+          <w:numId w:val="1022"/>
+        </w:numPr>
+      </w:pPr>
+      <w:r>
+        <w:t xml:space="preserve">cancellation pending state</w:t>
+      </w:r>
+    </w:p>
+    <w:p>
+      <w:pPr>
+        <w:pStyle w:val="Compact"/>
+        <w:numPr>
+          <w:ilvl w:val="0"/>
+          <w:numId w:val="1022"/>
+        </w:numPr>
+      </w:pPr>
+      <w:r>
+        <w:t xml:space="preserve">broker cancellation acknowledgement</w:t>
+      </w:r>
+    </w:p>
+    <w:p>
+      <w:pPr>
+        <w:pStyle w:val="Compact"/>
+        <w:numPr>
+          <w:ilvl w:val="0"/>
+          <w:numId w:val="1022"/>
+        </w:numPr>
+      </w:pPr>
+      <w:r>
+        <w:t xml:space="preserve">rejection</w:t>
+      </w:r>
+    </w:p>
+    <w:p>
+      <w:pPr>
+        <w:pStyle w:val="Compact"/>
+        <w:numPr>
+          <w:ilvl w:val="0"/>
+          <w:numId w:val="1022"/>
+        </w:numPr>
+      </w:pPr>
+      <w:r>
+        <w:t xml:space="preserve">possible execution during cancellation</w:t>
+      </w:r>
+    </w:p>
+    <w:p>
+      <w:pPr>
+        <w:pStyle w:val="FirstParagraph"/>
+      </w:pPr>
+      <w:r>
+        <w:t xml:space="preserve">Do not assume that an order is cancelled until the broker-derived state confirms it.</w:t>
+      </w:r>
+    </w:p>
+    <w:p>
+      <w:r>
+        <w:pict>
+          <v:rect style="width:0;height:1.5pt" o:hralign="center" o:hrstd="t" o:hr="t"/>
+        </w:pict>
+      </w:r>
+    </w:p>
+    <w:bookmarkEnd w:id="34"/>
+    <w:bookmarkStart w:id="35" w:name="orders-view"/>
+    <w:p>
+      <w:pPr>
+        <w:pStyle w:val="Heading1"/>
+      </w:pPr>
+      <w:r>
+        <w:t xml:space="preserve">Orders View</w:t>
+      </w:r>
+    </w:p>
+    <w:p>
+      <w:pPr>
+        <w:pStyle w:val="FirstParagraph"/>
+      </w:pPr>
+      <w:r>
+        <w:t xml:space="preserve">The Orders view may show:</w:t>
+      </w:r>
+    </w:p>
+    <w:p>
+      <w:pPr>
+        <w:pStyle w:val="Compact"/>
+        <w:numPr>
+          <w:ilvl w:val="0"/>
+          <w:numId w:val="1023"/>
+        </w:numPr>
+      </w:pPr>
+      <w:r>
+        <w:t xml:space="preserve">submitted orders</w:t>
+      </w:r>
+    </w:p>
+    <w:p>
+      <w:pPr>
+        <w:pStyle w:val="Compact"/>
+        <w:numPr>
+          <w:ilvl w:val="0"/>
+          <w:numId w:val="1023"/>
+        </w:numPr>
+      </w:pPr>
+      <w:r>
+        <w:t xml:space="preserve">working orders</w:t>
+      </w:r>
+    </w:p>
+    <w:p>
+      <w:pPr>
+        <w:pStyle w:val="Compact"/>
+        <w:numPr>
+          <w:ilvl w:val="0"/>
+          <w:numId w:val="1023"/>
+        </w:numPr>
+      </w:pPr>
+      <w:r>
+        <w:t xml:space="preserve">rejected orders</w:t>
+      </w:r>
+    </w:p>
+    <w:p>
+      <w:pPr>
+        <w:pStyle w:val="Compact"/>
+        <w:numPr>
+          <w:ilvl w:val="0"/>
+          <w:numId w:val="1023"/>
+        </w:numPr>
+      </w:pPr>
+      <w:r>
+        <w:t xml:space="preserve">cancelled orders</w:t>
+      </w:r>
+    </w:p>
+    <w:p>
+      <w:pPr>
+        <w:pStyle w:val="Compact"/>
+        <w:numPr>
+          <w:ilvl w:val="0"/>
+          <w:numId w:val="1023"/>
+        </w:numPr>
+      </w:pPr>
+      <w:r>
+        <w:t xml:space="preserve">partially filled orders</w:t>
+      </w:r>
+    </w:p>
+    <w:p>
+      <w:pPr>
+        <w:pStyle w:val="Compact"/>
+        <w:numPr>
+          <w:ilvl w:val="0"/>
+          <w:numId w:val="1023"/>
+        </w:numPr>
+      </w:pPr>
+      <w:r>
+        <w:t xml:space="preserve">filled orders</w:t>
+      </w:r>
+    </w:p>
+    <w:p>
+      <w:pPr>
+        <w:pStyle w:val="FirstParagraph"/>
+      </w:pPr>
+      <w:r>
+        <w:t xml:space="preserve">Review order state carefully.</w:t>
+      </w:r>
+    </w:p>
+    <w:p>
+      <w:pPr>
+        <w:pStyle w:val="BodyText"/>
+      </w:pPr>
+      <w:r>
+        <w:t xml:space="preserve">Repeated broker messages, reconnects or refreshes should not be interpreted manually as separate intentional orders unless the application state confirms it.</w:t>
+      </w:r>
+    </w:p>
+    <w:p>
+      <w:r>
+        <w:pict>
+          <v:rect style="width:0;height:1.5pt" o:hralign="center" o:hrstd="t" o:hr="t"/>
+        </w:pict>
+      </w:r>
+    </w:p>
+    <w:bookmarkEnd w:id="35"/>
+    <w:bookmarkStart w:id="36" w:name="positions-view"/>
+    <w:p>
+      <w:pPr>
+        <w:pStyle w:val="Heading1"/>
+      </w:pPr>
+      <w:r>
+        <w:t xml:space="preserve">Positions View</w:t>
+      </w:r>
+    </w:p>
+    <w:p>
+      <w:pPr>
+        <w:pStyle w:val="FirstParagraph"/>
+      </w:pPr>
+      <w:r>
+        <w:t xml:space="preserve">The Positions view shows current or historical position state where available.</w:t>
+      </w:r>
+    </w:p>
+    <w:p>
+      <w:pPr>
+        <w:pStyle w:val="BodyText"/>
+      </w:pPr>
+      <w:r>
+        <w:t xml:space="preserve">Users should verify:</w:t>
+      </w:r>
+    </w:p>
+    <w:p>
+      <w:pPr>
+        <w:pStyle w:val="Compact"/>
+        <w:numPr>
+          <w:ilvl w:val="0"/>
+          <w:numId w:val="1024"/>
+        </w:numPr>
+      </w:pPr>
+      <w:r>
+        <w:t xml:space="preserve">instrument</w:t>
+      </w:r>
+    </w:p>
+    <w:p>
+      <w:pPr>
+        <w:pStyle w:val="Compact"/>
+        <w:numPr>
+          <w:ilvl w:val="0"/>
+          <w:numId w:val="1024"/>
+        </w:numPr>
+      </w:pPr>
+      <w:r>
+        <w:t xml:space="preserve">quantity</w:t>
+      </w:r>
+    </w:p>
+    <w:p>
+      <w:pPr>
+        <w:pStyle w:val="Compact"/>
+        <w:numPr>
+          <w:ilvl w:val="0"/>
+          <w:numId w:val="1024"/>
+        </w:numPr>
+      </w:pPr>
+      <w:r>
+        <w:t xml:space="preserve">side</w:t>
+      </w:r>
+    </w:p>
+    <w:p>
+      <w:pPr>
+        <w:pStyle w:val="Compact"/>
+        <w:numPr>
+          <w:ilvl w:val="0"/>
+          <w:numId w:val="1024"/>
+        </w:numPr>
+      </w:pPr>
+      <w:r>
+        <w:t xml:space="preserve">average price</w:t>
+      </w:r>
+    </w:p>
+    <w:p>
+      <w:pPr>
+        <w:pStyle w:val="Compact"/>
+        <w:numPr>
+          <w:ilvl w:val="0"/>
+          <w:numId w:val="1024"/>
+        </w:numPr>
+      </w:pPr>
+      <w:r>
+        <w:t xml:space="preserve">market value</w:t>
+      </w:r>
+    </w:p>
+    <w:p>
+      <w:pPr>
+        <w:pStyle w:val="Compact"/>
+        <w:numPr>
+          <w:ilvl w:val="0"/>
+          <w:numId w:val="1024"/>
+        </w:numPr>
+      </w:pPr>
+      <w:r>
+        <w:t xml:space="preserve">unrealized profit or loss</w:t>
+      </w:r>
+    </w:p>
+    <w:p>
+      <w:pPr>
+        <w:pStyle w:val="Compact"/>
+        <w:numPr>
+          <w:ilvl w:val="0"/>
+          <w:numId w:val="1024"/>
+        </w:numPr>
+      </w:pPr>
+      <w:r>
+        <w:t xml:space="preserve">realized profit or loss where available</w:t>
+      </w:r>
+    </w:p>
+    <w:p>
+      <w:pPr>
+        <w:pStyle w:val="Compact"/>
+        <w:numPr>
+          <w:ilvl w:val="0"/>
+          <w:numId w:val="1024"/>
+        </w:numPr>
+      </w:pPr>
+      <w:r>
+        <w:t xml:space="preserve">source</w:t>
+      </w:r>
+    </w:p>
+    <w:p>
+      <w:pPr>
+        <w:pStyle w:val="Compact"/>
+        <w:numPr>
+          <w:ilvl w:val="0"/>
+          <w:numId w:val="1024"/>
+        </w:numPr>
+      </w:pPr>
+      <w:r>
+        <w:t xml:space="preserve">timestamp</w:t>
+      </w:r>
+    </w:p>
+    <w:p>
+      <w:pPr>
+        <w:pStyle w:val="Compact"/>
+        <w:numPr>
+          <w:ilvl w:val="0"/>
+          <w:numId w:val="1024"/>
+        </w:numPr>
+      </w:pPr>
+      <w:r>
+        <w:t xml:space="preserve">reconciliation state where relevant</w:t>
+      </w:r>
+    </w:p>
+    <w:p>
+      <w:pPr>
+        <w:pStyle w:val="FirstParagraph"/>
+      </w:pPr>
+      <w:r>
+        <w:t xml:space="preserve">Position state should not be inferred only from chart or order display.</w:t>
+      </w:r>
+    </w:p>
+    <w:p>
+      <w:r>
+        <w:pict>
+          <v:rect style="width:0;height:1.5pt" o:hralign="center" o:hrstd="t" o:hr="t"/>
+        </w:pict>
+      </w:r>
+    </w:p>
+    <w:bookmarkEnd w:id="36"/>
+    <w:bookmarkStart w:id="37" w:name="portfolio-view"/>
+    <w:p>
+      <w:pPr>
+        <w:pStyle w:val="Heading1"/>
+      </w:pPr>
+      <w:r>
+        <w:t xml:space="preserve">Portfolio View</w:t>
+      </w:r>
+    </w:p>
+    <w:p>
+      <w:pPr>
+        <w:pStyle w:val="FirstParagraph"/>
+      </w:pPr>
+      <w:r>
+        <w:t xml:space="preserve">The Portfolio view provides account-level or portfolio-level information.</w:t>
+      </w:r>
+    </w:p>
+    <w:p>
+      <w:pPr>
+        <w:pStyle w:val="BodyText"/>
+      </w:pPr>
+      <w:r>
+        <w:t xml:space="preserve">Possible information includes:</w:t>
+      </w:r>
+    </w:p>
+    <w:p>
+      <w:pPr>
+        <w:pStyle w:val="Compact"/>
+        <w:numPr>
+          <w:ilvl w:val="0"/>
+          <w:numId w:val="1025"/>
+        </w:numPr>
+      </w:pPr>
+      <w:r>
+        <w:t xml:space="preserve">cash</w:t>
+      </w:r>
+    </w:p>
+    <w:p>
+      <w:pPr>
+        <w:pStyle w:val="Compact"/>
+        <w:numPr>
+          <w:ilvl w:val="0"/>
+          <w:numId w:val="1025"/>
+        </w:numPr>
+      </w:pPr>
+      <w:r>
+        <w:t xml:space="preserve">net liquidation value</w:t>
+      </w:r>
+    </w:p>
+    <w:p>
+      <w:pPr>
+        <w:pStyle w:val="Compact"/>
+        <w:numPr>
+          <w:ilvl w:val="0"/>
+          <w:numId w:val="1025"/>
+        </w:numPr>
+      </w:pPr>
+      <w:r>
+        <w:t xml:space="preserve">exposure</w:t>
+      </w:r>
+    </w:p>
+    <w:p>
+      <w:pPr>
+        <w:pStyle w:val="Compact"/>
+        <w:numPr>
+          <w:ilvl w:val="0"/>
+          <w:numId w:val="1025"/>
+        </w:numPr>
+      </w:pPr>
+      <w:r>
+        <w:t xml:space="preserve">unrealized profit or loss</w:t>
+      </w:r>
+    </w:p>
+    <w:p>
+      <w:pPr>
+        <w:pStyle w:val="Compact"/>
+        <w:numPr>
+          <w:ilvl w:val="0"/>
+          <w:numId w:val="1025"/>
+        </w:numPr>
+      </w:pPr>
+      <w:r>
+        <w:t xml:space="preserve">realized profit or loss</w:t>
+      </w:r>
+    </w:p>
+    <w:p>
+      <w:pPr>
+        <w:pStyle w:val="Compact"/>
+        <w:numPr>
+          <w:ilvl w:val="0"/>
+          <w:numId w:val="1025"/>
+        </w:numPr>
+      </w:pPr>
+      <w:r>
+        <w:t xml:space="preserve">allocation</w:t>
+      </w:r>
+    </w:p>
+    <w:p>
+      <w:pPr>
+        <w:pStyle w:val="Compact"/>
+        <w:numPr>
+          <w:ilvl w:val="0"/>
+          <w:numId w:val="1025"/>
+        </w:numPr>
+      </w:pPr>
+      <w:r>
+        <w:t xml:space="preserve">account state</w:t>
+      </w:r>
+    </w:p>
+    <w:p>
+      <w:pPr>
+        <w:pStyle w:val="Compact"/>
+        <w:numPr>
+          <w:ilvl w:val="0"/>
+          <w:numId w:val="1025"/>
+        </w:numPr>
+      </w:pPr>
+      <w:r>
+        <w:t xml:space="preserve">broker-derived values</w:t>
+      </w:r>
+    </w:p>
+    <w:p>
+      <w:pPr>
+        <w:pStyle w:val="Compact"/>
+        <w:numPr>
+          <w:ilvl w:val="0"/>
+          <w:numId w:val="1025"/>
+        </w:numPr>
+      </w:pPr>
+      <w:r>
+        <w:t xml:space="preserve">local values</w:t>
+      </w:r>
+    </w:p>
+    <w:p>
+      <w:pPr>
+        <w:pStyle w:val="FirstParagraph"/>
+      </w:pPr>
+      <w:r>
+        <w:t xml:space="preserve">Unavailable values shall not be treated as zero.</w:t>
+      </w:r>
+    </w:p>
+    <w:p>
+      <w:pPr>
+        <w:pStyle w:val="BodyText"/>
+      </w:pPr>
+      <w:r>
+        <w:t xml:space="preserve">Broker-derived and locally calculated values may differ until reconciliation is complete.</w:t>
+      </w:r>
+    </w:p>
+    <w:p>
+      <w:r>
+        <w:pict>
+          <v:rect style="width:0;height:1.5pt" o:hralign="center" o:hrstd="t" o:hr="t"/>
+        </w:pict>
+      </w:r>
+    </w:p>
+    <w:bookmarkEnd w:id="37"/>
+    <w:bookmarkStart w:id="38" w:name="risk-view"/>
+    <w:p>
+      <w:pPr>
+        <w:pStyle w:val="Heading1"/>
+      </w:pPr>
+      <w:r>
+        <w:t xml:space="preserve">Risk View</w:t>
+      </w:r>
+    </w:p>
+    <w:p>
+      <w:pPr>
+        <w:pStyle w:val="FirstParagraph"/>
+      </w:pPr>
+      <w:r>
+        <w:t xml:space="preserve">Risk information supports trading review and operational awareness.</w:t>
+      </w:r>
+    </w:p>
+    <w:p>
+      <w:pPr>
+        <w:pStyle w:val="BodyText"/>
+      </w:pPr>
+      <w:r>
+        <w:t xml:space="preserve">Possible information includes:</w:t>
+      </w:r>
+    </w:p>
+    <w:p>
+      <w:pPr>
+        <w:pStyle w:val="Compact"/>
+        <w:numPr>
+          <w:ilvl w:val="0"/>
+          <w:numId w:val="1026"/>
+        </w:numPr>
+      </w:pPr>
+      <w:r>
+        <w:t xml:space="preserve">position exposure</w:t>
+      </w:r>
+    </w:p>
+    <w:p>
+      <w:pPr>
+        <w:pStyle w:val="Compact"/>
+        <w:numPr>
+          <w:ilvl w:val="0"/>
+          <w:numId w:val="1026"/>
+        </w:numPr>
+      </w:pPr>
+      <w:r>
+        <w:t xml:space="preserve">portfolio exposure</w:t>
+      </w:r>
+    </w:p>
+    <w:p>
+      <w:pPr>
+        <w:pStyle w:val="Compact"/>
+        <w:numPr>
+          <w:ilvl w:val="0"/>
+          <w:numId w:val="1026"/>
+        </w:numPr>
+      </w:pPr>
+      <w:r>
+        <w:t xml:space="preserve">concentration</w:t>
+      </w:r>
+    </w:p>
+    <w:p>
+      <w:pPr>
+        <w:pStyle w:val="Compact"/>
+        <w:numPr>
+          <w:ilvl w:val="0"/>
+          <w:numId w:val="1026"/>
+        </w:numPr>
+      </w:pPr>
+      <w:r>
+        <w:t xml:space="preserve">order risk validation</w:t>
+      </w:r>
+    </w:p>
+    <w:p>
+      <w:pPr>
+        <w:pStyle w:val="Compact"/>
+        <w:numPr>
+          <w:ilvl w:val="0"/>
+          <w:numId w:val="1026"/>
+        </w:numPr>
+      </w:pPr>
+      <w:r>
+        <w:t xml:space="preserve">trading limits</w:t>
+      </w:r>
+    </w:p>
+    <w:p>
+      <w:pPr>
+        <w:pStyle w:val="Compact"/>
+        <w:numPr>
+          <w:ilvl w:val="0"/>
+          <w:numId w:val="1026"/>
+        </w:numPr>
+      </w:pPr>
+      <w:r>
+        <w:t xml:space="preserve">risk alerts</w:t>
+      </w:r>
+    </w:p>
+    <w:p>
+      <w:pPr>
+        <w:pStyle w:val="FirstParagraph"/>
+      </w:pPr>
+      <w:r>
+        <w:t xml:space="preserve">Risk information depends on available market, portfolio and position data.</w:t>
+      </w:r>
+    </w:p>
+    <w:p>
+      <w:pPr>
+        <w:pStyle w:val="BodyText"/>
+      </w:pPr>
+      <w:r>
+        <w:t xml:space="preserve">If required data is stale or unavailable, risk information may also be incomplete.</w:t>
+      </w:r>
+    </w:p>
+    <w:p>
+      <w:r>
+        <w:pict>
+          <v:rect style="width:0;height:1.5pt" o:hralign="center" o:hrstd="t" o:hr="t"/>
+        </w:pict>
+      </w:r>
+    </w:p>
+    <w:bookmarkEnd w:id="38"/>
+    <w:bookmarkStart w:id="39" w:name="reconciliation"/>
+    <w:p>
+      <w:pPr>
+        <w:pStyle w:val="Heading1"/>
+      </w:pPr>
+      <w:r>
+        <w:t xml:space="preserve">Reconciliation</w:t>
+      </w:r>
+    </w:p>
+    <w:p>
+      <w:pPr>
+        <w:pStyle w:val="FirstParagraph"/>
+      </w:pPr>
+      <w:r>
+        <w:t xml:space="preserve">Reconciliation compares local application state with broker-derived state.</w:t>
+      </w:r>
+    </w:p>
+    <w:p>
+      <w:pPr>
+        <w:pStyle w:val="BodyText"/>
+      </w:pPr>
+      <w:r>
+        <w:t xml:space="preserve">Possible reconciliation outcomes:</w:t>
+      </w:r>
+    </w:p>
+    <w:p>
+      <w:pPr>
+        <w:pStyle w:val="Compact"/>
+        <w:numPr>
+          <w:ilvl w:val="0"/>
+          <w:numId w:val="1027"/>
+        </w:numPr>
+      </w:pPr>
+      <w:r>
+        <w:t xml:space="preserve">no discrepancy</w:t>
+      </w:r>
+    </w:p>
+    <w:p>
+      <w:pPr>
+        <w:pStyle w:val="Compact"/>
+        <w:numPr>
+          <w:ilvl w:val="0"/>
+          <w:numId w:val="1027"/>
+        </w:numPr>
+      </w:pPr>
+      <w:r>
+        <w:t xml:space="preserve">discrepancy detected</w:t>
+      </w:r>
+    </w:p>
+    <w:p>
+      <w:pPr>
+        <w:pStyle w:val="Compact"/>
+        <w:numPr>
+          <w:ilvl w:val="0"/>
+          <w:numId w:val="1027"/>
+        </w:numPr>
+      </w:pPr>
+      <w:r>
+        <w:t xml:space="preserve">action required</w:t>
+      </w:r>
+    </w:p>
+    <w:p>
+      <w:pPr>
+        <w:pStyle w:val="Compact"/>
+        <w:numPr>
+          <w:ilvl w:val="0"/>
+          <w:numId w:val="1027"/>
+        </w:numPr>
+      </w:pPr>
+      <w:r>
+        <w:t xml:space="preserve">reconciliation failed</w:t>
+      </w:r>
+    </w:p>
+    <w:p>
+      <w:pPr>
+        <w:pStyle w:val="FirstParagraph"/>
+      </w:pPr>
+      <w:r>
+        <w:t xml:space="preserve">A discrepancy may involve:</w:t>
+      </w:r>
+    </w:p>
+    <w:p>
+      <w:pPr>
+        <w:pStyle w:val="Compact"/>
+        <w:numPr>
+          <w:ilvl w:val="0"/>
+          <w:numId w:val="1028"/>
+        </w:numPr>
+      </w:pPr>
+      <w:r>
+        <w:t xml:space="preserve">missing local order</w:t>
+      </w:r>
+    </w:p>
+    <w:p>
+      <w:pPr>
+        <w:pStyle w:val="Compact"/>
+        <w:numPr>
+          <w:ilvl w:val="0"/>
+          <w:numId w:val="1028"/>
+        </w:numPr>
+      </w:pPr>
+      <w:r>
+        <w:t xml:space="preserve">missing broker order</w:t>
+      </w:r>
+    </w:p>
+    <w:p>
+      <w:pPr>
+        <w:pStyle w:val="Compact"/>
+        <w:numPr>
+          <w:ilvl w:val="0"/>
+          <w:numId w:val="1028"/>
+        </w:numPr>
+      </w:pPr>
+      <w:r>
+        <w:t xml:space="preserve">order state mismatch</w:t>
+      </w:r>
+    </w:p>
+    <w:p>
+      <w:pPr>
+        <w:pStyle w:val="Compact"/>
+        <w:numPr>
+          <w:ilvl w:val="0"/>
+          <w:numId w:val="1028"/>
+        </w:numPr>
+      </w:pPr>
+      <w:r>
+        <w:t xml:space="preserve">position state mismatch</w:t>
+      </w:r>
+    </w:p>
+    <w:p>
+      <w:pPr>
+        <w:pStyle w:val="Compact"/>
+        <w:numPr>
+          <w:ilvl w:val="0"/>
+          <w:numId w:val="1028"/>
+        </w:numPr>
+      </w:pPr>
+      <w:r>
+        <w:t xml:space="preserve">quantity mismatch</w:t>
+      </w:r>
+    </w:p>
+    <w:p>
+      <w:pPr>
+        <w:pStyle w:val="FirstParagraph"/>
+      </w:pPr>
+      <w:r>
+        <w:t xml:space="preserve">Reconciliation observation does not automatically mean repair.</w:t>
+      </w:r>
+    </w:p>
+    <w:p>
+      <w:pPr>
+        <w:pStyle w:val="BodyText"/>
+      </w:pPr>
+      <w:r>
+        <w:t xml:space="preserve">Repair actions require explicit workflow support and user review where applicable.</w:t>
+      </w:r>
+    </w:p>
+    <w:p>
+      <w:r>
+        <w:pict>
+          <v:rect style="width:0;height:1.5pt" o:hralign="center" o:hrstd="t" o:hr="t"/>
+        </w:pict>
+      </w:r>
+    </w:p>
+    <w:bookmarkEnd w:id="39"/>
+    <w:bookmarkStart w:id="40" w:name="notifications"/>
+    <w:p>
+      <w:pPr>
+        <w:pStyle w:val="Heading1"/>
+      </w:pPr>
+      <w:r>
+        <w:t xml:space="preserve">Notifications</w:t>
+      </w:r>
+    </w:p>
+    <w:p>
+      <w:pPr>
+        <w:pStyle w:val="FirstParagraph"/>
+      </w:pPr>
+      <w:r>
+        <w:t xml:space="preserve">Notifications communicate operationally relevant information.</w:t>
+      </w:r>
+    </w:p>
+    <w:p>
+      <w:pPr>
+        <w:pStyle w:val="BodyText"/>
+      </w:pPr>
+      <w:r>
+        <w:t xml:space="preserve">Possible levels:</w:t>
+      </w:r>
+    </w:p>
+    <w:p>
+      <w:pPr>
+        <w:pStyle w:val="Compact"/>
+        <w:numPr>
+          <w:ilvl w:val="0"/>
+          <w:numId w:val="1029"/>
+        </w:numPr>
+      </w:pPr>
+      <w:r>
+        <w:t xml:space="preserve">Information</w:t>
+      </w:r>
+    </w:p>
+    <w:p>
+      <w:pPr>
+        <w:pStyle w:val="Compact"/>
+        <w:numPr>
+          <w:ilvl w:val="0"/>
+          <w:numId w:val="1029"/>
+        </w:numPr>
+      </w:pPr>
+      <w:r>
+        <w:t xml:space="preserve">Warning</w:t>
+      </w:r>
+    </w:p>
+    <w:p>
+      <w:pPr>
+        <w:pStyle w:val="Compact"/>
+        <w:numPr>
+          <w:ilvl w:val="0"/>
+          <w:numId w:val="1029"/>
+        </w:numPr>
+      </w:pPr>
+      <w:r>
+        <w:t xml:space="preserve">Error</w:t>
+      </w:r>
+    </w:p>
+    <w:p>
+      <w:pPr>
+        <w:pStyle w:val="Compact"/>
+        <w:numPr>
+          <w:ilvl w:val="0"/>
+          <w:numId w:val="1029"/>
+        </w:numPr>
+      </w:pPr>
+      <w:r>
+        <w:t xml:space="preserve">Critical</w:t>
+      </w:r>
+    </w:p>
+    <w:p>
+      <w:pPr>
+        <w:pStyle w:val="FirstParagraph"/>
+      </w:pPr>
+      <w:r>
+        <w:t xml:space="preserve">Examples:</w:t>
+      </w:r>
+    </w:p>
+    <w:p>
+      <w:pPr>
+        <w:pStyle w:val="Compact"/>
+        <w:numPr>
+          <w:ilvl w:val="0"/>
+          <w:numId w:val="1030"/>
+        </w:numPr>
+      </w:pPr>
+      <w:r>
+        <w:t xml:space="preserve">broker disconnected</w:t>
+      </w:r>
+    </w:p>
+    <w:p>
+      <w:pPr>
+        <w:pStyle w:val="Compact"/>
+        <w:numPr>
+          <w:ilvl w:val="0"/>
+          <w:numId w:val="1030"/>
+        </w:numPr>
+      </w:pPr>
+      <w:r>
+        <w:t xml:space="preserve">market data stale</w:t>
+      </w:r>
+    </w:p>
+    <w:p>
+      <w:pPr>
+        <w:pStyle w:val="Compact"/>
+        <w:numPr>
+          <w:ilvl w:val="0"/>
+          <w:numId w:val="1030"/>
+        </w:numPr>
+      </w:pPr>
+      <w:r>
+        <w:t xml:space="preserve">order rejected</w:t>
+      </w:r>
+    </w:p>
+    <w:p>
+      <w:pPr>
+        <w:pStyle w:val="Compact"/>
+        <w:numPr>
+          <w:ilvl w:val="0"/>
+          <w:numId w:val="1030"/>
+        </w:numPr>
+      </w:pPr>
+      <w:r>
+        <w:t xml:space="preserve">reconciliation discrepancy</w:t>
+      </w:r>
+    </w:p>
+    <w:p>
+      <w:pPr>
+        <w:pStyle w:val="Compact"/>
+        <w:numPr>
+          <w:ilvl w:val="0"/>
+          <w:numId w:val="1030"/>
+        </w:numPr>
+      </w:pPr>
+      <w:r>
+        <w:t xml:space="preserve">background service failure</w:t>
+      </w:r>
+    </w:p>
+    <w:p>
+      <w:pPr>
+        <w:pStyle w:val="FirstParagraph"/>
+      </w:pPr>
+      <w:r>
+        <w:t xml:space="preserve">Critical trading events should remain visible until appropriately handled.</w:t>
+      </w:r>
+    </w:p>
+    <w:p>
+      <w:pPr>
+        <w:pStyle w:val="BodyText"/>
+      </w:pPr>
+      <w:r>
+        <w:t xml:space="preserve">Routine noise should not distract from operationally important information.</w:t>
+      </w:r>
+    </w:p>
+    <w:p>
+      <w:r>
+        <w:pict>
+          <v:rect style="width:0;height:1.5pt" o:hralign="center" o:hrstd="t" o:hr="t"/>
+        </w:pict>
+      </w:r>
+    </w:p>
+    <w:bookmarkEnd w:id="40"/>
+    <w:bookmarkStart w:id="41" w:name="command-palette"/>
+    <w:p>
+      <w:pPr>
+        <w:pStyle w:val="Heading1"/>
+      </w:pPr>
+      <w:r>
+        <w:t xml:space="preserve">Command Palette</w:t>
+      </w:r>
+    </w:p>
+    <w:p>
+      <w:pPr>
+        <w:pStyle w:val="FirstParagraph"/>
+      </w:pPr>
+      <w:r>
+        <w:t xml:space="preserve">The Command Palette supports keyboard-driven workflows.</w:t>
+      </w:r>
+    </w:p>
+    <w:p>
+      <w:pPr>
+        <w:pStyle w:val="BodyText"/>
+      </w:pPr>
+      <w:r>
+        <w:t xml:space="preserve">Possible commands:</w:t>
+      </w:r>
+    </w:p>
+    <w:p>
+      <w:pPr>
+        <w:pStyle w:val="Compact"/>
+        <w:numPr>
+          <w:ilvl w:val="0"/>
+          <w:numId w:val="1031"/>
+        </w:numPr>
+      </w:pPr>
+      <w:r>
+        <w:t xml:space="preserve">open widget</w:t>
+      </w:r>
+    </w:p>
+    <w:p>
+      <w:pPr>
+        <w:pStyle w:val="Compact"/>
+        <w:numPr>
+          <w:ilvl w:val="0"/>
+          <w:numId w:val="1031"/>
+        </w:numPr>
+      </w:pPr>
+      <w:r>
+        <w:t xml:space="preserve">close widget</w:t>
+      </w:r>
+    </w:p>
+    <w:p>
+      <w:pPr>
+        <w:pStyle w:val="Compact"/>
+        <w:numPr>
+          <w:ilvl w:val="0"/>
+          <w:numId w:val="1031"/>
+        </w:numPr>
+      </w:pPr>
+      <w:r>
+        <w:t xml:space="preserve">switch workspace</w:t>
+      </w:r>
+    </w:p>
+    <w:p>
+      <w:pPr>
+        <w:pStyle w:val="Compact"/>
+        <w:numPr>
+          <w:ilvl w:val="0"/>
+          <w:numId w:val="1031"/>
+        </w:numPr>
+      </w:pPr>
+      <w:r>
+        <w:t xml:space="preserve">select instrument</w:t>
+      </w:r>
+    </w:p>
+    <w:p>
+      <w:pPr>
+        <w:pStyle w:val="Compact"/>
+        <w:numPr>
+          <w:ilvl w:val="0"/>
+          <w:numId w:val="1031"/>
+        </w:numPr>
+      </w:pPr>
+      <w:r>
+        <w:t xml:space="preserve">open settings</w:t>
+      </w:r>
+    </w:p>
+    <w:p>
+      <w:pPr>
+        <w:pStyle w:val="Compact"/>
+        <w:numPr>
+          <w:ilvl w:val="0"/>
+          <w:numId w:val="1031"/>
+        </w:numPr>
+      </w:pPr>
+      <w:r>
+        <w:t xml:space="preserve">refresh data</w:t>
+      </w:r>
+    </w:p>
+    <w:p>
+      <w:pPr>
+        <w:pStyle w:val="Compact"/>
+        <w:numPr>
+          <w:ilvl w:val="0"/>
+          <w:numId w:val="1031"/>
+        </w:numPr>
+      </w:pPr>
+      <w:r>
+        <w:t xml:space="preserve">execute application command</w:t>
+      </w:r>
+    </w:p>
+    <w:p>
+      <w:pPr>
+        <w:pStyle w:val="FirstParagraph"/>
+      </w:pPr>
+      <w:r>
+        <w:t xml:space="preserve">Unavailable commands should be disabled or omitted.</w:t>
+      </w:r>
+    </w:p>
+    <w:p>
+      <w:pPr>
+        <w:pStyle w:val="BodyText"/>
+      </w:pPr>
+      <w:r>
+        <w:t xml:space="preserve">Commands should respect the current application state.</w:t>
+      </w:r>
+    </w:p>
+    <w:p>
+      <w:r>
+        <w:pict>
+          <v:rect style="width:0;height:1.5pt" o:hralign="center" o:hrstd="t" o:hr="t"/>
+        </w:pict>
+      </w:r>
+    </w:p>
+    <w:bookmarkEnd w:id="41"/>
+    <w:bookmarkStart w:id="42" w:name="tables"/>
+    <w:p>
+      <w:pPr>
+        <w:pStyle w:val="Heading1"/>
+      </w:pPr>
+      <w:r>
+        <w:t xml:space="preserve">Tables</w:t>
+      </w:r>
+    </w:p>
+    <w:p>
+      <w:pPr>
+        <w:pStyle w:val="FirstParagraph"/>
+      </w:pPr>
+      <w:r>
+        <w:t xml:space="preserve">Tables are used heavily throughout the Trading Cockpit.</w:t>
+      </w:r>
+    </w:p>
+    <w:p>
+      <w:pPr>
+        <w:pStyle w:val="BodyText"/>
+      </w:pPr>
+      <w:r>
+        <w:t xml:space="preserve">Typical table capabilities may include:</w:t>
+      </w:r>
+    </w:p>
+    <w:p>
+      <w:pPr>
+        <w:pStyle w:val="Compact"/>
+        <w:numPr>
+          <w:ilvl w:val="0"/>
+          <w:numId w:val="1032"/>
+        </w:numPr>
+      </w:pPr>
+      <w:r>
+        <w:t xml:space="preserve">sorting</w:t>
+      </w:r>
+    </w:p>
+    <w:p>
+      <w:pPr>
+        <w:pStyle w:val="Compact"/>
+        <w:numPr>
+          <w:ilvl w:val="0"/>
+          <w:numId w:val="1032"/>
+        </w:numPr>
+      </w:pPr>
+      <w:r>
+        <w:t xml:space="preserve">filtering</w:t>
+      </w:r>
+    </w:p>
+    <w:p>
+      <w:pPr>
+        <w:pStyle w:val="Compact"/>
+        <w:numPr>
+          <w:ilvl w:val="0"/>
+          <w:numId w:val="1032"/>
+        </w:numPr>
+      </w:pPr>
+      <w:r>
+        <w:t xml:space="preserve">column resizing</w:t>
+      </w:r>
+    </w:p>
+    <w:p>
+      <w:pPr>
+        <w:pStyle w:val="Compact"/>
+        <w:numPr>
+          <w:ilvl w:val="0"/>
+          <w:numId w:val="1032"/>
+        </w:numPr>
+      </w:pPr>
+      <w:r>
+        <w:t xml:space="preserve">column reordering</w:t>
+      </w:r>
+    </w:p>
+    <w:p>
+      <w:pPr>
+        <w:pStyle w:val="Compact"/>
+        <w:numPr>
+          <w:ilvl w:val="0"/>
+          <w:numId w:val="1032"/>
+        </w:numPr>
+      </w:pPr>
+      <w:r>
+        <w:t xml:space="preserve">row selection</w:t>
+      </w:r>
+    </w:p>
+    <w:p>
+      <w:pPr>
+        <w:pStyle w:val="Compact"/>
+        <w:numPr>
+          <w:ilvl w:val="0"/>
+          <w:numId w:val="1032"/>
+        </w:numPr>
+      </w:pPr>
+      <w:r>
+        <w:t xml:space="preserve">multi-selection</w:t>
+      </w:r>
+    </w:p>
+    <w:p>
+      <w:pPr>
+        <w:pStyle w:val="Compact"/>
+        <w:numPr>
+          <w:ilvl w:val="0"/>
+          <w:numId w:val="1032"/>
+        </w:numPr>
+      </w:pPr>
+      <w:r>
+        <w:t xml:space="preserve">context menus</w:t>
+      </w:r>
+    </w:p>
+    <w:p>
+      <w:pPr>
+        <w:pStyle w:val="Compact"/>
+        <w:numPr>
+          <w:ilvl w:val="0"/>
+          <w:numId w:val="1032"/>
+        </w:numPr>
+      </w:pPr>
+      <w:r>
+        <w:t xml:space="preserve">persistent column state</w:t>
+      </w:r>
+    </w:p>
+    <w:p>
+      <w:pPr>
+        <w:pStyle w:val="FirstParagraph"/>
+      </w:pPr>
+      <w:r>
+        <w:t xml:space="preserve">Numeric and financial values should be formatted consistently.</w:t>
+      </w:r>
+    </w:p>
+    <w:p>
+      <w:r>
+        <w:pict>
+          <v:rect style="width:0;height:1.5pt" o:hralign="center" o:hrstd="t" o:hr="t"/>
+        </w:pict>
+      </w:r>
+    </w:p>
+    <w:bookmarkEnd w:id="42"/>
+    <w:bookmarkStart w:id="43" w:name="financial-values"/>
+    <w:p>
+      <w:pPr>
+        <w:pStyle w:val="Heading1"/>
+      </w:pPr>
+      <w:r>
+        <w:t xml:space="preserve">Financial Values</w:t>
+      </w:r>
+    </w:p>
+    <w:p>
+      <w:pPr>
+        <w:pStyle w:val="FirstParagraph"/>
+      </w:pPr>
+      <w:r>
+        <w:t xml:space="preserve">Financial values may include:</w:t>
+      </w:r>
+    </w:p>
+    <w:p>
+      <w:pPr>
+        <w:pStyle w:val="Compact"/>
+        <w:numPr>
+          <w:ilvl w:val="0"/>
+          <w:numId w:val="1033"/>
+        </w:numPr>
+      </w:pPr>
+      <w:r>
+        <w:t xml:space="preserve">prices</w:t>
+      </w:r>
+    </w:p>
+    <w:p>
+      <w:pPr>
+        <w:pStyle w:val="Compact"/>
+        <w:numPr>
+          <w:ilvl w:val="0"/>
+          <w:numId w:val="1033"/>
+        </w:numPr>
+      </w:pPr>
+      <w:r>
+        <w:t xml:space="preserve">quantities</w:t>
+      </w:r>
+    </w:p>
+    <w:p>
+      <w:pPr>
+        <w:pStyle w:val="Compact"/>
+        <w:numPr>
+          <w:ilvl w:val="0"/>
+          <w:numId w:val="1033"/>
+        </w:numPr>
+      </w:pPr>
+      <w:r>
+        <w:t xml:space="preserve">currency values</w:t>
+      </w:r>
+    </w:p>
+    <w:p>
+      <w:pPr>
+        <w:pStyle w:val="Compact"/>
+        <w:numPr>
+          <w:ilvl w:val="0"/>
+          <w:numId w:val="1033"/>
+        </w:numPr>
+      </w:pPr>
+      <w:r>
+        <w:t xml:space="preserve">percentages</w:t>
+      </w:r>
+    </w:p>
+    <w:p>
+      <w:pPr>
+        <w:pStyle w:val="Compact"/>
+        <w:numPr>
+          <w:ilvl w:val="0"/>
+          <w:numId w:val="1033"/>
+        </w:numPr>
+      </w:pPr>
+      <w:r>
+        <w:t xml:space="preserve">exposure</w:t>
+      </w:r>
+    </w:p>
+    <w:p>
+      <w:pPr>
+        <w:pStyle w:val="Compact"/>
+        <w:numPr>
+          <w:ilvl w:val="0"/>
+          <w:numId w:val="1033"/>
+        </w:numPr>
+      </w:pPr>
+      <w:r>
+        <w:t xml:space="preserve">profit and loss</w:t>
+      </w:r>
+    </w:p>
+    <w:p>
+      <w:pPr>
+        <w:pStyle w:val="FirstParagraph"/>
+      </w:pPr>
+      <w:r>
+        <w:t xml:space="preserve">Review precision, sign and availability.</w:t>
+      </w:r>
+    </w:p>
+    <w:p>
+      <w:pPr>
+        <w:pStyle w:val="BodyText"/>
+      </w:pPr>
+      <w:r>
+        <w:t xml:space="preserve">Important distinction:</w:t>
+      </w:r>
+    </w:p>
+    <w:p>
+      <w:pPr>
+        <w:pStyle w:val="SourceCode"/>
+      </w:pPr>
+      <w:r>
+        <w:rPr>
+          <w:rStyle w:val="VerbatimChar"/>
+        </w:rPr>
+        <w:t xml:space="preserve">Unavailable</w:t>
+      </w:r>
+      <w:r>
+        <w:br/>
+      </w:r>
+      <w:r>
+        <w:rPr>
+          <w:rStyle w:val="VerbatimChar"/>
+        </w:rPr>
+        <w:t xml:space="preserve">        ≠</w:t>
+      </w:r>
+      <w:r>
+        <w:br/>
+      </w:r>
+      <w:r>
+        <w:rPr>
+          <w:rStyle w:val="VerbatimChar"/>
+        </w:rPr>
+        <w:t xml:space="preserve">0</w:t>
+      </w:r>
+    </w:p>
+    <w:p>
+      <w:pPr>
+        <w:pStyle w:val="FirstParagraph"/>
+      </w:pPr>
+      <w:r>
+        <w:t xml:space="preserve">The application shall not invent missing financial information.</w:t>
+      </w:r>
+    </w:p>
+    <w:p>
+      <w:r>
+        <w:pict>
+          <v:rect style="width:0;height:1.5pt" o:hralign="center" o:hrstd="t" o:hr="t"/>
+        </w:pict>
+      </w:r>
+    </w:p>
+    <w:bookmarkEnd w:id="43"/>
+    <w:bookmarkStart w:id="44" w:name="timestamps"/>
+    <w:p>
+      <w:pPr>
+        <w:pStyle w:val="Heading1"/>
+      </w:pPr>
+      <w:r>
+        <w:t xml:space="preserve">Timestamps</w:t>
+      </w:r>
+    </w:p>
+    <w:p>
+      <w:pPr>
+        <w:pStyle w:val="FirstParagraph"/>
+      </w:pPr>
+      <w:r>
+        <w:t xml:space="preserve">Trading information may have multiple timestamp sources.</w:t>
+      </w:r>
+    </w:p>
+    <w:p>
+      <w:pPr>
+        <w:pStyle w:val="BodyText"/>
+      </w:pPr>
+      <w:r>
+        <w:t xml:space="preserve">Examples:</w:t>
+      </w:r>
+    </w:p>
+    <w:p>
+      <w:pPr>
+        <w:pStyle w:val="Compact"/>
+        <w:numPr>
+          <w:ilvl w:val="0"/>
+          <w:numId w:val="1034"/>
+        </w:numPr>
+      </w:pPr>
+      <w:r>
+        <w:t xml:space="preserve">market timestamp</w:t>
+      </w:r>
+    </w:p>
+    <w:p>
+      <w:pPr>
+        <w:pStyle w:val="Compact"/>
+        <w:numPr>
+          <w:ilvl w:val="0"/>
+          <w:numId w:val="1034"/>
+        </w:numPr>
+      </w:pPr>
+      <w:r>
+        <w:t xml:space="preserve">broker timestamp</w:t>
+      </w:r>
+    </w:p>
+    <w:p>
+      <w:pPr>
+        <w:pStyle w:val="Compact"/>
+        <w:numPr>
+          <w:ilvl w:val="0"/>
+          <w:numId w:val="1034"/>
+        </w:numPr>
+      </w:pPr>
+      <w:r>
+        <w:t xml:space="preserve">local application timestamp</w:t>
+      </w:r>
+    </w:p>
+    <w:p>
+      <w:pPr>
+        <w:pStyle w:val="FirstParagraph"/>
+      </w:pPr>
+      <w:r>
+        <w:t xml:space="preserve">Users should verify timezone context where relevant.</w:t>
+      </w:r>
+    </w:p>
+    <w:p>
+      <w:pPr>
+        <w:pStyle w:val="BodyText"/>
+      </w:pPr>
+      <w:r>
+        <w:t xml:space="preserve">Do not assume different timestamps refer to the same source or timezone.</w:t>
+      </w:r>
+    </w:p>
+    <w:p>
+      <w:r>
+        <w:pict>
+          <v:rect style="width:0;height:1.5pt" o:hralign="center" o:hrstd="t" o:hr="t"/>
+        </w:pict>
+      </w:r>
+    </w:p>
+    <w:bookmarkEnd w:id="44"/>
+    <w:bookmarkStart w:id="45" w:name="workspace-persistence"/>
+    <w:p>
+      <w:pPr>
+        <w:pStyle w:val="Heading1"/>
+      </w:pPr>
+      <w:r>
+        <w:t xml:space="preserve">Workspace Persistence</w:t>
+      </w:r>
+    </w:p>
+    <w:p>
+      <w:pPr>
+        <w:pStyle w:val="FirstParagraph"/>
+      </w:pPr>
+      <w:r>
+        <w:t xml:space="preserve">The application may persist UI state such as:</w:t>
+      </w:r>
+    </w:p>
+    <w:p>
+      <w:pPr>
+        <w:pStyle w:val="Compact"/>
+        <w:numPr>
+          <w:ilvl w:val="0"/>
+          <w:numId w:val="1035"/>
+        </w:numPr>
+      </w:pPr>
+      <w:r>
+        <w:t xml:space="preserve">workspace layout</w:t>
+      </w:r>
+    </w:p>
+    <w:p>
+      <w:pPr>
+        <w:pStyle w:val="Compact"/>
+        <w:numPr>
+          <w:ilvl w:val="0"/>
+          <w:numId w:val="1035"/>
+        </w:numPr>
+      </w:pPr>
+      <w:r>
+        <w:t xml:space="preserve">widget visibility</w:t>
+      </w:r>
+    </w:p>
+    <w:p>
+      <w:pPr>
+        <w:pStyle w:val="Compact"/>
+        <w:numPr>
+          <w:ilvl w:val="0"/>
+          <w:numId w:val="1035"/>
+        </w:numPr>
+      </w:pPr>
+      <w:r>
+        <w:t xml:space="preserve">widget position</w:t>
+      </w:r>
+    </w:p>
+    <w:p>
+      <w:pPr>
+        <w:pStyle w:val="Compact"/>
+        <w:numPr>
+          <w:ilvl w:val="0"/>
+          <w:numId w:val="1035"/>
+        </w:numPr>
+      </w:pPr>
+      <w:r>
+        <w:t xml:space="preserve">widget size</w:t>
+      </w:r>
+    </w:p>
+    <w:p>
+      <w:pPr>
+        <w:pStyle w:val="Compact"/>
+        <w:numPr>
+          <w:ilvl w:val="0"/>
+          <w:numId w:val="1035"/>
+        </w:numPr>
+      </w:pPr>
+      <w:r>
+        <w:t xml:space="preserve">table columns</w:t>
+      </w:r>
+    </w:p>
+    <w:p>
+      <w:pPr>
+        <w:pStyle w:val="Compact"/>
+        <w:numPr>
+          <w:ilvl w:val="0"/>
+          <w:numId w:val="1035"/>
+        </w:numPr>
+      </w:pPr>
+      <w:r>
+        <w:t xml:space="preserve">sorting</w:t>
+      </w:r>
+    </w:p>
+    <w:p>
+      <w:pPr>
+        <w:pStyle w:val="Compact"/>
+        <w:numPr>
+          <w:ilvl w:val="0"/>
+          <w:numId w:val="1035"/>
+        </w:numPr>
+      </w:pPr>
+      <w:r>
+        <w:t xml:space="preserve">filters</w:t>
+      </w:r>
+    </w:p>
+    <w:p>
+      <w:pPr>
+        <w:pStyle w:val="Compact"/>
+        <w:numPr>
+          <w:ilvl w:val="0"/>
+          <w:numId w:val="1035"/>
+        </w:numPr>
+      </w:pPr>
+      <w:r>
+        <w:t xml:space="preserve">selected timeframe</w:t>
+      </w:r>
+    </w:p>
+    <w:p>
+      <w:pPr>
+        <w:pStyle w:val="FirstParagraph"/>
+      </w:pPr>
+      <w:r>
+        <w:t xml:space="preserve">Business data is separate from UI layout state.</w:t>
+      </w:r>
+    </w:p>
+    <w:p>
+      <w:pPr>
+        <w:pStyle w:val="BodyText"/>
+      </w:pPr>
+      <w:r>
+        <w:t xml:space="preserve">A restored workspace does not necessarily mean all trading data is current.</w:t>
+      </w:r>
+    </w:p>
+    <w:p>
+      <w:pPr>
+        <w:pStyle w:val="BodyText"/>
+      </w:pPr>
+      <w:r>
+        <w:t xml:space="preserve">Always verify data state after startup or reconnect.</w:t>
+      </w:r>
+    </w:p>
+    <w:p>
+      <w:r>
+        <w:pict>
+          <v:rect style="width:0;height:1.5pt" o:hralign="center" o:hrstd="t" o:hr="t"/>
+        </w:pict>
+      </w:r>
+    </w:p>
+    <w:bookmarkEnd w:id="45"/>
+    <w:bookmarkStart w:id="46" w:name="error-handling"/>
+    <w:p>
+      <w:pPr>
+        <w:pStyle w:val="Heading1"/>
+      </w:pPr>
+      <w:r>
+        <w:t xml:space="preserve">Error Handling</w:t>
+      </w:r>
+    </w:p>
+    <w:p>
+      <w:pPr>
+        <w:pStyle w:val="FirstParagraph"/>
+      </w:pPr>
+      <w:r>
+        <w:t xml:space="preserve">When an error occurs:</w:t>
+      </w:r>
+    </w:p>
+    <w:p>
+      <w:pPr>
+        <w:pStyle w:val="Compact"/>
+        <w:numPr>
+          <w:ilvl w:val="0"/>
+          <w:numId w:val="1036"/>
+        </w:numPr>
+      </w:pPr>
+      <w:r>
+        <w:t xml:space="preserve">Read the visible error message.</w:t>
+      </w:r>
+    </w:p>
+    <w:p>
+      <w:pPr>
+        <w:pStyle w:val="Compact"/>
+        <w:numPr>
+          <w:ilvl w:val="0"/>
+          <w:numId w:val="1036"/>
+        </w:numPr>
+      </w:pPr>
+      <w:r>
+        <w:t xml:space="preserve">Identify the affected capability.</w:t>
+      </w:r>
+    </w:p>
+    <w:p>
+      <w:pPr>
+        <w:pStyle w:val="Compact"/>
+        <w:numPr>
+          <w:ilvl w:val="0"/>
+          <w:numId w:val="1036"/>
+        </w:numPr>
+      </w:pPr>
+      <w:r>
+        <w:t xml:space="preserve">Check whether user action is required.</w:t>
+      </w:r>
+    </w:p>
+    <w:p>
+      <w:pPr>
+        <w:pStyle w:val="Compact"/>
+        <w:numPr>
+          <w:ilvl w:val="0"/>
+          <w:numId w:val="1036"/>
+        </w:numPr>
+      </w:pPr>
+      <w:r>
+        <w:t xml:space="preserve">Avoid repeating trading-critical actions until state is clear.</w:t>
+      </w:r>
+    </w:p>
+    <w:p>
+      <w:pPr>
+        <w:pStyle w:val="Compact"/>
+        <w:numPr>
+          <w:ilvl w:val="0"/>
+          <w:numId w:val="1036"/>
+        </w:numPr>
+      </w:pPr>
+      <w:r>
+        <w:t xml:space="preserve">Review logs where needed.</w:t>
+      </w:r>
+    </w:p>
+    <w:p>
+      <w:pPr>
+        <w:pStyle w:val="Compact"/>
+        <w:numPr>
+          <w:ilvl w:val="0"/>
+          <w:numId w:val="1036"/>
+        </w:numPr>
+      </w:pPr>
+      <w:r>
+        <w:t xml:space="preserve">Contact support or development with relevant context if required.</w:t>
+      </w:r>
+    </w:p>
+    <w:p>
+      <w:pPr>
+        <w:pStyle w:val="FirstParagraph"/>
+      </w:pPr>
+      <w:r>
+        <w:t xml:space="preserve">Useful information may include:</w:t>
+      </w:r>
+    </w:p>
+    <w:p>
+      <w:pPr>
+        <w:pStyle w:val="Compact"/>
+        <w:numPr>
+          <w:ilvl w:val="0"/>
+          <w:numId w:val="1037"/>
+        </w:numPr>
+      </w:pPr>
+      <w:r>
+        <w:t xml:space="preserve">time of error</w:t>
+      </w:r>
+    </w:p>
+    <w:p>
+      <w:pPr>
+        <w:pStyle w:val="Compact"/>
+        <w:numPr>
+          <w:ilvl w:val="0"/>
+          <w:numId w:val="1037"/>
+        </w:numPr>
+      </w:pPr>
+      <w:r>
+        <w:t xml:space="preserve">active environment</w:t>
+      </w:r>
+    </w:p>
+    <w:p>
+      <w:pPr>
+        <w:pStyle w:val="Compact"/>
+        <w:numPr>
+          <w:ilvl w:val="0"/>
+          <w:numId w:val="1037"/>
+        </w:numPr>
+      </w:pPr>
+      <w:r>
+        <w:t xml:space="preserve">affected instrument</w:t>
+      </w:r>
+    </w:p>
+    <w:p>
+      <w:pPr>
+        <w:pStyle w:val="Compact"/>
+        <w:numPr>
+          <w:ilvl w:val="0"/>
+          <w:numId w:val="1037"/>
+        </w:numPr>
+      </w:pPr>
+      <w:r>
+        <w:t xml:space="preserve">affected order or position</w:t>
+      </w:r>
+    </w:p>
+    <w:p>
+      <w:pPr>
+        <w:pStyle w:val="Compact"/>
+        <w:numPr>
+          <w:ilvl w:val="0"/>
+          <w:numId w:val="1037"/>
+        </w:numPr>
+      </w:pPr>
+      <w:r>
+        <w:t xml:space="preserve">visible application state</w:t>
+      </w:r>
+    </w:p>
+    <w:p>
+      <w:pPr>
+        <w:pStyle w:val="Compact"/>
+        <w:numPr>
+          <w:ilvl w:val="0"/>
+          <w:numId w:val="1037"/>
+        </w:numPr>
+      </w:pPr>
+      <w:r>
+        <w:t xml:space="preserve">relevant log file</w:t>
+      </w:r>
+    </w:p>
+    <w:p>
+      <w:pPr>
+        <w:pStyle w:val="Compact"/>
+        <w:numPr>
+          <w:ilvl w:val="0"/>
+          <w:numId w:val="1037"/>
+        </w:numPr>
+      </w:pPr>
+      <w:r>
+        <w:t xml:space="preserve">steps that led to the error</w:t>
+      </w:r>
+    </w:p>
+    <w:p>
+      <w:pPr>
+        <w:pStyle w:val="FirstParagraph"/>
+      </w:pPr>
+      <w:r>
+        <w:t xml:space="preserve">Do not share real credentials or sensitive account information unnecessarily.</w:t>
+      </w:r>
+    </w:p>
+    <w:p>
+      <w:r>
+        <w:pict>
+          <v:rect style="width:0;height:1.5pt" o:hralign="center" o:hrstd="t" o:hr="t"/>
+        </w:pict>
+      </w:r>
+    </w:p>
+    <w:bookmarkEnd w:id="46"/>
+    <w:bookmarkStart w:id="47" w:name="logs"/>
+    <w:p>
+      <w:pPr>
+        <w:pStyle w:val="Heading1"/>
+      </w:pPr>
+      <w:r>
+        <w:t xml:space="preserve">Logs</w:t>
+      </w:r>
+    </w:p>
+    <w:p>
+      <w:pPr>
+        <w:pStyle w:val="FirstParagraph"/>
+      </w:pPr>
+      <w:r>
+        <w:t xml:space="preserve">Logs are intended for diagnosis and operational review.</w:t>
+      </w:r>
+    </w:p>
+    <w:p>
+      <w:pPr>
+        <w:pStyle w:val="BodyText"/>
+      </w:pPr>
+      <w:r>
+        <w:t xml:space="preserve">Logs may help explain:</w:t>
+      </w:r>
+    </w:p>
+    <w:p>
+      <w:pPr>
+        <w:pStyle w:val="Compact"/>
+        <w:numPr>
+          <w:ilvl w:val="0"/>
+          <w:numId w:val="1038"/>
+        </w:numPr>
+      </w:pPr>
+      <w:r>
+        <w:t xml:space="preserve">startup behaviour</w:t>
+      </w:r>
+    </w:p>
+    <w:p>
+      <w:pPr>
+        <w:pStyle w:val="Compact"/>
+        <w:numPr>
+          <w:ilvl w:val="0"/>
+          <w:numId w:val="1038"/>
+        </w:numPr>
+      </w:pPr>
+      <w:r>
+        <w:t xml:space="preserve">configuration loading</w:t>
+      </w:r>
+    </w:p>
+    <w:p>
+      <w:pPr>
+        <w:pStyle w:val="Compact"/>
+        <w:numPr>
+          <w:ilvl w:val="0"/>
+          <w:numId w:val="1038"/>
+        </w:numPr>
+      </w:pPr>
+      <w:r>
+        <w:t xml:space="preserve">broker connection state</w:t>
+      </w:r>
+    </w:p>
+    <w:p>
+      <w:pPr>
+        <w:pStyle w:val="Compact"/>
+        <w:numPr>
+          <w:ilvl w:val="0"/>
+          <w:numId w:val="1038"/>
+        </w:numPr>
+      </w:pPr>
+      <w:r>
+        <w:t xml:space="preserve">market data state</w:t>
+      </w:r>
+    </w:p>
+    <w:p>
+      <w:pPr>
+        <w:pStyle w:val="Compact"/>
+        <w:numPr>
+          <w:ilvl w:val="0"/>
+          <w:numId w:val="1038"/>
+        </w:numPr>
+      </w:pPr>
+      <w:r>
+        <w:t xml:space="preserve">order workflow events</w:t>
+      </w:r>
+    </w:p>
+    <w:p>
+      <w:pPr>
+        <w:pStyle w:val="Compact"/>
+        <w:numPr>
+          <w:ilvl w:val="0"/>
+          <w:numId w:val="1038"/>
+        </w:numPr>
+      </w:pPr>
+      <w:r>
+        <w:t xml:space="preserve">reconciliation events</w:t>
+      </w:r>
+    </w:p>
+    <w:p>
+      <w:pPr>
+        <w:pStyle w:val="Compact"/>
+        <w:numPr>
+          <w:ilvl w:val="0"/>
+          <w:numId w:val="1038"/>
+        </w:numPr>
+      </w:pPr>
+      <w:r>
+        <w:t xml:space="preserve">runtime failures</w:t>
+      </w:r>
+    </w:p>
+    <w:p>
+      <w:pPr>
+        <w:pStyle w:val="FirstParagraph"/>
+      </w:pPr>
+      <w:r>
+        <w:t xml:space="preserve">Logs are not a replacement for authoritative business state.</w:t>
+      </w:r>
+    </w:p>
+    <w:p>
+      <w:pPr>
+        <w:pStyle w:val="BodyText"/>
+      </w:pPr>
+      <w:r>
+        <w:t xml:space="preserve">For trading-critical workflows, review the visible application state and broker state where applicable.</w:t>
+      </w:r>
+    </w:p>
+    <w:p>
+      <w:r>
+        <w:pict>
+          <v:rect style="width:0;height:1.5pt" o:hralign="center" o:hrstd="t" o:hr="t"/>
+        </w:pict>
+      </w:r>
+    </w:p>
+    <w:bookmarkEnd w:id="47"/>
+    <w:bookmarkStart w:id="48" w:name="safe-operating-practices"/>
+    <w:p>
+      <w:pPr>
+        <w:pStyle w:val="Heading1"/>
+      </w:pPr>
+      <w:r>
+        <w:t xml:space="preserve">Safe Operating Practices</w:t>
+      </w:r>
+    </w:p>
+    <w:p>
+      <w:pPr>
+        <w:pStyle w:val="FirstParagraph"/>
+      </w:pPr>
+      <w:r>
+        <w:t xml:space="preserve">Before trading-critical action:</w:t>
+      </w:r>
+    </w:p>
+    <w:p>
+      <w:pPr>
+        <w:pStyle w:val="Compact"/>
+        <w:numPr>
+          <w:ilvl w:val="0"/>
+          <w:numId w:val="1039"/>
+        </w:numPr>
+      </w:pPr>
+      <w:r>
+        <w:t xml:space="preserve">verify PAPER or LIVE mode</w:t>
+      </w:r>
+    </w:p>
+    <w:p>
+      <w:pPr>
+        <w:pStyle w:val="Compact"/>
+        <w:numPr>
+          <w:ilvl w:val="0"/>
+          <w:numId w:val="1039"/>
+        </w:numPr>
+      </w:pPr>
+      <w:r>
+        <w:t xml:space="preserve">verify account</w:t>
+      </w:r>
+    </w:p>
+    <w:p>
+      <w:pPr>
+        <w:pStyle w:val="Compact"/>
+        <w:numPr>
+          <w:ilvl w:val="0"/>
+          <w:numId w:val="1039"/>
+        </w:numPr>
+      </w:pPr>
+      <w:r>
+        <w:t xml:space="preserve">verify instrument</w:t>
+      </w:r>
+    </w:p>
+    <w:p>
+      <w:pPr>
+        <w:pStyle w:val="Compact"/>
+        <w:numPr>
+          <w:ilvl w:val="0"/>
+          <w:numId w:val="1039"/>
+        </w:numPr>
+      </w:pPr>
+      <w:r>
+        <w:t xml:space="preserve">verify current data state</w:t>
+      </w:r>
+    </w:p>
+    <w:p>
+      <w:pPr>
+        <w:pStyle w:val="Compact"/>
+        <w:numPr>
+          <w:ilvl w:val="0"/>
+          <w:numId w:val="1039"/>
+        </w:numPr>
+      </w:pPr>
+      <w:r>
+        <w:t xml:space="preserve">verify order parameters</w:t>
+      </w:r>
+    </w:p>
+    <w:p>
+      <w:pPr>
+        <w:pStyle w:val="Compact"/>
+        <w:numPr>
+          <w:ilvl w:val="0"/>
+          <w:numId w:val="1039"/>
+        </w:numPr>
+      </w:pPr>
+      <w:r>
+        <w:t xml:space="preserve">verify broker connection</w:t>
+      </w:r>
+    </w:p>
+    <w:p>
+      <w:pPr>
+        <w:pStyle w:val="Compact"/>
+        <w:numPr>
+          <w:ilvl w:val="0"/>
+          <w:numId w:val="1039"/>
+        </w:numPr>
+      </w:pPr>
+      <w:r>
+        <w:t xml:space="preserve">verify portfolio context</w:t>
+      </w:r>
+    </w:p>
+    <w:p>
+      <w:pPr>
+        <w:pStyle w:val="Compact"/>
+        <w:numPr>
+          <w:ilvl w:val="0"/>
+          <w:numId w:val="1039"/>
+        </w:numPr>
+      </w:pPr>
+      <w:r>
+        <w:t xml:space="preserve">verify risk context</w:t>
+      </w:r>
+    </w:p>
+    <w:p>
+      <w:pPr>
+        <w:pStyle w:val="Compact"/>
+        <w:numPr>
+          <w:ilvl w:val="0"/>
+          <w:numId w:val="1039"/>
+        </w:numPr>
+      </w:pPr>
+      <w:r>
+        <w:t xml:space="preserve">understand expected side effect</w:t>
+      </w:r>
+    </w:p>
+    <w:p>
+      <w:pPr>
+        <w:pStyle w:val="FirstParagraph"/>
+      </w:pPr>
+      <w:r>
+        <w:t xml:space="preserve">After trading-critical action:</w:t>
+      </w:r>
+    </w:p>
+    <w:p>
+      <w:pPr>
+        <w:pStyle w:val="Compact"/>
+        <w:numPr>
+          <w:ilvl w:val="0"/>
+          <w:numId w:val="1040"/>
+        </w:numPr>
+      </w:pPr>
+      <w:r>
+        <w:t xml:space="preserve">verify acknowledgement state</w:t>
+      </w:r>
+    </w:p>
+    <w:p>
+      <w:pPr>
+        <w:pStyle w:val="Compact"/>
+        <w:numPr>
+          <w:ilvl w:val="0"/>
+          <w:numId w:val="1040"/>
+        </w:numPr>
+      </w:pPr>
+      <w:r>
+        <w:t xml:space="preserve">monitor rejection or fill state</w:t>
+      </w:r>
+    </w:p>
+    <w:p>
+      <w:pPr>
+        <w:pStyle w:val="Compact"/>
+        <w:numPr>
+          <w:ilvl w:val="0"/>
+          <w:numId w:val="1040"/>
+        </w:numPr>
+      </w:pPr>
+      <w:r>
+        <w:t xml:space="preserve">review position impact</w:t>
+      </w:r>
+    </w:p>
+    <w:p>
+      <w:pPr>
+        <w:pStyle w:val="Compact"/>
+        <w:numPr>
+          <w:ilvl w:val="0"/>
+          <w:numId w:val="1040"/>
+        </w:numPr>
+      </w:pPr>
+      <w:r>
+        <w:t xml:space="preserve">review reconciliation state where relevant</w:t>
+      </w:r>
+    </w:p>
+    <w:p>
+      <w:r>
+        <w:pict>
+          <v:rect style="width:0;height:1.5pt" o:hralign="center" o:hrstd="t" o:hr="t"/>
+        </w:pict>
+      </w:r>
+    </w:p>
+    <w:bookmarkEnd w:id="48"/>
+    <w:bookmarkStart w:id="54" w:name="troubleshooting"/>
+    <w:p>
+      <w:pPr>
+        <w:pStyle w:val="Heading1"/>
+      </w:pPr>
+      <w:r>
+        <w:t xml:space="preserve">Troubleshooting</w:t>
+      </w:r>
+    </w:p>
+    <w:bookmarkStart w:id="49" w:name="application-does-not-start"/>
+    <w:p>
+      <w:pPr>
+        <w:pStyle w:val="Heading2"/>
+      </w:pPr>
+      <w:r>
+        <w:t xml:space="preserve">Application does not start</w:t>
+      </w:r>
+    </w:p>
+    <w:p>
+      <w:pPr>
+        <w:pStyle w:val="FirstParagraph"/>
+      </w:pPr>
+      <w:r>
+        <w:t xml:space="preserve">Check:</w:t>
+      </w:r>
+    </w:p>
+    <w:p>
+      <w:pPr>
+        <w:pStyle w:val="Compact"/>
+        <w:numPr>
+          <w:ilvl w:val="0"/>
+          <w:numId w:val="1041"/>
+        </w:numPr>
+      </w:pPr>
+      <w:r>
+        <w:t xml:space="preserve">configuration</w:t>
+      </w:r>
+    </w:p>
+    <w:p>
+      <w:pPr>
+        <w:pStyle w:val="Compact"/>
+        <w:numPr>
+          <w:ilvl w:val="0"/>
+          <w:numId w:val="1041"/>
+        </w:numPr>
+      </w:pPr>
+      <w:r>
+        <w:t xml:space="preserve">runtime status</w:t>
+      </w:r>
+    </w:p>
+    <w:p>
+      <w:pPr>
+        <w:pStyle w:val="Compact"/>
+        <w:numPr>
+          <w:ilvl w:val="0"/>
+          <w:numId w:val="1041"/>
+        </w:numPr>
+      </w:pPr>
+      <w:r>
+        <w:t xml:space="preserve">logs</w:t>
+      </w:r>
+    </w:p>
+    <w:p>
+      <w:pPr>
+        <w:pStyle w:val="Compact"/>
+        <w:numPr>
+          <w:ilvl w:val="0"/>
+          <w:numId w:val="1041"/>
+        </w:numPr>
+      </w:pPr>
+      <w:r>
+        <w:t xml:space="preserve">recent changes</w:t>
+      </w:r>
+    </w:p>
+    <w:p>
+      <w:pPr>
+        <w:pStyle w:val="Compact"/>
+        <w:numPr>
+          <w:ilvl w:val="0"/>
+          <w:numId w:val="1041"/>
+        </w:numPr>
+      </w:pPr>
+      <w:r>
+        <w:t xml:space="preserve">dependency installation</w:t>
+      </w:r>
+    </w:p>
+    <w:p>
+      <w:pPr>
+        <w:pStyle w:val="Compact"/>
+        <w:numPr>
+          <w:ilvl w:val="0"/>
+          <w:numId w:val="1041"/>
+        </w:numPr>
+      </w:pPr>
+      <w:r>
+        <w:t xml:space="preserve">environment selection</w:t>
+      </w:r>
+    </w:p>
+    <w:p>
+      <w:r>
+        <w:pict>
+          <v:rect style="width:0;height:1.5pt" o:hralign="center" o:hrstd="t" o:hr="t"/>
+        </w:pict>
+      </w:r>
+    </w:p>
+    <w:bookmarkEnd w:id="49"/>
+    <w:bookmarkStart w:id="50" w:name="broker-disconnected"/>
+    <w:p>
+      <w:pPr>
+        <w:pStyle w:val="Heading2"/>
+      </w:pPr>
+      <w:r>
+        <w:t xml:space="preserve">Broker disconnected</w:t>
+      </w:r>
+    </w:p>
+    <w:p>
+      <w:pPr>
+        <w:pStyle w:val="FirstParagraph"/>
+      </w:pPr>
+      <w:r>
+        <w:t xml:space="preserve">Check:</w:t>
+      </w:r>
+    </w:p>
+    <w:p>
+      <w:pPr>
+        <w:pStyle w:val="Compact"/>
+        <w:numPr>
+          <w:ilvl w:val="0"/>
+          <w:numId w:val="1042"/>
+        </w:numPr>
+      </w:pPr>
+      <w:r>
+        <w:t xml:space="preserve">broker application availability</w:t>
+      </w:r>
+    </w:p>
+    <w:p>
+      <w:pPr>
+        <w:pStyle w:val="Compact"/>
+        <w:numPr>
+          <w:ilvl w:val="0"/>
+          <w:numId w:val="1042"/>
+        </w:numPr>
+      </w:pPr>
+      <w:r>
+        <w:t xml:space="preserve">account login state</w:t>
+      </w:r>
+    </w:p>
+    <w:p>
+      <w:pPr>
+        <w:pStyle w:val="Compact"/>
+        <w:numPr>
+          <w:ilvl w:val="0"/>
+          <w:numId w:val="1042"/>
+        </w:numPr>
+      </w:pPr>
+      <w:r>
+        <w:t xml:space="preserve">network state</w:t>
+      </w:r>
+    </w:p>
+    <w:p>
+      <w:pPr>
+        <w:pStyle w:val="Compact"/>
+        <w:numPr>
+          <w:ilvl w:val="0"/>
+          <w:numId w:val="1042"/>
+        </w:numPr>
+      </w:pPr>
+      <w:r>
+        <w:t xml:space="preserve">configured host and port</w:t>
+      </w:r>
+    </w:p>
+    <w:p>
+      <w:pPr>
+        <w:pStyle w:val="Compact"/>
+        <w:numPr>
+          <w:ilvl w:val="0"/>
+          <w:numId w:val="1042"/>
+        </w:numPr>
+      </w:pPr>
+      <w:r>
+        <w:t xml:space="preserve">selected environment</w:t>
+      </w:r>
+    </w:p>
+    <w:p>
+      <w:pPr>
+        <w:pStyle w:val="Compact"/>
+        <w:numPr>
+          <w:ilvl w:val="0"/>
+          <w:numId w:val="1042"/>
+        </w:numPr>
+      </w:pPr>
+      <w:r>
+        <w:t xml:space="preserve">visible broker status</w:t>
+      </w:r>
+    </w:p>
+    <w:p>
+      <w:pPr>
+        <w:pStyle w:val="FirstParagraph"/>
+      </w:pPr>
+      <w:r>
+        <w:t xml:space="preserve">Avoid broker-dependent actions until the state is understood.</w:t>
+      </w:r>
+    </w:p>
+    <w:p>
+      <w:r>
+        <w:pict>
+          <v:rect style="width:0;height:1.5pt" o:hralign="center" o:hrstd="t" o:hr="t"/>
+        </w:pict>
+      </w:r>
+    </w:p>
+    <w:bookmarkEnd w:id="50"/>
+    <w:bookmarkStart w:id="51" w:name="market-data-unavailable"/>
+    <w:p>
+      <w:pPr>
+        <w:pStyle w:val="Heading2"/>
+      </w:pPr>
+      <w:r>
+        <w:t xml:space="preserve">Market data unavailable</w:t>
+      </w:r>
+    </w:p>
+    <w:p>
+      <w:pPr>
+        <w:pStyle w:val="FirstParagraph"/>
+      </w:pPr>
+      <w:r>
+        <w:t xml:space="preserve">Check:</w:t>
+      </w:r>
+    </w:p>
+    <w:p>
+      <w:pPr>
+        <w:pStyle w:val="Compact"/>
+        <w:numPr>
+          <w:ilvl w:val="0"/>
+          <w:numId w:val="1043"/>
+        </w:numPr>
+      </w:pPr>
+      <w:r>
+        <w:t xml:space="preserve">market data connection</w:t>
+      </w:r>
+    </w:p>
+    <w:p>
+      <w:pPr>
+        <w:pStyle w:val="Compact"/>
+        <w:numPr>
+          <w:ilvl w:val="0"/>
+          <w:numId w:val="1043"/>
+        </w:numPr>
+      </w:pPr>
+      <w:r>
+        <w:t xml:space="preserve">subscription state</w:t>
+      </w:r>
+    </w:p>
+    <w:p>
+      <w:pPr>
+        <w:pStyle w:val="Compact"/>
+        <w:numPr>
+          <w:ilvl w:val="0"/>
+          <w:numId w:val="1043"/>
+        </w:numPr>
+      </w:pPr>
+      <w:r>
+        <w:t xml:space="preserve">provider permissions</w:t>
+      </w:r>
+    </w:p>
+    <w:p>
+      <w:pPr>
+        <w:pStyle w:val="Compact"/>
+        <w:numPr>
+          <w:ilvl w:val="0"/>
+          <w:numId w:val="1043"/>
+        </w:numPr>
+      </w:pPr>
+      <w:r>
+        <w:t xml:space="preserve">selected instrument</w:t>
+      </w:r>
+    </w:p>
+    <w:p>
+      <w:pPr>
+        <w:pStyle w:val="Compact"/>
+        <w:numPr>
+          <w:ilvl w:val="0"/>
+          <w:numId w:val="1043"/>
+        </w:numPr>
+      </w:pPr>
+      <w:r>
+        <w:t xml:space="preserve">timestamp and source</w:t>
+      </w:r>
+    </w:p>
+    <w:p>
+      <w:pPr>
+        <w:pStyle w:val="Compact"/>
+        <w:numPr>
+          <w:ilvl w:val="0"/>
+          <w:numId w:val="1043"/>
+        </w:numPr>
+      </w:pPr>
+      <w:r>
+        <w:t xml:space="preserve">stale or unavailable indicators</w:t>
+      </w:r>
+    </w:p>
+    <w:p>
+      <w:pPr>
+        <w:pStyle w:val="FirstParagraph"/>
+      </w:pPr>
+      <w:r>
+        <w:t xml:space="preserve">Do not treat unavailable market data as zero.</w:t>
+      </w:r>
+    </w:p>
+    <w:p>
+      <w:r>
+        <w:pict>
+          <v:rect style="width:0;height:1.5pt" o:hralign="center" o:hrstd="t" o:hr="t"/>
+        </w:pict>
+      </w:r>
+    </w:p>
+    <w:bookmarkEnd w:id="51"/>
+    <w:bookmarkStart w:id="52" w:name="order-not-acknowledged"/>
+    <w:p>
+      <w:pPr>
+        <w:pStyle w:val="Heading2"/>
+      </w:pPr>
+      <w:r>
+        <w:t xml:space="preserve">Order not acknowledged</w:t>
+      </w:r>
+    </w:p>
+    <w:p>
+      <w:pPr>
+        <w:pStyle w:val="FirstParagraph"/>
+      </w:pPr>
+      <w:r>
+        <w:t xml:space="preserve">Check:</w:t>
+      </w:r>
+    </w:p>
+    <w:p>
+      <w:pPr>
+        <w:pStyle w:val="Compact"/>
+        <w:numPr>
+          <w:ilvl w:val="0"/>
+          <w:numId w:val="1044"/>
+        </w:numPr>
+      </w:pPr>
+      <w:r>
+        <w:t xml:space="preserve">order state</w:t>
+      </w:r>
+    </w:p>
+    <w:p>
+      <w:pPr>
+        <w:pStyle w:val="Compact"/>
+        <w:numPr>
+          <w:ilvl w:val="0"/>
+          <w:numId w:val="1044"/>
+        </w:numPr>
+      </w:pPr>
+      <w:r>
+        <w:t xml:space="preserve">broker connection state</w:t>
+      </w:r>
+    </w:p>
+    <w:p>
+      <w:pPr>
+        <w:pStyle w:val="Compact"/>
+        <w:numPr>
+          <w:ilvl w:val="0"/>
+          <w:numId w:val="1044"/>
+        </w:numPr>
+      </w:pPr>
+      <w:r>
+        <w:t xml:space="preserve">broker application</w:t>
+      </w:r>
+    </w:p>
+    <w:p>
+      <w:pPr>
+        <w:pStyle w:val="Compact"/>
+        <w:numPr>
+          <w:ilvl w:val="0"/>
+          <w:numId w:val="1044"/>
+        </w:numPr>
+      </w:pPr>
+      <w:r>
+        <w:t xml:space="preserve">rejection messages</w:t>
+      </w:r>
+    </w:p>
+    <w:p>
+      <w:pPr>
+        <w:pStyle w:val="Compact"/>
+        <w:numPr>
+          <w:ilvl w:val="0"/>
+          <w:numId w:val="1044"/>
+        </w:numPr>
+      </w:pPr>
+      <w:r>
+        <w:t xml:space="preserve">timeout state</w:t>
+      </w:r>
+    </w:p>
+    <w:p>
+      <w:pPr>
+        <w:pStyle w:val="Compact"/>
+        <w:numPr>
+          <w:ilvl w:val="0"/>
+          <w:numId w:val="1044"/>
+        </w:numPr>
+      </w:pPr>
+      <w:r>
+        <w:t xml:space="preserve">orders view</w:t>
+      </w:r>
+    </w:p>
+    <w:p>
+      <w:pPr>
+        <w:pStyle w:val="Compact"/>
+        <w:numPr>
+          <w:ilvl w:val="0"/>
+          <w:numId w:val="1044"/>
+        </w:numPr>
+      </w:pPr>
+      <w:r>
+        <w:t xml:space="preserve">broker-side order list where applicable</w:t>
+      </w:r>
+    </w:p>
+    <w:p>
+      <w:pPr>
+        <w:pStyle w:val="FirstParagraph"/>
+      </w:pPr>
+      <w:r>
+        <w:t xml:space="preserve">Do not resubmit blindly.</w:t>
+      </w:r>
+    </w:p>
+    <w:p>
+      <w:pPr>
+        <w:pStyle w:val="BodyText"/>
+      </w:pPr>
+      <w:r>
+        <w:t xml:space="preserve">Unknown external order state requires careful review.</w:t>
+      </w:r>
+    </w:p>
+    <w:p>
+      <w:r>
+        <w:pict>
+          <v:rect style="width:0;height:1.5pt" o:hralign="center" o:hrstd="t" o:hr="t"/>
+        </w:pict>
+      </w:r>
+    </w:p>
+    <w:bookmarkEnd w:id="52"/>
+    <w:bookmarkStart w:id="53" w:name="position-does-not-match-expectation"/>
+    <w:p>
+      <w:pPr>
+        <w:pStyle w:val="Heading2"/>
+      </w:pPr>
+      <w:r>
+        <w:t xml:space="preserve">Position does not match expectation</w:t>
+      </w:r>
+    </w:p>
+    <w:p>
+      <w:pPr>
+        <w:pStyle w:val="FirstParagraph"/>
+      </w:pPr>
+      <w:r>
+        <w:t xml:space="preserve">Check:</w:t>
+      </w:r>
+    </w:p>
+    <w:p>
+      <w:pPr>
+        <w:pStyle w:val="Compact"/>
+        <w:numPr>
+          <w:ilvl w:val="0"/>
+          <w:numId w:val="1045"/>
+        </w:numPr>
+      </w:pPr>
+      <w:r>
+        <w:t xml:space="preserve">orders</w:t>
+      </w:r>
+    </w:p>
+    <w:p>
+      <w:pPr>
+        <w:pStyle w:val="Compact"/>
+        <w:numPr>
+          <w:ilvl w:val="0"/>
+          <w:numId w:val="1045"/>
+        </w:numPr>
+      </w:pPr>
+      <w:r>
+        <w:t xml:space="preserve">fills</w:t>
+      </w:r>
+    </w:p>
+    <w:p>
+      <w:pPr>
+        <w:pStyle w:val="Compact"/>
+        <w:numPr>
+          <w:ilvl w:val="0"/>
+          <w:numId w:val="1045"/>
+        </w:numPr>
+      </w:pPr>
+      <w:r>
+        <w:t xml:space="preserve">broker position state</w:t>
+      </w:r>
+    </w:p>
+    <w:p>
+      <w:pPr>
+        <w:pStyle w:val="Compact"/>
+        <w:numPr>
+          <w:ilvl w:val="0"/>
+          <w:numId w:val="1045"/>
+        </w:numPr>
+      </w:pPr>
+      <w:r>
+        <w:t xml:space="preserve">local position state</w:t>
+      </w:r>
+    </w:p>
+    <w:p>
+      <w:pPr>
+        <w:pStyle w:val="Compact"/>
+        <w:numPr>
+          <w:ilvl w:val="0"/>
+          <w:numId w:val="1045"/>
+        </w:numPr>
+      </w:pPr>
+      <w:r>
+        <w:t xml:space="preserve">reconciliation state</w:t>
+      </w:r>
+    </w:p>
+    <w:p>
+      <w:pPr>
+        <w:pStyle w:val="Compact"/>
+        <w:numPr>
+          <w:ilvl w:val="0"/>
+          <w:numId w:val="1045"/>
+        </w:numPr>
+      </w:pPr>
+      <w:r>
+        <w:t xml:space="preserve">timestamps</w:t>
+      </w:r>
+    </w:p>
+    <w:p>
+      <w:pPr>
+        <w:pStyle w:val="Compact"/>
+        <w:numPr>
+          <w:ilvl w:val="0"/>
+          <w:numId w:val="1045"/>
+        </w:numPr>
+      </w:pPr>
+      <w:r>
+        <w:t xml:space="preserve">account selection</w:t>
+      </w:r>
+    </w:p>
+    <w:p>
+      <w:pPr>
+        <w:pStyle w:val="FirstParagraph"/>
+      </w:pPr>
+      <w:r>
+        <w:t xml:space="preserve">Do not manually overwrite business state unless an explicit approved recovery process exists.</w:t>
+      </w:r>
+    </w:p>
+    <w:p>
+      <w:r>
+        <w:pict>
+          <v:rect style="width:0;height:1.5pt" o:hralign="center" o:hrstd="t" o:hr="t"/>
+        </w:pict>
+      </w:r>
+    </w:p>
+    <w:bookmarkEnd w:id="53"/>
+    <w:bookmarkEnd w:id="54"/>
+    <w:bookmarkStart w:id="55" w:name="user-review-checklist"/>
+    <w:p>
+      <w:pPr>
+        <w:pStyle w:val="Heading1"/>
+      </w:pPr>
+      <w:r>
+        <w:t xml:space="preserve">User Review Checklist</w:t>
+      </w:r>
+    </w:p>
+    <w:p>
+      <w:pPr>
+        <w:pStyle w:val="FirstParagraph"/>
+      </w:pPr>
+      <w:r>
+        <w:t xml:space="preserve">Before normal operation verify:</w:t>
+      </w:r>
+    </w:p>
+    <w:p>
+      <w:pPr>
+        <w:pStyle w:val="Compact"/>
+        <w:numPr>
+          <w:ilvl w:val="0"/>
+          <w:numId w:val="1046"/>
+        </w:numPr>
+      </w:pPr>
+      <w:r>
+        <w:t xml:space="preserve">application started correctly</w:t>
+      </w:r>
+    </w:p>
+    <w:p>
+      <w:pPr>
+        <w:pStyle w:val="Compact"/>
+        <w:numPr>
+          <w:ilvl w:val="0"/>
+          <w:numId w:val="1046"/>
+        </w:numPr>
+      </w:pPr>
+      <w:r>
+        <w:t xml:space="preserve">active environment is correct</w:t>
+      </w:r>
+    </w:p>
+    <w:p>
+      <w:pPr>
+        <w:pStyle w:val="Compact"/>
+        <w:numPr>
+          <w:ilvl w:val="0"/>
+          <w:numId w:val="1046"/>
+        </w:numPr>
+      </w:pPr>
+      <w:r>
+        <w:t xml:space="preserve">broker state is understood</w:t>
+      </w:r>
+    </w:p>
+    <w:p>
+      <w:pPr>
+        <w:pStyle w:val="Compact"/>
+        <w:numPr>
+          <w:ilvl w:val="0"/>
+          <w:numId w:val="1046"/>
+        </w:numPr>
+      </w:pPr>
+      <w:r>
+        <w:t xml:space="preserve">market data state is understood</w:t>
+      </w:r>
+    </w:p>
+    <w:p>
+      <w:pPr>
+        <w:pStyle w:val="Compact"/>
+        <w:numPr>
+          <w:ilvl w:val="0"/>
+          <w:numId w:val="1046"/>
+        </w:numPr>
+      </w:pPr>
+      <w:r>
+        <w:t xml:space="preserve">workspace restored correctly</w:t>
+      </w:r>
+    </w:p>
+    <w:p>
+      <w:pPr>
+        <w:pStyle w:val="Compact"/>
+        <w:numPr>
+          <w:ilvl w:val="0"/>
+          <w:numId w:val="1046"/>
+        </w:numPr>
+      </w:pPr>
+      <w:r>
+        <w:t xml:space="preserve">required widgets are visible</w:t>
+      </w:r>
+    </w:p>
+    <w:p>
+      <w:pPr>
+        <w:pStyle w:val="Compact"/>
+        <w:numPr>
+          <w:ilvl w:val="0"/>
+          <w:numId w:val="1046"/>
+        </w:numPr>
+      </w:pPr>
+      <w:r>
+        <w:t xml:space="preserve">stale or unavailable data is identified</w:t>
+      </w:r>
+    </w:p>
+    <w:p>
+      <w:pPr>
+        <w:pStyle w:val="FirstParagraph"/>
+      </w:pPr>
+      <w:r>
+        <w:t xml:space="preserve">Before order submission verify:</w:t>
+      </w:r>
+    </w:p>
+    <w:p>
+      <w:pPr>
+        <w:pStyle w:val="Compact"/>
+        <w:numPr>
+          <w:ilvl w:val="0"/>
+          <w:numId w:val="1047"/>
+        </w:numPr>
+      </w:pPr>
+      <w:r>
+        <w:t xml:space="preserve">correct account</w:t>
+      </w:r>
+    </w:p>
+    <w:p>
+      <w:pPr>
+        <w:pStyle w:val="Compact"/>
+        <w:numPr>
+          <w:ilvl w:val="0"/>
+          <w:numId w:val="1047"/>
+        </w:numPr>
+      </w:pPr>
+      <w:r>
+        <w:t xml:space="preserve">correct environment</w:t>
+      </w:r>
+    </w:p>
+    <w:p>
+      <w:pPr>
+        <w:pStyle w:val="Compact"/>
+        <w:numPr>
+          <w:ilvl w:val="0"/>
+          <w:numId w:val="1047"/>
+        </w:numPr>
+      </w:pPr>
+      <w:r>
+        <w:t xml:space="preserve">correct instrument</w:t>
+      </w:r>
+    </w:p>
+    <w:p>
+      <w:pPr>
+        <w:pStyle w:val="Compact"/>
+        <w:numPr>
+          <w:ilvl w:val="0"/>
+          <w:numId w:val="1047"/>
+        </w:numPr>
+      </w:pPr>
+      <w:r>
+        <w:t xml:space="preserve">correct action</w:t>
+      </w:r>
+    </w:p>
+    <w:p>
+      <w:pPr>
+        <w:pStyle w:val="Compact"/>
+        <w:numPr>
+          <w:ilvl w:val="0"/>
+          <w:numId w:val="1047"/>
+        </w:numPr>
+      </w:pPr>
+      <w:r>
+        <w:t xml:space="preserve">correct quantity</w:t>
+      </w:r>
+    </w:p>
+    <w:p>
+      <w:pPr>
+        <w:pStyle w:val="Compact"/>
+        <w:numPr>
+          <w:ilvl w:val="0"/>
+          <w:numId w:val="1047"/>
+        </w:numPr>
+      </w:pPr>
+      <w:r>
+        <w:t xml:space="preserve">correct order type</w:t>
+      </w:r>
+    </w:p>
+    <w:p>
+      <w:pPr>
+        <w:pStyle w:val="Compact"/>
+        <w:numPr>
+          <w:ilvl w:val="0"/>
+          <w:numId w:val="1047"/>
+        </w:numPr>
+      </w:pPr>
+      <w:r>
+        <w:t xml:space="preserve">correct price parameters</w:t>
+      </w:r>
+    </w:p>
+    <w:p>
+      <w:pPr>
+        <w:pStyle w:val="Compact"/>
+        <w:numPr>
+          <w:ilvl w:val="0"/>
+          <w:numId w:val="1047"/>
+        </w:numPr>
+      </w:pPr>
+      <w:r>
+        <w:t xml:space="preserve">validation passed</w:t>
+      </w:r>
+    </w:p>
+    <w:p>
+      <w:pPr>
+        <w:pStyle w:val="Compact"/>
+        <w:numPr>
+          <w:ilvl w:val="0"/>
+          <w:numId w:val="1047"/>
+        </w:numPr>
+      </w:pPr>
+      <w:r>
+        <w:t xml:space="preserve">market data state acceptable</w:t>
+      </w:r>
+    </w:p>
+    <w:p>
+      <w:pPr>
+        <w:pStyle w:val="Compact"/>
+        <w:numPr>
+          <w:ilvl w:val="0"/>
+          <w:numId w:val="1047"/>
+        </w:numPr>
+      </w:pPr>
+      <w:r>
+        <w:t xml:space="preserve">broker state acceptable</w:t>
+      </w:r>
+    </w:p>
+    <w:p>
+      <w:pPr>
+        <w:pStyle w:val="Compact"/>
+        <w:numPr>
+          <w:ilvl w:val="0"/>
+          <w:numId w:val="1047"/>
+        </w:numPr>
+      </w:pPr>
+      <w:r>
+        <w:t xml:space="preserve">portfolio and risk context reviewed</w:t>
+      </w:r>
+    </w:p>
+    <w:p>
+      <w:pPr>
+        <w:pStyle w:val="FirstParagraph"/>
+      </w:pPr>
+      <w:r>
+        <w:t xml:space="preserve">After order submission verify:</w:t>
+      </w:r>
+    </w:p>
+    <w:p>
+      <w:pPr>
+        <w:pStyle w:val="Compact"/>
+        <w:numPr>
+          <w:ilvl w:val="0"/>
+          <w:numId w:val="1048"/>
+        </w:numPr>
+      </w:pPr>
+      <w:r>
+        <w:t xml:space="preserve">broker acknowledgement or rejection</w:t>
+      </w:r>
+    </w:p>
+    <w:p>
+      <w:pPr>
+        <w:pStyle w:val="Compact"/>
+        <w:numPr>
+          <w:ilvl w:val="0"/>
+          <w:numId w:val="1048"/>
+        </w:numPr>
+      </w:pPr>
+      <w:r>
+        <w:t xml:space="preserve">fill or partial fill state</w:t>
+      </w:r>
+    </w:p>
+    <w:p>
+      <w:pPr>
+        <w:pStyle w:val="Compact"/>
+        <w:numPr>
+          <w:ilvl w:val="0"/>
+          <w:numId w:val="1048"/>
+        </w:numPr>
+      </w:pPr>
+      <w:r>
+        <w:t xml:space="preserve">cancellation state where applicable</w:t>
+      </w:r>
+    </w:p>
+    <w:p>
+      <w:pPr>
+        <w:pStyle w:val="Compact"/>
+        <w:numPr>
+          <w:ilvl w:val="0"/>
+          <w:numId w:val="1048"/>
+        </w:numPr>
+      </w:pPr>
+      <w:r>
+        <w:t xml:space="preserve">position impact</w:t>
+      </w:r>
+    </w:p>
+    <w:p>
+      <w:pPr>
+        <w:pStyle w:val="Compact"/>
+        <w:numPr>
+          <w:ilvl w:val="0"/>
+          <w:numId w:val="1048"/>
+        </w:numPr>
+      </w:pPr>
+      <w:r>
+        <w:t xml:space="preserve">reconciliation state where relevant</w:t>
+      </w:r>
+    </w:p>
+    <w:p>
+      <w:r>
+        <w:pict>
+          <v:rect style="width:0;height:1.5pt" o:hralign="center" o:hrstd="t" o:hr="t"/>
+        </w:pict>
+      </w:r>
+    </w:p>
+    <w:bookmarkEnd w:id="55"/>
+    <w:bookmarkStart w:id="56" w:name="related-documents"/>
+    <w:p>
+      <w:pPr>
+        <w:pStyle w:val="Heading1"/>
+      </w:pPr>
+      <w:r>
+        <w:t xml:space="preserve">Related Documents</w:t>
+      </w:r>
+    </w:p>
+    <w:p>
+      <w:pPr>
+        <w:pStyle w:val="Compact"/>
+        <w:numPr>
+          <w:ilvl w:val="0"/>
+          <w:numId w:val="1049"/>
+        </w:numPr>
+      </w:pPr>
+      <w:r>
+        <w:t xml:space="preserve">Product_Vision.md</w:t>
+      </w:r>
+    </w:p>
+    <w:p>
+      <w:pPr>
+        <w:pStyle w:val="Compact"/>
+        <w:numPr>
+          <w:ilvl w:val="0"/>
+          <w:numId w:val="1049"/>
+        </w:numPr>
+      </w:pPr>
+      <w:r>
+        <w:t xml:space="preserve">Product_Roadmap.md</w:t>
+      </w:r>
+    </w:p>
+    <w:p>
+      <w:pPr>
+        <w:pStyle w:val="Compact"/>
+        <w:numPr>
+          <w:ilvl w:val="0"/>
+          <w:numId w:val="1049"/>
+        </w:numPr>
+      </w:pPr>
+      <w:r>
+        <w:t xml:space="preserve">Project_Overview.md</w:t>
+      </w:r>
+    </w:p>
+    <w:p>
+      <w:pPr>
+        <w:pStyle w:val="Compact"/>
+        <w:numPr>
+          <w:ilvl w:val="0"/>
+          <w:numId w:val="1049"/>
+        </w:numPr>
+      </w:pPr>
+      <w:r>
+        <w:t xml:space="preserve">UI_Guidelines.md</w:t>
+      </w:r>
+    </w:p>
+    <w:p>
+      <w:pPr>
+        <w:pStyle w:val="Compact"/>
+        <w:numPr>
+          <w:ilvl w:val="0"/>
+          <w:numId w:val="1049"/>
+        </w:numPr>
+      </w:pPr>
+      <w:r>
+        <w:t xml:space="preserve">Widget_Catalog.md</w:t>
+      </w:r>
+    </w:p>
+    <w:p>
+      <w:pPr>
+        <w:pStyle w:val="Compact"/>
+        <w:numPr>
+          <w:ilvl w:val="0"/>
+          <w:numId w:val="1049"/>
+        </w:numPr>
+      </w:pPr>
+      <w:r>
+        <w:t xml:space="preserve">Technical_Specifications.md</w:t>
+      </w:r>
+    </w:p>
+    <w:p>
+      <w:pPr>
+        <w:pStyle w:val="Compact"/>
+        <w:numPr>
+          <w:ilvl w:val="0"/>
+          <w:numId w:val="1049"/>
+        </w:numPr>
+      </w:pPr>
+      <w:r>
+        <w:t xml:space="preserve">Configuration.md</w:t>
+      </w:r>
+    </w:p>
+    <w:p>
+      <w:pPr>
+        <w:pStyle w:val="Compact"/>
+        <w:numPr>
+          <w:ilvl w:val="0"/>
+          <w:numId w:val="1049"/>
+        </w:numPr>
+      </w:pPr>
+      <w:r>
+        <w:t xml:space="preserve">Runtime.md</w:t>
+      </w:r>
+    </w:p>
+    <w:p>
+      <w:pPr>
+        <w:pStyle w:val="Compact"/>
+        <w:numPr>
+          <w:ilvl w:val="0"/>
+          <w:numId w:val="1049"/>
+        </w:numPr>
+      </w:pPr>
+      <w:r>
+        <w:t xml:space="preserve">Logging.md</w:t>
+      </w:r>
+    </w:p>
+    <w:p>
+      <w:pPr>
+        <w:pStyle w:val="Compact"/>
+        <w:numPr>
+          <w:ilvl w:val="0"/>
+          <w:numId w:val="1049"/>
+        </w:numPr>
+      </w:pPr>
+      <w:r>
+        <w:t xml:space="preserve">Monitoring.md</w:t>
+      </w:r>
+    </w:p>
+    <w:p>
+      <w:pPr>
+        <w:pStyle w:val="Compact"/>
+        <w:numPr>
+          <w:ilvl w:val="0"/>
+          <w:numId w:val="1049"/>
+        </w:numPr>
+      </w:pPr>
+      <w:r>
+        <w:t xml:space="preserve">Testing_Strategy.md</w:t>
+      </w:r>
+    </w:p>
+    <w:p>
+      <w:pPr>
+        <w:pStyle w:val="Compact"/>
+        <w:numPr>
+          <w:ilvl w:val="0"/>
+          <w:numId w:val="1049"/>
+        </w:numPr>
+      </w:pPr>
+      <w:r>
+        <w:t xml:space="preserve">AGENTS.md</w:t>
+      </w:r>
+    </w:p>
+    <w:bookmarkEnd w:id="56"/>
     <w:sectPr>
       <w:footnotePr>
         <w:numRestart w:val="eachSect"/>
@@ -130,8 +6327,397 @@
       </w:pPr>
     </w:lvl>
   </w:abstractNum>
+  <w:abstractNum w:abstractNumId="991">
+    <w:nsid w:val="0000A991"/>
+    <w:multiLevelType w:val="multilevel"/>
+    <w:lvl w:ilvl="0">
+      <w:numFmt w:val="bullet"/>
+      <w:lvlText w:val=""/>
+      <w:lvlJc w:val="left"/>
+      <w:pPr>
+        <w:ind w:left="720" w:hanging="360"/>
+      </w:pPr>
+      <w:rPr>
+        <w:rFonts w:ascii="Symbol" w:hAnsi="Symbol" w:cs="Symbol" w:hint="default"/>
+      </w:rPr>
+    </w:lvl>
+    <w:lvl w:ilvl="1">
+      <w:numFmt w:val="bullet"/>
+      <w:lvlText w:val="o"/>
+      <w:lvlJc w:val="left"/>
+      <w:pPr>
+        <w:ind w:left="1440" w:hanging="360"/>
+      </w:pPr>
+      <w:rPr>
+        <w:rFonts w:ascii="Courier New" w:hAnsi="Courier New" w:cs="Courier New" w:hint="default"/>
+      </w:rPr>
+    </w:lvl>
+    <w:lvl w:ilvl="2">
+      <w:numFmt w:val="bullet"/>
+      <w:lvlText w:val=""/>
+      <w:lvlJc w:val="left"/>
+      <w:pPr>
+        <w:ind w:left="2160" w:hanging="360"/>
+      </w:pPr>
+      <w:rPr>
+        <w:rFonts w:ascii="Wingdings" w:hAnsi="Wingdings" w:cs="Wingdings" w:hint="default"/>
+      </w:rPr>
+    </w:lvl>
+    <w:lvl w:ilvl="3">
+      <w:numFmt w:val="bullet"/>
+      <w:lvlText w:val=""/>
+      <w:lvlJc w:val="left"/>
+      <w:pPr>
+        <w:ind w:left="2880" w:hanging="360"/>
+      </w:pPr>
+      <w:rPr>
+        <w:rFonts w:ascii="Symbol" w:hAnsi="Symbol" w:cs="Symbol" w:hint="default"/>
+      </w:rPr>
+    </w:lvl>
+    <w:lvl w:ilvl="4">
+      <w:numFmt w:val="bullet"/>
+      <w:lvlText w:val="o"/>
+      <w:lvlJc w:val="left"/>
+      <w:pPr>
+        <w:ind w:left="3600" w:hanging="360"/>
+      </w:pPr>
+      <w:rPr>
+        <w:rFonts w:ascii="Courier New" w:hAnsi="Courier New" w:cs="Courier New" w:hint="default"/>
+      </w:rPr>
+    </w:lvl>
+    <w:lvl w:ilvl="5">
+      <w:numFmt w:val="bullet"/>
+      <w:lvlText w:val=""/>
+      <w:lvlJc w:val="left"/>
+      <w:pPr>
+        <w:ind w:left="4320" w:hanging="360"/>
+      </w:pPr>
+      <w:rPr>
+        <w:rFonts w:ascii="Wingdings" w:hAnsi="Wingdings" w:cs="Wingdings" w:hint="default"/>
+      </w:rPr>
+    </w:lvl>
+    <w:lvl w:ilvl="6">
+      <w:numFmt w:val="bullet"/>
+      <w:lvlText w:val=""/>
+      <w:lvlJc w:val="left"/>
+      <w:pPr>
+        <w:ind w:left="5040" w:hanging="360"/>
+      </w:pPr>
+      <w:rPr>
+        <w:rFonts w:ascii="Symbol" w:hAnsi="Symbol" w:cs="Symbol" w:hint="default"/>
+      </w:rPr>
+    </w:lvl>
+    <w:lvl w:ilvl="7">
+      <w:numFmt w:val="bullet"/>
+      <w:lvlText w:val="o"/>
+      <w:lvlJc w:val="left"/>
+      <w:pPr>
+        <w:ind w:left="5760" w:hanging="360"/>
+      </w:pPr>
+      <w:rPr>
+        <w:rFonts w:ascii="Courier New" w:hAnsi="Courier New" w:cs="Courier New" w:hint="default"/>
+      </w:rPr>
+    </w:lvl>
+    <w:lvl w:ilvl="8">
+      <w:numFmt w:val="bullet"/>
+      <w:lvlText w:val=""/>
+      <w:lvlJc w:val="left"/>
+      <w:pPr>
+        <w:ind w:left="6480" w:hanging="360"/>
+      </w:pPr>
+      <w:rPr>
+        <w:rFonts w:ascii="Wingdings" w:hAnsi="Wingdings" w:cs="Wingdings" w:hint="default"/>
+      </w:rPr>
+    </w:lvl>
+  </w:abstractNum>
+  <w:abstractNum w:abstractNumId="99411">
+    <w:nsid w:val="00A99411"/>
+    <w:multiLevelType w:val="multilevel"/>
+    <w:lvl w:ilvl="0">
+      <w:start w:val="1"/>
+      <w:numFmt w:val="decimal"/>
+      <w:lvlText w:val="%1."/>
+      <w:lvlJc w:val="left"/>
+      <w:pPr>
+        <w:ind w:left="720" w:hanging="360"/>
+      </w:pPr>
+    </w:lvl>
+    <w:lvl w:ilvl="1">
+      <w:start w:val="1"/>
+      <w:numFmt w:val="decimal"/>
+      <w:lvlText w:val="%2."/>
+      <w:lvlJc w:val="left"/>
+      <w:pPr>
+        <w:ind w:left="1440" w:hanging="360"/>
+      </w:pPr>
+    </w:lvl>
+    <w:lvl w:ilvl="2">
+      <w:start w:val="1"/>
+      <w:numFmt w:val="decimal"/>
+      <w:lvlText w:val="%3."/>
+      <w:lvlJc w:val="left"/>
+      <w:pPr>
+        <w:ind w:left="2160" w:hanging="360"/>
+      </w:pPr>
+    </w:lvl>
+    <w:lvl w:ilvl="3">
+      <w:start w:val="1"/>
+      <w:numFmt w:val="decimal"/>
+      <w:lvlText w:val="%4."/>
+      <w:lvlJc w:val="left"/>
+      <w:pPr>
+        <w:ind w:left="2880" w:hanging="360"/>
+      </w:pPr>
+    </w:lvl>
+    <w:lvl w:ilvl="4">
+      <w:start w:val="1"/>
+      <w:numFmt w:val="decimal"/>
+      <w:lvlText w:val="%5."/>
+      <w:lvlJc w:val="left"/>
+      <w:pPr>
+        <w:ind w:left="3600" w:hanging="360"/>
+      </w:pPr>
+    </w:lvl>
+    <w:lvl w:ilvl="5">
+      <w:start w:val="1"/>
+      <w:numFmt w:val="decimal"/>
+      <w:lvlText w:val="%6."/>
+      <w:lvlJc w:val="left"/>
+      <w:pPr>
+        <w:ind w:left="4320" w:hanging="360"/>
+      </w:pPr>
+    </w:lvl>
+    <w:lvl w:ilvl="6">
+      <w:start w:val="1"/>
+      <w:numFmt w:val="decimal"/>
+      <w:lvlText w:val="%7."/>
+      <w:lvlJc w:val="left"/>
+      <w:pPr>
+        <w:ind w:left="5040" w:hanging="360"/>
+      </w:pPr>
+    </w:lvl>
+    <w:lvl w:ilvl="7">
+      <w:start w:val="1"/>
+      <w:numFmt w:val="decimal"/>
+      <w:lvlText w:val="%8."/>
+      <w:lvlJc w:val="left"/>
+      <w:pPr>
+        <w:ind w:left="5760" w:hanging="360"/>
+      </w:pPr>
+    </w:lvl>
+    <w:lvl w:ilvl="8">
+      <w:start w:val="1"/>
+      <w:numFmt w:val="decimal"/>
+      <w:lvlText w:val="%9."/>
+      <w:lvlJc w:val="left"/>
+      <w:pPr>
+        <w:ind w:left="6480" w:hanging="360"/>
+      </w:pPr>
+    </w:lvl>
+  </w:abstractNum>
   <w:num w:numId="1000">
     <w:abstractNumId w:val="990"/>
+  </w:num>
+  <w:num w:numId="1001">
+    <w:abstractNumId w:val="991"/>
+  </w:num>
+  <w:num w:numId="1002">
+    <w:abstractNumId w:val="991"/>
+  </w:num>
+  <w:num w:numId="1003">
+    <w:abstractNumId w:val="991"/>
+  </w:num>
+  <w:num w:numId="1004">
+    <w:abstractNumId w:val="991"/>
+  </w:num>
+  <w:num w:numId="1005">
+    <w:abstractNumId w:val="991"/>
+  </w:num>
+  <w:num w:numId="1006">
+    <w:abstractNumId w:val="99411"/>
+    <w:lvlOverride w:ilvl="0">
+      <w:startOverride w:val="1"/>
+    </w:lvlOverride>
+    <w:lvlOverride w:ilvl="1">
+      <w:startOverride w:val="1"/>
+    </w:lvlOverride>
+    <w:lvlOverride w:ilvl="2">
+      <w:startOverride w:val="1"/>
+    </w:lvlOverride>
+    <w:lvlOverride w:ilvl="3">
+      <w:startOverride w:val="1"/>
+    </w:lvlOverride>
+    <w:lvlOverride w:ilvl="4">
+      <w:startOverride w:val="1"/>
+    </w:lvlOverride>
+    <w:lvlOverride w:ilvl="5">
+      <w:startOverride w:val="1"/>
+    </w:lvlOverride>
+    <w:lvlOverride w:ilvl="6">
+      <w:startOverride w:val="1"/>
+    </w:lvlOverride>
+    <w:lvlOverride w:ilvl="7">
+      <w:startOverride w:val="1"/>
+    </w:lvlOverride>
+    <w:lvlOverride w:ilvl="8">
+      <w:startOverride w:val="1"/>
+    </w:lvlOverride>
+  </w:num>
+  <w:num w:numId="1007">
+    <w:abstractNumId w:val="991"/>
+  </w:num>
+  <w:num w:numId="1008">
+    <w:abstractNumId w:val="991"/>
+  </w:num>
+  <w:num w:numId="1009">
+    <w:abstractNumId w:val="991"/>
+  </w:num>
+  <w:num w:numId="1010">
+    <w:abstractNumId w:val="991"/>
+  </w:num>
+  <w:num w:numId="1011">
+    <w:abstractNumId w:val="991"/>
+  </w:num>
+  <w:num w:numId="1012">
+    <w:abstractNumId w:val="991"/>
+  </w:num>
+  <w:num w:numId="1013">
+    <w:abstractNumId w:val="991"/>
+  </w:num>
+  <w:num w:numId="1014">
+    <w:abstractNumId w:val="991"/>
+  </w:num>
+  <w:num w:numId="1015">
+    <w:abstractNumId w:val="991"/>
+  </w:num>
+  <w:num w:numId="1016">
+    <w:abstractNumId w:val="991"/>
+  </w:num>
+  <w:num w:numId="1017">
+    <w:abstractNumId w:val="991"/>
+  </w:num>
+  <w:num w:numId="1018">
+    <w:abstractNumId w:val="991"/>
+  </w:num>
+  <w:num w:numId="1019">
+    <w:abstractNumId w:val="991"/>
+  </w:num>
+  <w:num w:numId="1020">
+    <w:abstractNumId w:val="991"/>
+  </w:num>
+  <w:num w:numId="1021">
+    <w:abstractNumId w:val="991"/>
+  </w:num>
+  <w:num w:numId="1022">
+    <w:abstractNumId w:val="991"/>
+  </w:num>
+  <w:num w:numId="1023">
+    <w:abstractNumId w:val="991"/>
+  </w:num>
+  <w:num w:numId="1024">
+    <w:abstractNumId w:val="991"/>
+  </w:num>
+  <w:num w:numId="1025">
+    <w:abstractNumId w:val="991"/>
+  </w:num>
+  <w:num w:numId="1026">
+    <w:abstractNumId w:val="991"/>
+  </w:num>
+  <w:num w:numId="1027">
+    <w:abstractNumId w:val="991"/>
+  </w:num>
+  <w:num w:numId="1028">
+    <w:abstractNumId w:val="991"/>
+  </w:num>
+  <w:num w:numId="1029">
+    <w:abstractNumId w:val="991"/>
+  </w:num>
+  <w:num w:numId="1030">
+    <w:abstractNumId w:val="991"/>
+  </w:num>
+  <w:num w:numId="1031">
+    <w:abstractNumId w:val="991"/>
+  </w:num>
+  <w:num w:numId="1032">
+    <w:abstractNumId w:val="991"/>
+  </w:num>
+  <w:num w:numId="1033">
+    <w:abstractNumId w:val="991"/>
+  </w:num>
+  <w:num w:numId="1034">
+    <w:abstractNumId w:val="991"/>
+  </w:num>
+  <w:num w:numId="1035">
+    <w:abstractNumId w:val="991"/>
+  </w:num>
+  <w:num w:numId="1036">
+    <w:abstractNumId w:val="99411"/>
+    <w:lvlOverride w:ilvl="0">
+      <w:startOverride w:val="1"/>
+    </w:lvlOverride>
+    <w:lvlOverride w:ilvl="1">
+      <w:startOverride w:val="1"/>
+    </w:lvlOverride>
+    <w:lvlOverride w:ilvl="2">
+      <w:startOverride w:val="1"/>
+    </w:lvlOverride>
+    <w:lvlOverride w:ilvl="3">
+      <w:startOverride w:val="1"/>
+    </w:lvlOverride>
+    <w:lvlOverride w:ilvl="4">
+      <w:startOverride w:val="1"/>
+    </w:lvlOverride>
+    <w:lvlOverride w:ilvl="5">
+      <w:startOverride w:val="1"/>
+    </w:lvlOverride>
+    <w:lvlOverride w:ilvl="6">
+      <w:startOverride w:val="1"/>
+    </w:lvlOverride>
+    <w:lvlOverride w:ilvl="7">
+      <w:startOverride w:val="1"/>
+    </w:lvlOverride>
+    <w:lvlOverride w:ilvl="8">
+      <w:startOverride w:val="1"/>
+    </w:lvlOverride>
+  </w:num>
+  <w:num w:numId="1037">
+    <w:abstractNumId w:val="991"/>
+  </w:num>
+  <w:num w:numId="1038">
+    <w:abstractNumId w:val="991"/>
+  </w:num>
+  <w:num w:numId="1039">
+    <w:abstractNumId w:val="991"/>
+  </w:num>
+  <w:num w:numId="1040">
+    <w:abstractNumId w:val="991"/>
+  </w:num>
+  <w:num w:numId="1041">
+    <w:abstractNumId w:val="991"/>
+  </w:num>
+  <w:num w:numId="1042">
+    <w:abstractNumId w:val="991"/>
+  </w:num>
+  <w:num w:numId="1043">
+    <w:abstractNumId w:val="991"/>
+  </w:num>
+  <w:num w:numId="1044">
+    <w:abstractNumId w:val="991"/>
+  </w:num>
+  <w:num w:numId="1045">
+    <w:abstractNumId w:val="991"/>
+  </w:num>
+  <w:num w:numId="1046">
+    <w:abstractNumId w:val="991"/>
+  </w:num>
+  <w:num w:numId="1047">
+    <w:abstractNumId w:val="991"/>
+  </w:num>
+  <w:num w:numId="1048">
+    <w:abstractNumId w:val="991"/>
+  </w:num>
+  <w:num w:numId="1049">
+    <w:abstractNumId w:val="991"/>
   </w:num>
 </w:numbering>
 </file>
